--- a/Manuel_LIM_final_mise_en_page.docx
+++ b/Manuel_LIM_final_mise_en_page.docx
@@ -1361,7 +1361,7 @@
                 <w:noProof/>
                 <w:webHidden/>
               </w:rPr>
-              <w:t>10</w:t>
+              <w:t>9</w:t>
             </w:r>
             <w:r>
               <w:rPr>
@@ -1708,7 +1708,7 @@
                 <w:noProof/>
                 <w:webHidden/>
               </w:rPr>
-              <w:t>12</w:t>
+              <w:t>13</w:t>
             </w:r>
             <w:r>
               <w:rPr>
@@ -1918,7 +1918,7 @@
                 <w:noProof/>
                 <w:webHidden/>
               </w:rPr>
-              <w:t>13</w:t>
+              <w:t>14</w:t>
             </w:r>
             <w:r>
               <w:rPr>

--- a/Manuel_LIM_final_mise_en_page.docx
+++ b/Manuel_LIM_final_mise_en_page.docx
@@ -193,10 +193,10 @@
           <w:sz w:val="24"/>
         </w:rPr>
         <w:drawing>
-          <wp:inline distT="0" distB="0" distL="0" distR="0" wp14:anchorId="6F14ACAE" wp14:editId="21083C64">
-            <wp:extent cx="3162300" cy="3104977"/>
-            <wp:effectExtent l="0" t="0" r="0" b="635"/>
-            <wp:docPr id="593647281" name="Image 1" descr="Une image contenant texte, capture d’écran, Police, cercle&#10;&#10;Le contenu généré par l’IA peut être incorrect."/>
+          <wp:inline distT="0" distB="0" distL="0" distR="0" wp14:anchorId="6F14ACAE" wp14:editId="37D9E7E1">
+            <wp:extent cx="3116688" cy="3116688"/>
+            <wp:effectExtent l="0" t="0" r="7620" b="7620"/>
+            <wp:docPr id="593647281" name="Image 1"/>
             <wp:cNvGraphicFramePr>
               <a:graphicFrameLocks xmlns:a="http://schemas.openxmlformats.org/drawingml/2006/main" noChangeAspect="1"/>
             </wp:cNvGraphicFramePr>
@@ -204,7 +204,7 @@
               <a:graphicData uri="http://schemas.openxmlformats.org/drawingml/2006/picture">
                 <pic:pic xmlns:pic="http://schemas.openxmlformats.org/drawingml/2006/picture">
                   <pic:nvPicPr>
-                    <pic:cNvPr id="593647281" name="Image 1" descr="Une image contenant texte, capture d’écran, Police, cercle&#10;&#10;Le contenu généré par l’IA peut être incorrect."/>
+                    <pic:cNvPr id="593647281" name="Image 1"/>
                     <pic:cNvPicPr>
                       <a:picLocks noChangeAspect="1" noChangeArrowheads="1"/>
                     </pic:cNvPicPr>
@@ -217,7 +217,6 @@
                         </a:ext>
                       </a:extLst>
                     </a:blip>
-                    <a:srcRect/>
                     <a:stretch>
                       <a:fillRect/>
                     </a:stretch>
@@ -225,7 +224,7 @@
                   <pic:spPr bwMode="auto">
                     <a:xfrm>
                       <a:off x="0" y="0"/>
-                      <a:ext cx="3174227" cy="3116688"/>
+                      <a:ext cx="3116688" cy="3116688"/>
                     </a:xfrm>
                     <a:prstGeom prst="rect">
                       <a:avLst/>
@@ -8275,13 +8274,7 @@
         <w:rPr>
           <w:rStyle w:val="Accentuationintense"/>
         </w:rPr>
-        <w:t xml:space="preserve"> : </w:t>
-      </w:r>
-      <w:r>
-        <w:rPr>
-          <w:rStyle w:val="Accentuationintense"/>
-        </w:rPr>
-        <w:t>Gestion de la double parité</w:t>
+        <w:t> : Gestion de la double parité</w:t>
       </w:r>
     </w:p>
     <w:p>
@@ -9552,68 +9545,6 @@
           <w:sz w:val="24"/>
         </w:rPr>
       </w:pPr>
-      <w:r>
-        <w:rPr>
-          <w:rFonts w:ascii="Calibri" w:hAnsi="Calibri"/>
-          <w:noProof/>
-          <w:sz w:val="24"/>
-        </w:rPr>
-        <w:drawing>
-          <wp:anchor distT="0" distB="0" distL="114300" distR="114300" simplePos="0" relativeHeight="251658240" behindDoc="0" locked="0" layoutInCell="1" allowOverlap="1" wp14:anchorId="025A1651" wp14:editId="3419C27D">
-            <wp:simplePos x="0" y="0"/>
-            <wp:positionH relativeFrom="column">
-              <wp:posOffset>4276090</wp:posOffset>
-            </wp:positionH>
-            <wp:positionV relativeFrom="paragraph">
-              <wp:posOffset>10160</wp:posOffset>
-            </wp:positionV>
-            <wp:extent cx="298450" cy="214630"/>
-            <wp:effectExtent l="0" t="0" r="6350" b="0"/>
-            <wp:wrapNone/>
-            <wp:docPr id="372003884" name="Image 1"/>
-            <wp:cNvGraphicFramePr>
-              <a:graphicFrameLocks xmlns:a="http://schemas.openxmlformats.org/drawingml/2006/main" noChangeAspect="1"/>
-            </wp:cNvGraphicFramePr>
-            <a:graphic xmlns:a="http://schemas.openxmlformats.org/drawingml/2006/main">
-              <a:graphicData uri="http://schemas.openxmlformats.org/drawingml/2006/picture">
-                <pic:pic xmlns:pic="http://schemas.openxmlformats.org/drawingml/2006/picture">
-                  <pic:nvPicPr>
-                    <pic:cNvPr id="372003884" name=""/>
-                    <pic:cNvPicPr/>
-                  </pic:nvPicPr>
-                  <pic:blipFill>
-                    <a:blip r:embed="rId16">
-                      <a:extLst>
-                        <a:ext uri="{28A0092B-C50C-407E-A947-70E740481C1C}">
-                          <a14:useLocalDpi xmlns:a14="http://schemas.microsoft.com/office/drawing/2010/main" val="0"/>
-                        </a:ext>
-                      </a:extLst>
-                    </a:blip>
-                    <a:stretch>
-                      <a:fillRect/>
-                    </a:stretch>
-                  </pic:blipFill>
-                  <pic:spPr>
-                    <a:xfrm>
-                      <a:off x="0" y="0"/>
-                      <a:ext cx="298450" cy="214630"/>
-                    </a:xfrm>
-                    <a:prstGeom prst="rect">
-                      <a:avLst/>
-                    </a:prstGeom>
-                  </pic:spPr>
-                </pic:pic>
-              </a:graphicData>
-            </a:graphic>
-            <wp14:sizeRelH relativeFrom="margin">
-              <wp14:pctWidth>0</wp14:pctWidth>
-            </wp14:sizeRelH>
-            <wp14:sizeRelV relativeFrom="margin">
-              <wp14:pctHeight>0</wp14:pctHeight>
-            </wp14:sizeRelV>
-          </wp:anchor>
-        </w:drawing>
-      </w:r>
       <w:proofErr w:type="gramStart"/>
       <w:r>
         <w:rPr>
@@ -9628,7 +9559,35 @@
           <w:rFonts w:ascii="Calibri" w:hAnsi="Calibri"/>
           <w:sz w:val="24"/>
         </w:rPr>
-        <w:t xml:space="preserve"> le bouton lecture situé dans la barre supérieure ;</w:t>
+        <w:t xml:space="preserve"> le bouton lecture situé dans la barre supérieure</w:t>
+      </w:r>
+      <w:r>
+        <w:rPr>
+          <w:rFonts w:ascii="Calibri" w:hAnsi="Calibri"/>
+          <w:sz w:val="24"/>
+        </w:rPr>
+        <w:t>. L</w:t>
+      </w:r>
+      <w:r>
+        <w:rPr>
+          <w:rFonts w:ascii="Calibri" w:hAnsi="Calibri"/>
+          <w:sz w:val="24"/>
+        </w:rPr>
+        <w:t xml:space="preserve">'application entre automatiquement en mode standby sur la première ligne du parcours </w:t>
+      </w:r>
+      <w:r>
+        <w:rPr>
+          <w:rFonts w:ascii="Calibri" w:hAnsi="Calibri"/>
+          <w:sz w:val="24"/>
+        </w:rPr>
+        <w:t>L</w:t>
+      </w:r>
+      <w:r>
+        <w:rPr>
+          <w:rFonts w:ascii="Calibri" w:hAnsi="Calibri"/>
+          <w:sz w:val="24"/>
+        </w:rPr>
+        <w:t>a ligne est sélectionnée et clignote en rouge, le bouton lecture devient orange.</w:t>
       </w:r>
     </w:p>
     <w:p>
@@ -9647,64 +9606,30 @@
       <w:r>
         <w:rPr>
           <w:rFonts w:ascii="Calibri" w:hAnsi="Calibri"/>
-          <w:noProof/>
-          <w:sz w:val="24"/>
-        </w:rPr>
-        <w:drawing>
-          <wp:anchor distT="0" distB="0" distL="114300" distR="114300" simplePos="0" relativeHeight="251659264" behindDoc="0" locked="0" layoutInCell="1" allowOverlap="1" wp14:anchorId="5A70DFD0" wp14:editId="37B3860A">
-            <wp:simplePos x="0" y="0"/>
-            <wp:positionH relativeFrom="column">
-              <wp:posOffset>4689475</wp:posOffset>
-            </wp:positionH>
-            <wp:positionV relativeFrom="paragraph">
-              <wp:posOffset>5080</wp:posOffset>
-            </wp:positionV>
-            <wp:extent cx="301905" cy="206062"/>
-            <wp:effectExtent l="0" t="0" r="3175" b="3810"/>
-            <wp:wrapNone/>
-            <wp:docPr id="2032195051" name="Image 1"/>
-            <wp:cNvGraphicFramePr>
-              <a:graphicFrameLocks xmlns:a="http://schemas.openxmlformats.org/drawingml/2006/main" noChangeAspect="1"/>
-            </wp:cNvGraphicFramePr>
-            <a:graphic xmlns:a="http://schemas.openxmlformats.org/drawingml/2006/main">
-              <a:graphicData uri="http://schemas.openxmlformats.org/drawingml/2006/picture">
-                <pic:pic xmlns:pic="http://schemas.openxmlformats.org/drawingml/2006/picture">
-                  <pic:nvPicPr>
-                    <pic:cNvPr id="2032195051" name=""/>
-                    <pic:cNvPicPr/>
-                  </pic:nvPicPr>
-                  <pic:blipFill>
-                    <a:blip r:embed="rId17">
-                      <a:extLst>
-                        <a:ext uri="{28A0092B-C50C-407E-A947-70E740481C1C}">
-                          <a14:useLocalDpi xmlns:a14="http://schemas.microsoft.com/office/drawing/2010/main" val="0"/>
-                        </a:ext>
-                      </a:extLst>
-                    </a:blip>
-                    <a:stretch>
-                      <a:fillRect/>
-                    </a:stretch>
-                  </pic:blipFill>
-                  <pic:spPr>
-                    <a:xfrm>
-                      <a:off x="0" y="0"/>
-                      <a:ext cx="301905" cy="206062"/>
-                    </a:xfrm>
-                    <a:prstGeom prst="rect">
-                      <a:avLst/>
-                    </a:prstGeom>
-                  </pic:spPr>
-                </pic:pic>
-              </a:graphicData>
-            </a:graphic>
-            <wp14:sizeRelH relativeFrom="margin">
-              <wp14:pctWidth>0</wp14:pctWidth>
-            </wp14:sizeRelH>
-            <wp14:sizeRelV relativeFrom="margin">
-              <wp14:pctHeight>0</wp14:pctHeight>
-            </wp14:sizeRelV>
-          </wp:anchor>
-        </w:drawing>
+          <w:sz w:val="24"/>
+        </w:rPr>
+        <w:t xml:space="preserve">  Pour démarrer le défilement, toucher la ligne sélectionnée (clignotante) dans la fiche train. Le bouton indicateur redevient alors vert.</w:t>
+      </w:r>
+    </w:p>
+    <w:p>
+      <w:pPr>
+        <w:pStyle w:val="Textebrut"/>
+        <w:numPr>
+          <w:ilvl w:val="2"/>
+          <w:numId w:val="38"/>
+        </w:numPr>
+        <w:jc w:val="both"/>
+        <w:rPr>
+          <w:rFonts w:ascii="Calibri" w:hAnsi="Calibri"/>
+          <w:sz w:val="24"/>
+        </w:rPr>
+      </w:pPr>
+      <w:r>
+        <w:rPr>
+          <w:rFonts w:ascii="Calibri" w:hAnsi="Calibri"/>
+          <w:sz w:val="24"/>
+        </w:rPr>
+        <w:t xml:space="preserve">  Une fois le parcours lancé, le bouton lecture reste visible mais n'est plus cliquable. Il sert uniquement d'indicateur </w:t>
       </w:r>
       <w:proofErr w:type="gramStart"/>
       <w:r>
@@ -9712,15 +9637,31 @@
           <w:rFonts w:ascii="Calibri" w:hAnsi="Calibri"/>
           <w:sz w:val="24"/>
         </w:rPr>
-        <w:t>le</w:t>
-      </w:r>
+        <w:t>d'</w:t>
+      </w:r>
+      <w:proofErr w:type="spellStart"/>
+      <w:r>
+        <w:rPr>
+          <w:rFonts w:ascii="Calibri" w:hAnsi="Calibri"/>
+          <w:sz w:val="24"/>
+        </w:rPr>
+        <w:t>état.</w:t>
+      </w:r>
+      <w:r>
+        <w:rPr>
+          <w:rFonts w:ascii="Calibri" w:hAnsi="Calibri"/>
+          <w:sz w:val="24"/>
+        </w:rPr>
+        <w:t>devient</w:t>
+      </w:r>
+      <w:proofErr w:type="spellEnd"/>
       <w:proofErr w:type="gramEnd"/>
       <w:r>
         <w:rPr>
           <w:rFonts w:ascii="Calibri" w:hAnsi="Calibri"/>
           <w:sz w:val="24"/>
         </w:rPr>
-        <w:t xml:space="preserve"> bouton devient vert, indiquant que le mode conduite est actif.</w:t>
+        <w:t xml:space="preserve"> vert, indiquant que le mode conduite est actif.</w:t>
       </w:r>
     </w:p>
     <w:p>
@@ -9749,6 +9690,16 @@
         </w:rPr>
         <w:t>L’activation du mode conduite déclenche le défilement automatique de la fiche train.</w:t>
       </w:r>
+    </w:p>
+    <w:p>
+      <w:pPr>
+        <w:pStyle w:val="Textebrut"/>
+        <w:jc w:val="both"/>
+        <w:rPr>
+          <w:rFonts w:ascii="Calibri" w:hAnsi="Calibri"/>
+          <w:sz w:val="24"/>
+        </w:rPr>
+      </w:pPr>
     </w:p>
     <w:p>
       <w:pPr>
@@ -9831,7 +9782,7 @@
                     <pic:cNvPicPr/>
                   </pic:nvPicPr>
                   <pic:blipFill>
-                    <a:blip r:embed="rId18"/>
+                    <a:blip r:embed="rId16"/>
                     <a:stretch>
                       <a:fillRect/>
                     </a:stretch>
@@ -9901,7 +9852,7 @@
                     <pic:cNvPicPr/>
                   </pic:nvPicPr>
                   <pic:blipFill>
-                    <a:blip r:embed="rId19"/>
+                    <a:blip r:embed="rId17"/>
                     <a:stretch>
                       <a:fillRect/>
                     </a:stretch>
@@ -9979,7 +9930,7 @@
                     <pic:cNvPicPr/>
                   </pic:nvPicPr>
                   <pic:blipFill rotWithShape="1">
-                    <a:blip r:embed="rId20"/>
+                    <a:blip r:embed="rId18"/>
                     <a:srcRect l="17254" t="23002" r="17120" b="23602"/>
                     <a:stretch>
                       <a:fillRect/>
@@ -10200,21 +10151,12 @@
           <w:sz w:val="24"/>
         </w:rPr>
       </w:pPr>
-    </w:p>
-    <w:p>
-      <w:pPr>
-        <w:pStyle w:val="Textebrut"/>
-        <w:jc w:val="both"/>
-        <w:rPr>
-          <w:rFonts w:ascii="Calibri" w:hAnsi="Calibri"/>
-          <w:sz w:val="24"/>
-        </w:rPr>
-      </w:pPr>
-      <w:r>
-        <w:rPr>
-          <w:rFonts w:ascii="Calibri" w:hAnsi="Calibri"/>
-          <w:sz w:val="24"/>
-        </w:rPr>
+      <w:r>
+        <w:rPr>
+          <w:rFonts w:ascii="Calibri" w:hAnsi="Calibri"/>
+          <w:sz w:val="24"/>
+        </w:rPr>
+        <w:lastRenderedPageBreak/>
         <w:t>Les états principaux sont les suivants :</w:t>
       </w:r>
     </w:p>
@@ -10253,7 +10195,7 @@
                     <pic:cNvPicPr/>
                   </pic:nvPicPr>
                   <pic:blipFill>
-                    <a:blip r:embed="rId21"/>
+                    <a:blip r:embed="rId19"/>
                     <a:stretch>
                       <a:fillRect/>
                     </a:stretch>
@@ -10323,7 +10265,7 @@
                     <pic:cNvPicPr/>
                   </pic:nvPicPr>
                   <pic:blipFill>
-                    <a:blip r:embed="rId22"/>
+                    <a:blip r:embed="rId20"/>
                     <a:stretch>
                       <a:fillRect/>
                     </a:stretch>
@@ -10393,7 +10335,7 @@
                     <pic:cNvPicPr/>
                   </pic:nvPicPr>
                   <pic:blipFill>
-                    <a:blip r:embed="rId23"/>
+                    <a:blip r:embed="rId21"/>
                     <a:stretch>
                       <a:fillRect/>
                     </a:stretch>
@@ -10452,7 +10394,6 @@
           <w:rFonts w:ascii="Calibri" w:hAnsi="Calibri"/>
           <w:sz w:val="24"/>
         </w:rPr>
-        <w:lastRenderedPageBreak/>
         <w:t xml:space="preserve">Lorsque le GPS est exploitable, l’application privilégie le suivi GPS. </w:t>
       </w:r>
     </w:p>
@@ -10901,7 +10842,7 @@
                     <pic:cNvPicPr/>
                   </pic:nvPicPr>
                   <pic:blipFill rotWithShape="1">
-                    <a:blip r:embed="rId20"/>
+                    <a:blip r:embed="rId18"/>
                     <a:srcRect l="17721" t="18862" r="16551" b="20975"/>
                     <a:stretch>
                       <a:fillRect/>
@@ -11132,7 +11073,7 @@
                     <pic:cNvPicPr/>
                   </pic:nvPicPr>
                   <pic:blipFill>
-                    <a:blip r:embed="rId24"/>
+                    <a:blip r:embed="rId22"/>
                     <a:stretch>
                       <a:fillRect/>
                     </a:stretch>
@@ -11271,7 +11212,7 @@
                     <pic:cNvPicPr/>
                   </pic:nvPicPr>
                   <pic:blipFill>
-                    <a:blip r:embed="rId25"/>
+                    <a:blip r:embed="rId23"/>
                     <a:stretch>
                       <a:fillRect/>
                     </a:stretch>
@@ -11489,7 +11430,7 @@
                     <pic:cNvPicPr/>
                   </pic:nvPicPr>
                   <pic:blipFill>
-                    <a:blip r:embed="rId26" cstate="print">
+                    <a:blip r:embed="rId24" cstate="print">
                       <a:extLst>
                         <a:ext uri="{28A0092B-C50C-407E-A947-70E740481C1C}">
                           <a14:useLocalDpi xmlns:a14="http://schemas.microsoft.com/office/drawing/2010/main" val="0"/>
@@ -11597,7 +11538,7 @@
                     <pic:cNvPicPr/>
                   </pic:nvPicPr>
                   <pic:blipFill>
-                    <a:blip r:embed="rId27" cstate="print">
+                    <a:blip r:embed="rId25" cstate="print">
                       <a:extLst>
                         <a:ext uri="{28A0092B-C50C-407E-A947-70E740481C1C}">
                           <a14:useLocalDpi xmlns:a14="http://schemas.microsoft.com/office/drawing/2010/main" val="0"/>
@@ -11630,7 +11571,7 @@
           <w:sz w:val="24"/>
         </w:rPr>
         <w:drawing>
-          <wp:anchor distT="0" distB="0" distL="114300" distR="114300" simplePos="0" relativeHeight="251663360" behindDoc="0" locked="0" layoutInCell="1" allowOverlap="1" wp14:anchorId="0E0D3AE5" wp14:editId="58034D38">
+          <wp:anchor distT="0" distB="0" distL="114300" distR="114300" simplePos="0" relativeHeight="251663360" behindDoc="0" locked="0" layoutInCell="1" allowOverlap="1" wp14:anchorId="0E0D3AE5" wp14:editId="1226DB6C">
             <wp:simplePos x="0" y="0"/>
             <wp:positionH relativeFrom="column">
               <wp:posOffset>3001433</wp:posOffset>
@@ -11653,7 +11594,7 @@
                     <pic:cNvPicPr/>
                   </pic:nvPicPr>
                   <pic:blipFill>
-                    <a:blip r:embed="rId19" cstate="print">
+                    <a:blip r:embed="rId17" cstate="print">
                       <a:extLst>
                         <a:ext uri="{28A0092B-C50C-407E-A947-70E740481C1C}">
                           <a14:useLocalDpi xmlns:a14="http://schemas.microsoft.com/office/drawing/2010/main" val="0"/>
@@ -12085,7 +12026,7 @@
                     <pic:cNvPicPr/>
                   </pic:nvPicPr>
                   <pic:blipFill>
-                    <a:blip r:embed="rId28"/>
+                    <a:blip r:embed="rId26"/>
                     <a:stretch>
                       <a:fillRect/>
                     </a:stretch>
@@ -12136,7 +12077,7 @@
           <w:sz w:val="24"/>
         </w:rPr>
         <w:drawing>
-          <wp:anchor distT="0" distB="0" distL="114300" distR="114300" simplePos="0" relativeHeight="251666432" behindDoc="0" locked="0" layoutInCell="1" allowOverlap="1" wp14:anchorId="7F6D1FB8" wp14:editId="224C2025">
+          <wp:anchor distT="0" distB="0" distL="114300" distR="114300" simplePos="0" relativeHeight="251666432" behindDoc="0" locked="0" layoutInCell="1" allowOverlap="1" wp14:anchorId="7F6D1FB8" wp14:editId="6CF8717E">
             <wp:simplePos x="0" y="0"/>
             <wp:positionH relativeFrom="column">
               <wp:posOffset>3324098</wp:posOffset>
@@ -12159,7 +12100,7 @@
                     <pic:cNvPicPr/>
                   </pic:nvPicPr>
                   <pic:blipFill>
-                    <a:blip r:embed="rId29" cstate="print">
+                    <a:blip r:embed="rId27" cstate="print">
                       <a:extLst>
                         <a:ext uri="{28A0092B-C50C-407E-A947-70E740481C1C}">
                           <a14:useLocalDpi xmlns:a14="http://schemas.microsoft.com/office/drawing/2010/main" val="0"/>
@@ -12235,7 +12176,7 @@
                     <pic:cNvPicPr/>
                   </pic:nvPicPr>
                   <pic:blipFill>
-                    <a:blip r:embed="rId30" cstate="print">
+                    <a:blip r:embed="rId28" cstate="print">
                       <a:extLst>
                         <a:ext uri="{28A0092B-C50C-407E-A947-70E740481C1C}">
                           <a14:useLocalDpi xmlns:a14="http://schemas.microsoft.com/office/drawing/2010/main" val="0"/>
@@ -12402,169 +12343,61 @@
         <w:pStyle w:val="Textebrut"/>
         <w:numPr>
           <w:ilvl w:val="0"/>
-          <w:numId w:val="3"/>
+          <w:numId w:val="43"/>
         </w:numPr>
         <w:jc w:val="both"/>
         <w:rPr>
           <w:rFonts w:ascii="Calibri" w:hAnsi="Calibri"/>
-          <w:sz w:val="24"/>
-        </w:rPr>
-      </w:pPr>
-      <w:r>
-        <w:rPr>
-          <w:rFonts w:ascii="Calibri" w:hAnsi="Calibri"/>
           <w:noProof/>
           <w:sz w:val="24"/>
         </w:rPr>
-        <w:drawing>
-          <wp:anchor distT="0" distB="0" distL="114300" distR="114300" simplePos="0" relativeHeight="251668480" behindDoc="0" locked="0" layoutInCell="1" allowOverlap="1" wp14:anchorId="6B8E97BB" wp14:editId="021F26AE">
-            <wp:simplePos x="0" y="0"/>
-            <wp:positionH relativeFrom="column">
-              <wp:posOffset>4337473</wp:posOffset>
-            </wp:positionH>
-            <wp:positionV relativeFrom="paragraph">
-              <wp:posOffset>2117</wp:posOffset>
-            </wp:positionV>
-            <wp:extent cx="251460" cy="209550"/>
-            <wp:effectExtent l="0" t="0" r="0" b="0"/>
-            <wp:wrapNone/>
-            <wp:docPr id="364242484" name="Image 1"/>
-            <wp:cNvGraphicFramePr>
-              <a:graphicFrameLocks xmlns:a="http://schemas.openxmlformats.org/drawingml/2006/main" noChangeAspect="1"/>
-            </wp:cNvGraphicFramePr>
-            <a:graphic xmlns:a="http://schemas.openxmlformats.org/drawingml/2006/main">
-              <a:graphicData uri="http://schemas.openxmlformats.org/drawingml/2006/picture">
-                <pic:pic xmlns:pic="http://schemas.openxmlformats.org/drawingml/2006/picture">
-                  <pic:nvPicPr>
-                    <pic:cNvPr id="1978827841" name=""/>
-                    <pic:cNvPicPr/>
-                  </pic:nvPicPr>
-                  <pic:blipFill>
-                    <a:blip r:embed="rId29" cstate="print">
-                      <a:extLst>
-                        <a:ext uri="{28A0092B-C50C-407E-A947-70E740481C1C}">
-                          <a14:useLocalDpi xmlns:a14="http://schemas.microsoft.com/office/drawing/2010/main" val="0"/>
-                        </a:ext>
-                      </a:extLst>
-                    </a:blip>
-                    <a:stretch>
-                      <a:fillRect/>
-                    </a:stretch>
-                  </pic:blipFill>
-                  <pic:spPr>
-                    <a:xfrm>
-                      <a:off x="0" y="0"/>
-                      <a:ext cx="251460" cy="209550"/>
-                    </a:xfrm>
-                    <a:prstGeom prst="rect">
-                      <a:avLst/>
-                    </a:prstGeom>
-                  </pic:spPr>
-                </pic:pic>
-              </a:graphicData>
-            </a:graphic>
-            <wp14:sizeRelH relativeFrom="margin">
-              <wp14:pctWidth>0</wp14:pctWidth>
-            </wp14:sizeRelH>
-            <wp14:sizeRelV relativeFrom="margin">
-              <wp14:pctHeight>0</wp14:pctHeight>
-            </wp14:sizeRelV>
-          </wp:anchor>
-        </w:drawing>
-      </w:r>
-      <w:proofErr w:type="gramStart"/>
-      <w:r>
-        <w:rPr>
-          <w:rFonts w:ascii="Calibri" w:hAnsi="Calibri"/>
-          <w:sz w:val="24"/>
-        </w:rPr>
-        <w:t>toucher</w:t>
-      </w:r>
-      <w:proofErr w:type="gramEnd"/>
-      <w:r>
-        <w:rPr>
-          <w:rFonts w:ascii="Calibri" w:hAnsi="Calibri"/>
-          <w:sz w:val="24"/>
-        </w:rPr>
-        <w:t xml:space="preserve"> le bouton lecture/reprise dans la barre supérieure.</w:t>
-      </w:r>
-    </w:p>
-    <w:p>
-      <w:pPr>
-        <w:pStyle w:val="Textebrut"/>
-        <w:jc w:val="both"/>
-        <w:rPr>
-          <w:rFonts w:ascii="Calibri" w:hAnsi="Calibri"/>
-          <w:sz w:val="24"/>
-        </w:rPr>
-      </w:pPr>
-    </w:p>
-    <w:p>
-      <w:pPr>
-        <w:pStyle w:val="Textebrut"/>
-        <w:jc w:val="both"/>
-        <w:rPr>
-          <w:rFonts w:ascii="Calibri" w:hAnsi="Calibri"/>
-          <w:sz w:val="24"/>
-        </w:rPr>
-      </w:pPr>
-      <w:r>
-        <w:rPr>
-          <w:rFonts w:ascii="Calibri" w:hAnsi="Calibri"/>
-          <w:sz w:val="24"/>
-        </w:rPr>
-        <w:t xml:space="preserve">Le bouton, qui était </w:t>
-      </w:r>
-      <w:r>
-        <w:rPr>
-          <w:rFonts w:ascii="Calibri" w:hAnsi="Calibri"/>
-          <w:b/>
-          <w:sz w:val="24"/>
-        </w:rPr>
-        <w:t>orange</w:t>
-      </w:r>
-      <w:r>
-        <w:rPr>
-          <w:rFonts w:ascii="Calibri" w:hAnsi="Calibri"/>
-          <w:sz w:val="24"/>
-        </w:rPr>
-        <w:t xml:space="preserve"> en mode standby, redevient </w:t>
-      </w:r>
-      <w:r>
-        <w:rPr>
-          <w:rFonts w:ascii="Calibri" w:hAnsi="Calibri"/>
-          <w:b/>
-          <w:sz w:val="24"/>
-        </w:rPr>
-        <w:t>vert</w:t>
-      </w:r>
-      <w:r>
-        <w:rPr>
-          <w:rFonts w:ascii="Calibri" w:hAnsi="Calibri"/>
-          <w:sz w:val="24"/>
-        </w:rPr>
-        <w:t xml:space="preserve"> lorsque le défilement reprend.</w:t>
-      </w:r>
-    </w:p>
-    <w:p>
-      <w:pPr>
-        <w:pStyle w:val="Textebrut"/>
-        <w:jc w:val="both"/>
-        <w:rPr>
-          <w:rFonts w:ascii="Calibri" w:hAnsi="Calibri"/>
-          <w:sz w:val="24"/>
-        </w:rPr>
-      </w:pPr>
-    </w:p>
-    <w:p>
-      <w:pPr>
-        <w:pStyle w:val="Textebrut"/>
-        <w:jc w:val="both"/>
-        <w:rPr>
-          <w:rFonts w:ascii="Calibri" w:hAnsi="Calibri"/>
-          <w:sz w:val="24"/>
-        </w:rPr>
-      </w:pPr>
+      </w:pPr>
+      <w:r>
+        <w:rPr>
+          <w:rFonts w:ascii="Calibri" w:hAnsi="Calibri"/>
+          <w:noProof/>
+          <w:sz w:val="24"/>
+        </w:rPr>
+        <w:t>toucher à nouveau la ligne sélectionnée (clignotante en rouge) dans la fiche train.</w:t>
+      </w:r>
+    </w:p>
+    <w:p>
+      <w:pPr>
+        <w:pStyle w:val="Textebrut"/>
+        <w:ind w:left="720"/>
+        <w:jc w:val="both"/>
+        <w:rPr>
+          <w:rFonts w:ascii="Calibri" w:hAnsi="Calibri"/>
+          <w:noProof/>
+          <w:sz w:val="24"/>
+        </w:rPr>
+      </w:pPr>
+    </w:p>
+    <w:p>
+      <w:pPr>
+        <w:pStyle w:val="Textebrut"/>
+        <w:jc w:val="both"/>
+        <w:rPr>
+          <w:rFonts w:ascii="Calibri" w:hAnsi="Calibri"/>
+          <w:sz w:val="24"/>
+        </w:rPr>
+      </w:pPr>
+      <w:r>
+        <w:rPr>
+          <w:rFonts w:ascii="Calibri" w:hAnsi="Calibri"/>
+          <w:noProof/>
+          <w:sz w:val="24"/>
+        </w:rPr>
+        <w:t>Le bouton indicateur, qui était orange en mode standby, redevient vert lorsque le défilement reprend.</w:t>
+      </w:r>
+      <w:r>
+        <w:rPr>
+          <w:rFonts w:ascii="Calibri" w:hAnsi="Calibri"/>
+          <w:noProof/>
+          <w:sz w:val="24"/>
+        </w:rPr>
+        <w:t xml:space="preserve"> </w:t>
+      </w:r>
       <w:r>
         <w:rPr>
           <w:rFonts w:ascii="Calibri" w:hAnsi="Calibri"/>
@@ -12865,8 +12698,8 @@
       <w:pPr>
         <w:pStyle w:val="Textebrut"/>
         <w:numPr>
-          <w:ilvl w:val="1"/>
-          <w:numId w:val="5"/>
+          <w:ilvl w:val="0"/>
+          <w:numId w:val="43"/>
         </w:numPr>
         <w:jc w:val="both"/>
         <w:rPr>
@@ -12874,6 +12707,44 @@
           <w:sz w:val="24"/>
         </w:rPr>
       </w:pPr>
+      <w:proofErr w:type="gramStart"/>
+      <w:r>
+        <w:rPr>
+          <w:rFonts w:ascii="Calibri" w:hAnsi="Calibri"/>
+          <w:sz w:val="24"/>
+        </w:rPr>
+        <w:t>toucher</w:t>
+      </w:r>
+      <w:proofErr w:type="gramEnd"/>
+      <w:r>
+        <w:rPr>
+          <w:rFonts w:ascii="Calibri" w:hAnsi="Calibri"/>
+          <w:sz w:val="24"/>
+        </w:rPr>
+        <w:t xml:space="preserve"> la ligne de gare sélectionnée (clignotante en rouge) dans la fiche train.</w:t>
+      </w:r>
+    </w:p>
+    <w:p>
+      <w:pPr>
+        <w:pStyle w:val="Textebrut"/>
+        <w:ind w:left="720"/>
+        <w:jc w:val="both"/>
+        <w:rPr>
+          <w:rFonts w:ascii="Calibri" w:hAnsi="Calibri"/>
+          <w:sz w:val="24"/>
+        </w:rPr>
+      </w:pPr>
+    </w:p>
+    <w:p>
+      <w:pPr>
+        <w:pStyle w:val="Textebrut"/>
+        <w:ind w:left="720" w:hanging="720"/>
+        <w:jc w:val="both"/>
+        <w:rPr>
+          <w:rFonts w:ascii="Calibri" w:hAnsi="Calibri"/>
+          <w:sz w:val="24"/>
+        </w:rPr>
+      </w:pPr>
       <w:r>
         <w:rPr>
           <w:rFonts w:ascii="Calibri" w:hAnsi="Calibri"/>
@@ -12881,108 +12752,13 @@
           <w:sz w:val="24"/>
         </w:rPr>
         <w:drawing>
-          <wp:anchor distT="0" distB="0" distL="114300" distR="114300" simplePos="0" relativeHeight="251669504" behindDoc="0" locked="0" layoutInCell="1" allowOverlap="1" wp14:anchorId="00EBFE11" wp14:editId="4A107218">
+          <wp:anchor distT="0" distB="0" distL="114300" distR="114300" simplePos="0" relativeHeight="251670528" behindDoc="0" locked="0" layoutInCell="1" allowOverlap="1" wp14:anchorId="2F276371" wp14:editId="5E651A04">
             <wp:simplePos x="0" y="0"/>
             <wp:positionH relativeFrom="column">
-              <wp:posOffset>4154805</wp:posOffset>
+              <wp:posOffset>2578946</wp:posOffset>
             </wp:positionH>
             <wp:positionV relativeFrom="paragraph">
-              <wp:posOffset>5291</wp:posOffset>
-            </wp:positionV>
-            <wp:extent cx="262983" cy="219153"/>
-            <wp:effectExtent l="0" t="0" r="3810" b="9525"/>
-            <wp:wrapNone/>
-            <wp:docPr id="90262615" name="Image 1"/>
-            <wp:cNvGraphicFramePr>
-              <a:graphicFrameLocks xmlns:a="http://schemas.openxmlformats.org/drawingml/2006/main" noChangeAspect="1"/>
-            </wp:cNvGraphicFramePr>
-            <a:graphic xmlns:a="http://schemas.openxmlformats.org/drawingml/2006/main">
-              <a:graphicData uri="http://schemas.openxmlformats.org/drawingml/2006/picture">
-                <pic:pic xmlns:pic="http://schemas.openxmlformats.org/drawingml/2006/picture">
-                  <pic:nvPicPr>
-                    <pic:cNvPr id="1978827841" name=""/>
-                    <pic:cNvPicPr/>
-                  </pic:nvPicPr>
-                  <pic:blipFill>
-                    <a:blip r:embed="rId31" cstate="print">
-                      <a:extLst>
-                        <a:ext uri="{28A0092B-C50C-407E-A947-70E740481C1C}">
-                          <a14:useLocalDpi xmlns:a14="http://schemas.microsoft.com/office/drawing/2010/main" val="0"/>
-                        </a:ext>
-                      </a:extLst>
-                    </a:blip>
-                    <a:stretch>
-                      <a:fillRect/>
-                    </a:stretch>
-                  </pic:blipFill>
-                  <pic:spPr>
-                    <a:xfrm>
-                      <a:off x="0" y="0"/>
-                      <a:ext cx="262983" cy="219153"/>
-                    </a:xfrm>
-                    <a:prstGeom prst="rect">
-                      <a:avLst/>
-                    </a:prstGeom>
-                  </pic:spPr>
-                </pic:pic>
-              </a:graphicData>
-            </a:graphic>
-            <wp14:sizeRelH relativeFrom="margin">
-              <wp14:pctWidth>0</wp14:pctWidth>
-            </wp14:sizeRelH>
-            <wp14:sizeRelV relativeFrom="margin">
-              <wp14:pctHeight>0</wp14:pctHeight>
-            </wp14:sizeRelV>
-          </wp:anchor>
-        </w:drawing>
-      </w:r>
-      <w:proofErr w:type="gramStart"/>
-      <w:r>
-        <w:rPr>
-          <w:rFonts w:ascii="Calibri" w:hAnsi="Calibri"/>
-          <w:sz w:val="24"/>
-        </w:rPr>
-        <w:t>toucher</w:t>
-      </w:r>
-      <w:proofErr w:type="gramEnd"/>
-      <w:r>
-        <w:rPr>
-          <w:rFonts w:ascii="Calibri" w:hAnsi="Calibri"/>
-          <w:sz w:val="24"/>
-        </w:rPr>
-        <w:t xml:space="preserve"> le bouton </w:t>
-      </w:r>
-      <w:r>
-        <w:rPr>
-          <w:rFonts w:ascii="Calibri" w:hAnsi="Calibri"/>
-          <w:sz w:val="24"/>
-        </w:rPr>
-        <w:t>lecture/reprise dans la barre supérieure.</w:t>
-      </w:r>
-    </w:p>
-    <w:p>
-      <w:pPr>
-        <w:pStyle w:val="Textebrut"/>
-        <w:jc w:val="both"/>
-        <w:rPr>
-          <w:rFonts w:ascii="Calibri" w:hAnsi="Calibri"/>
-          <w:sz w:val="24"/>
-        </w:rPr>
-      </w:pPr>
-      <w:r>
-        <w:rPr>
-          <w:rFonts w:ascii="Calibri" w:hAnsi="Calibri"/>
-          <w:noProof/>
-          <w:sz w:val="24"/>
-        </w:rPr>
-        <w:drawing>
-          <wp:anchor distT="0" distB="0" distL="114300" distR="114300" simplePos="0" relativeHeight="251670528" behindDoc="0" locked="0" layoutInCell="1" allowOverlap="1" wp14:anchorId="2F276371" wp14:editId="0ED6CFAD">
-            <wp:simplePos x="0" y="0"/>
-            <wp:positionH relativeFrom="column">
-              <wp:posOffset>1897591</wp:posOffset>
-            </wp:positionH>
-            <wp:positionV relativeFrom="paragraph">
-              <wp:posOffset>176742</wp:posOffset>
+              <wp:posOffset>7408</wp:posOffset>
             </wp:positionV>
             <wp:extent cx="313503" cy="213978"/>
             <wp:effectExtent l="0" t="0" r="0" b="0"/>
@@ -12999,7 +12775,7 @@
                     <pic:cNvPicPr/>
                   </pic:nvPicPr>
                   <pic:blipFill>
-                    <a:blip r:embed="rId17">
+                    <a:blip r:embed="rId29">
                       <a:extLst>
                         <a:ext uri="{28A0092B-C50C-407E-A947-70E740481C1C}">
                           <a14:useLocalDpi xmlns:a14="http://schemas.microsoft.com/office/drawing/2010/main" val="0"/>
@@ -13031,22 +12807,19 @@
           </wp:anchor>
         </w:drawing>
       </w:r>
-    </w:p>
-    <w:p>
-      <w:pPr>
-        <w:pStyle w:val="Textebrut"/>
-        <w:jc w:val="both"/>
-        <w:rPr>
-          <w:rFonts w:ascii="Calibri" w:hAnsi="Calibri"/>
-          <w:sz w:val="24"/>
-        </w:rPr>
-      </w:pPr>
       <w:r>
         <w:rPr>
           <w:rFonts w:ascii="Calibri" w:hAnsi="Calibri"/>
           <w:sz w:val="24"/>
         </w:rPr>
         <w:t xml:space="preserve">Le bouton </w:t>
+      </w:r>
+      <w:r>
+        <w:rPr>
+          <w:rFonts w:ascii="Calibri" w:hAnsi="Calibri"/>
+          <w:sz w:val="24"/>
+        </w:rPr>
+        <w:t xml:space="preserve">indicateur </w:t>
       </w:r>
       <w:r>
         <w:rPr>
@@ -13296,7 +13069,7 @@
                     <pic:cNvPicPr/>
                   </pic:nvPicPr>
                   <pic:blipFill>
-                    <a:blip r:embed="rId32"/>
+                    <a:blip r:embed="rId30"/>
                     <a:stretch>
                       <a:fillRect/>
                     </a:stretch>
@@ -13529,7 +13302,7 @@
                     <pic:cNvPicPr/>
                   </pic:nvPicPr>
                   <pic:blipFill>
-                    <a:blip r:embed="rId33"/>
+                    <a:blip r:embed="rId31"/>
                     <a:stretch>
                       <a:fillRect/>
                     </a:stretch>
@@ -13698,7 +13471,7 @@
           <w:sz w:val="24"/>
         </w:rPr>
         <w:drawing>
-          <wp:anchor distT="0" distB="0" distL="114300" distR="114300" simplePos="0" relativeHeight="251671552" behindDoc="0" locked="0" layoutInCell="1" allowOverlap="1" wp14:anchorId="177368A4" wp14:editId="59D86D75">
+          <wp:anchor distT="0" distB="0" distL="114300" distR="114300" simplePos="0" relativeHeight="251671552" behindDoc="0" locked="0" layoutInCell="1" allowOverlap="1" wp14:anchorId="177368A4" wp14:editId="78532E53">
             <wp:simplePos x="0" y="0"/>
             <wp:positionH relativeFrom="column">
               <wp:posOffset>3133691</wp:posOffset>
@@ -13721,7 +13494,7 @@
                     <pic:cNvPicPr/>
                   </pic:nvPicPr>
                   <pic:blipFill>
-                    <a:blip r:embed="rId34" cstate="print">
+                    <a:blip r:embed="rId32" cstate="print">
                       <a:extLst>
                         <a:ext uri="{28A0092B-C50C-407E-A947-70E740481C1C}">
                           <a14:useLocalDpi xmlns:a14="http://schemas.microsoft.com/office/drawing/2010/main" val="0"/>
@@ -13797,7 +13570,7 @@
                     <pic:cNvPicPr/>
                   </pic:nvPicPr>
                   <pic:blipFill>
-                    <a:blip r:embed="rId35" cstate="print">
+                    <a:blip r:embed="rId33" cstate="print">
                       <a:extLst>
                         <a:ext uri="{28A0092B-C50C-407E-A947-70E740481C1C}">
                           <a14:useLocalDpi xmlns:a14="http://schemas.microsoft.com/office/drawing/2010/main" val="0"/>
@@ -14027,7 +13800,7 @@
                     <pic:cNvPicPr/>
                   </pic:nvPicPr>
                   <pic:blipFill>
-                    <a:blip r:embed="rId36"/>
+                    <a:blip r:embed="rId34"/>
                     <a:stretch>
                       <a:fillRect/>
                     </a:stretch>
@@ -14126,7 +13899,7 @@
                     <pic:cNvPicPr/>
                   </pic:nvPicPr>
                   <pic:blipFill>
-                    <a:blip r:embed="rId37"/>
+                    <a:blip r:embed="rId35"/>
                     <a:stretch>
                       <a:fillRect/>
                     </a:stretch>
@@ -14262,7 +14035,7 @@
                     <pic:cNvPicPr/>
                   </pic:nvPicPr>
                   <pic:blipFill>
-                    <a:blip r:embed="rId38"/>
+                    <a:blip r:embed="rId36"/>
                     <a:stretch>
                       <a:fillRect/>
                     </a:stretch>
@@ -14347,7 +14120,7 @@
                     <pic:cNvPicPr/>
                   </pic:nvPicPr>
                   <pic:blipFill>
-                    <a:blip r:embed="rId25"/>
+                    <a:blip r:embed="rId23"/>
                     <a:stretch>
                       <a:fillRect/>
                     </a:stretch>
@@ -14634,7 +14407,7 @@
                     <pic:cNvPicPr/>
                   </pic:nvPicPr>
                   <pic:blipFill>
-                    <a:blip r:embed="rId39"/>
+                    <a:blip r:embed="rId37"/>
                     <a:stretch>
                       <a:fillRect/>
                     </a:stretch>
@@ -14867,7 +14640,7 @@
                     <pic:cNvPicPr/>
                   </pic:nvPicPr>
                   <pic:blipFill>
-                    <a:blip r:embed="rId40"/>
+                    <a:blip r:embed="rId38"/>
                     <a:stretch>
                       <a:fillRect/>
                     </a:stretch>
@@ -14978,7 +14751,7 @@
       </w:r>
     </w:p>
     <w:sectPr>
-      <w:footerReference w:type="default" r:id="rId41"/>
+      <w:footerReference w:type="default" r:id="rId39"/>
       <w:pgSz w:w="11906" w:h="16838"/>
       <w:pgMar w:top="1417" w:right="1335" w:bottom="1417" w:left="1334" w:header="708" w:footer="708" w:gutter="0"/>
       <w:cols w:space="708"/>
@@ -16010,6 +15783,119 @@
     </w:lvl>
   </w:abstractNum>
   <w:abstractNum w:abstractNumId="7" w15:restartNumberingAfterBreak="0">
+    <w:nsid w:val="1EC23BF1"/>
+    <w:multiLevelType w:val="hybridMultilevel"/>
+    <w:tmpl w:val="38D830DA"/>
+    <w:lvl w:ilvl="0" w:tplc="FFFFFFFF">
+      <w:start w:val="1"/>
+      <w:numFmt w:val="bullet"/>
+      <w:lvlText w:val=""/>
+      <w:lvlJc w:val="left"/>
+      <w:pPr>
+        <w:ind w:left="720" w:hanging="360"/>
+      </w:pPr>
+      <w:rPr>
+        <w:rFonts w:ascii="Symbol" w:hAnsi="Symbol" w:hint="default"/>
+      </w:rPr>
+    </w:lvl>
+    <w:lvl w:ilvl="1" w:tplc="040C0003" w:tentative="1">
+      <w:start w:val="1"/>
+      <w:numFmt w:val="bullet"/>
+      <w:lvlText w:val="o"/>
+      <w:lvlJc w:val="left"/>
+      <w:pPr>
+        <w:ind w:left="1440" w:hanging="360"/>
+      </w:pPr>
+      <w:rPr>
+        <w:rFonts w:ascii="Courier New" w:hAnsi="Courier New" w:cs="Courier New" w:hint="default"/>
+      </w:rPr>
+    </w:lvl>
+    <w:lvl w:ilvl="2" w:tplc="040C0005" w:tentative="1">
+      <w:start w:val="1"/>
+      <w:numFmt w:val="bullet"/>
+      <w:lvlText w:val=""/>
+      <w:lvlJc w:val="left"/>
+      <w:pPr>
+        <w:ind w:left="2160" w:hanging="360"/>
+      </w:pPr>
+      <w:rPr>
+        <w:rFonts w:ascii="Wingdings" w:hAnsi="Wingdings" w:hint="default"/>
+      </w:rPr>
+    </w:lvl>
+    <w:lvl w:ilvl="3" w:tplc="040C0001" w:tentative="1">
+      <w:start w:val="1"/>
+      <w:numFmt w:val="bullet"/>
+      <w:lvlText w:val=""/>
+      <w:lvlJc w:val="left"/>
+      <w:pPr>
+        <w:ind w:left="2880" w:hanging="360"/>
+      </w:pPr>
+      <w:rPr>
+        <w:rFonts w:ascii="Symbol" w:hAnsi="Symbol" w:hint="default"/>
+      </w:rPr>
+    </w:lvl>
+    <w:lvl w:ilvl="4" w:tplc="040C0003" w:tentative="1">
+      <w:start w:val="1"/>
+      <w:numFmt w:val="bullet"/>
+      <w:lvlText w:val="o"/>
+      <w:lvlJc w:val="left"/>
+      <w:pPr>
+        <w:ind w:left="3600" w:hanging="360"/>
+      </w:pPr>
+      <w:rPr>
+        <w:rFonts w:ascii="Courier New" w:hAnsi="Courier New" w:cs="Courier New" w:hint="default"/>
+      </w:rPr>
+    </w:lvl>
+    <w:lvl w:ilvl="5" w:tplc="040C0005" w:tentative="1">
+      <w:start w:val="1"/>
+      <w:numFmt w:val="bullet"/>
+      <w:lvlText w:val=""/>
+      <w:lvlJc w:val="left"/>
+      <w:pPr>
+        <w:ind w:left="4320" w:hanging="360"/>
+      </w:pPr>
+      <w:rPr>
+        <w:rFonts w:ascii="Wingdings" w:hAnsi="Wingdings" w:hint="default"/>
+      </w:rPr>
+    </w:lvl>
+    <w:lvl w:ilvl="6" w:tplc="040C0001" w:tentative="1">
+      <w:start w:val="1"/>
+      <w:numFmt w:val="bullet"/>
+      <w:lvlText w:val=""/>
+      <w:lvlJc w:val="left"/>
+      <w:pPr>
+        <w:ind w:left="5040" w:hanging="360"/>
+      </w:pPr>
+      <w:rPr>
+        <w:rFonts w:ascii="Symbol" w:hAnsi="Symbol" w:hint="default"/>
+      </w:rPr>
+    </w:lvl>
+    <w:lvl w:ilvl="7" w:tplc="040C0003" w:tentative="1">
+      <w:start w:val="1"/>
+      <w:numFmt w:val="bullet"/>
+      <w:lvlText w:val="o"/>
+      <w:lvlJc w:val="left"/>
+      <w:pPr>
+        <w:ind w:left="5760" w:hanging="360"/>
+      </w:pPr>
+      <w:rPr>
+        <w:rFonts w:ascii="Courier New" w:hAnsi="Courier New" w:cs="Courier New" w:hint="default"/>
+      </w:rPr>
+    </w:lvl>
+    <w:lvl w:ilvl="8" w:tplc="040C0005" w:tentative="1">
+      <w:start w:val="1"/>
+      <w:numFmt w:val="bullet"/>
+      <w:lvlText w:val=""/>
+      <w:lvlJc w:val="left"/>
+      <w:pPr>
+        <w:ind w:left="6480" w:hanging="360"/>
+      </w:pPr>
+      <w:rPr>
+        <w:rFonts w:ascii="Wingdings" w:hAnsi="Wingdings" w:hint="default"/>
+      </w:rPr>
+    </w:lvl>
+  </w:abstractNum>
+  <w:abstractNum w:abstractNumId="8" w15:restartNumberingAfterBreak="0">
     <w:nsid w:val="1ED4546A"/>
     <w:multiLevelType w:val="hybridMultilevel"/>
     <w:tmpl w:val="75E0AE28"/>
@@ -16122,7 +16008,7 @@
       </w:rPr>
     </w:lvl>
   </w:abstractNum>
-  <w:abstractNum w:abstractNumId="8" w15:restartNumberingAfterBreak="0">
+  <w:abstractNum w:abstractNumId="9" w15:restartNumberingAfterBreak="0">
     <w:nsid w:val="1FB526C2"/>
     <w:multiLevelType w:val="hybridMultilevel"/>
     <w:tmpl w:val="BB6CB068"/>
@@ -16235,7 +16121,7 @@
       </w:rPr>
     </w:lvl>
   </w:abstractNum>
-  <w:abstractNum w:abstractNumId="9" w15:restartNumberingAfterBreak="0">
+  <w:abstractNum w:abstractNumId="10" w15:restartNumberingAfterBreak="0">
     <w:nsid w:val="20505DC5"/>
     <w:multiLevelType w:val="hybridMultilevel"/>
     <w:tmpl w:val="53A450E8"/>
@@ -16348,7 +16234,7 @@
       </w:rPr>
     </w:lvl>
   </w:abstractNum>
-  <w:abstractNum w:abstractNumId="10" w15:restartNumberingAfterBreak="0">
+  <w:abstractNum w:abstractNumId="11" w15:restartNumberingAfterBreak="0">
     <w:nsid w:val="26AD7BED"/>
     <w:multiLevelType w:val="hybridMultilevel"/>
     <w:tmpl w:val="40BE07FA"/>
@@ -16461,7 +16347,7 @@
       </w:rPr>
     </w:lvl>
   </w:abstractNum>
-  <w:abstractNum w:abstractNumId="11" w15:restartNumberingAfterBreak="0">
+  <w:abstractNum w:abstractNumId="12" w15:restartNumberingAfterBreak="0">
     <w:nsid w:val="2A511A11"/>
     <w:multiLevelType w:val="hybridMultilevel"/>
     <w:tmpl w:val="65D2BC5C"/>
@@ -16574,7 +16460,7 @@
       </w:rPr>
     </w:lvl>
   </w:abstractNum>
-  <w:abstractNum w:abstractNumId="12" w15:restartNumberingAfterBreak="0">
+  <w:abstractNum w:abstractNumId="13" w15:restartNumberingAfterBreak="0">
     <w:nsid w:val="2C7E1E1A"/>
     <w:multiLevelType w:val="hybridMultilevel"/>
     <w:tmpl w:val="0100DE42"/>
@@ -16687,7 +16573,7 @@
       </w:rPr>
     </w:lvl>
   </w:abstractNum>
-  <w:abstractNum w:abstractNumId="13" w15:restartNumberingAfterBreak="0">
+  <w:abstractNum w:abstractNumId="14" w15:restartNumberingAfterBreak="0">
     <w:nsid w:val="2F632802"/>
     <w:multiLevelType w:val="hybridMultilevel"/>
     <w:tmpl w:val="041263F8"/>
@@ -16800,7 +16686,7 @@
       </w:rPr>
     </w:lvl>
   </w:abstractNum>
-  <w:abstractNum w:abstractNumId="14" w15:restartNumberingAfterBreak="0">
+  <w:abstractNum w:abstractNumId="15" w15:restartNumberingAfterBreak="0">
     <w:nsid w:val="317E7884"/>
     <w:multiLevelType w:val="hybridMultilevel"/>
     <w:tmpl w:val="75C476E4"/>
@@ -16889,7 +16775,7 @@
       </w:pPr>
     </w:lvl>
   </w:abstractNum>
-  <w:abstractNum w:abstractNumId="15" w15:restartNumberingAfterBreak="0">
+  <w:abstractNum w:abstractNumId="16" w15:restartNumberingAfterBreak="0">
     <w:nsid w:val="36F81198"/>
     <w:multiLevelType w:val="hybridMultilevel"/>
     <w:tmpl w:val="3708A740"/>
@@ -17002,7 +16888,7 @@
       </w:rPr>
     </w:lvl>
   </w:abstractNum>
-  <w:abstractNum w:abstractNumId="16" w15:restartNumberingAfterBreak="0">
+  <w:abstractNum w:abstractNumId="17" w15:restartNumberingAfterBreak="0">
     <w:nsid w:val="38D20463"/>
     <w:multiLevelType w:val="hybridMultilevel"/>
     <w:tmpl w:val="FAE4AA5A"/>
@@ -17115,7 +17001,7 @@
       </w:rPr>
     </w:lvl>
   </w:abstractNum>
-  <w:abstractNum w:abstractNumId="17" w15:restartNumberingAfterBreak="0">
+  <w:abstractNum w:abstractNumId="18" w15:restartNumberingAfterBreak="0">
     <w:nsid w:val="392B59C7"/>
     <w:multiLevelType w:val="hybridMultilevel"/>
     <w:tmpl w:val="03D6693C"/>
@@ -17228,7 +17114,7 @@
       </w:rPr>
     </w:lvl>
   </w:abstractNum>
-  <w:abstractNum w:abstractNumId="18" w15:restartNumberingAfterBreak="0">
+  <w:abstractNum w:abstractNumId="19" w15:restartNumberingAfterBreak="0">
     <w:nsid w:val="3A7138C9"/>
     <w:multiLevelType w:val="hybridMultilevel"/>
     <w:tmpl w:val="3E2A27F4"/>
@@ -17341,7 +17227,7 @@
       </w:rPr>
     </w:lvl>
   </w:abstractNum>
-  <w:abstractNum w:abstractNumId="19" w15:restartNumberingAfterBreak="0">
+  <w:abstractNum w:abstractNumId="20" w15:restartNumberingAfterBreak="0">
     <w:nsid w:val="3C391731"/>
     <w:multiLevelType w:val="hybridMultilevel"/>
     <w:tmpl w:val="5E149B14"/>
@@ -17454,7 +17340,7 @@
       </w:rPr>
     </w:lvl>
   </w:abstractNum>
-  <w:abstractNum w:abstractNumId="20" w15:restartNumberingAfterBreak="0">
+  <w:abstractNum w:abstractNumId="21" w15:restartNumberingAfterBreak="0">
     <w:nsid w:val="3DC97A83"/>
     <w:multiLevelType w:val="hybridMultilevel"/>
     <w:tmpl w:val="1428B8F8"/>
@@ -17543,7 +17429,7 @@
       </w:pPr>
     </w:lvl>
   </w:abstractNum>
-  <w:abstractNum w:abstractNumId="21" w15:restartNumberingAfterBreak="0">
+  <w:abstractNum w:abstractNumId="22" w15:restartNumberingAfterBreak="0">
     <w:nsid w:val="41621EAB"/>
     <w:multiLevelType w:val="hybridMultilevel"/>
     <w:tmpl w:val="4B544456"/>
@@ -17656,7 +17542,7 @@
       </w:rPr>
     </w:lvl>
   </w:abstractNum>
-  <w:abstractNum w:abstractNumId="22" w15:restartNumberingAfterBreak="0">
+  <w:abstractNum w:abstractNumId="23" w15:restartNumberingAfterBreak="0">
     <w:nsid w:val="45633A73"/>
     <w:multiLevelType w:val="hybridMultilevel"/>
     <w:tmpl w:val="BCE4EDB2"/>
@@ -17769,7 +17655,7 @@
       </w:rPr>
     </w:lvl>
   </w:abstractNum>
-  <w:abstractNum w:abstractNumId="23" w15:restartNumberingAfterBreak="0">
+  <w:abstractNum w:abstractNumId="24" w15:restartNumberingAfterBreak="0">
     <w:nsid w:val="462E1195"/>
     <w:multiLevelType w:val="multilevel"/>
     <w:tmpl w:val="EFFC3B96"/>
@@ -17887,7 +17773,7 @@
       </w:rPr>
     </w:lvl>
   </w:abstractNum>
-  <w:abstractNum w:abstractNumId="24" w15:restartNumberingAfterBreak="0">
+  <w:abstractNum w:abstractNumId="25" w15:restartNumberingAfterBreak="0">
     <w:nsid w:val="46821ECF"/>
     <w:multiLevelType w:val="hybridMultilevel"/>
     <w:tmpl w:val="853CC222"/>
@@ -18000,7 +17886,7 @@
       </w:rPr>
     </w:lvl>
   </w:abstractNum>
-  <w:abstractNum w:abstractNumId="25" w15:restartNumberingAfterBreak="0">
+  <w:abstractNum w:abstractNumId="26" w15:restartNumberingAfterBreak="0">
     <w:nsid w:val="46CF27C0"/>
     <w:multiLevelType w:val="hybridMultilevel"/>
     <w:tmpl w:val="0F0C8674"/>
@@ -18112,7 +17998,7 @@
       </w:rPr>
     </w:lvl>
   </w:abstractNum>
-  <w:abstractNum w:abstractNumId="26" w15:restartNumberingAfterBreak="0">
+  <w:abstractNum w:abstractNumId="27" w15:restartNumberingAfterBreak="0">
     <w:nsid w:val="472A6756"/>
     <w:multiLevelType w:val="hybridMultilevel"/>
     <w:tmpl w:val="5AB07832"/>
@@ -18225,7 +18111,7 @@
       </w:rPr>
     </w:lvl>
   </w:abstractNum>
-  <w:abstractNum w:abstractNumId="27" w15:restartNumberingAfterBreak="0">
+  <w:abstractNum w:abstractNumId="28" w15:restartNumberingAfterBreak="0">
     <w:nsid w:val="474C7385"/>
     <w:multiLevelType w:val="hybridMultilevel"/>
     <w:tmpl w:val="644AE342"/>
@@ -18338,7 +18224,7 @@
       </w:rPr>
     </w:lvl>
   </w:abstractNum>
-  <w:abstractNum w:abstractNumId="28" w15:restartNumberingAfterBreak="0">
+  <w:abstractNum w:abstractNumId="29" w15:restartNumberingAfterBreak="0">
     <w:nsid w:val="49766EFB"/>
     <w:multiLevelType w:val="hybridMultilevel"/>
     <w:tmpl w:val="E19E185C"/>
@@ -18427,7 +18313,7 @@
       </w:pPr>
     </w:lvl>
   </w:abstractNum>
-  <w:abstractNum w:abstractNumId="29" w15:restartNumberingAfterBreak="0">
+  <w:abstractNum w:abstractNumId="30" w15:restartNumberingAfterBreak="0">
     <w:nsid w:val="5A025AED"/>
     <w:multiLevelType w:val="hybridMultilevel"/>
     <w:tmpl w:val="74CE8BA4"/>
@@ -18540,7 +18426,7 @@
       </w:rPr>
     </w:lvl>
   </w:abstractNum>
-  <w:abstractNum w:abstractNumId="30" w15:restartNumberingAfterBreak="0">
+  <w:abstractNum w:abstractNumId="31" w15:restartNumberingAfterBreak="0">
     <w:nsid w:val="5F1F7E70"/>
     <w:multiLevelType w:val="hybridMultilevel"/>
     <w:tmpl w:val="9B50EF66"/>
@@ -18653,7 +18539,7 @@
       </w:rPr>
     </w:lvl>
   </w:abstractNum>
-  <w:abstractNum w:abstractNumId="31" w15:restartNumberingAfterBreak="0">
+  <w:abstractNum w:abstractNumId="32" w15:restartNumberingAfterBreak="0">
     <w:nsid w:val="60072613"/>
     <w:multiLevelType w:val="hybridMultilevel"/>
     <w:tmpl w:val="7FFC82D2"/>
@@ -18766,7 +18652,7 @@
       </w:rPr>
     </w:lvl>
   </w:abstractNum>
-  <w:abstractNum w:abstractNumId="32" w15:restartNumberingAfterBreak="0">
+  <w:abstractNum w:abstractNumId="33" w15:restartNumberingAfterBreak="0">
     <w:nsid w:val="63E93895"/>
     <w:multiLevelType w:val="hybridMultilevel"/>
     <w:tmpl w:val="978A36CA"/>
@@ -18879,7 +18765,7 @@
       </w:rPr>
     </w:lvl>
   </w:abstractNum>
-  <w:abstractNum w:abstractNumId="33" w15:restartNumberingAfterBreak="0">
+  <w:abstractNum w:abstractNumId="34" w15:restartNumberingAfterBreak="0">
     <w:nsid w:val="6538675C"/>
     <w:multiLevelType w:val="hybridMultilevel"/>
     <w:tmpl w:val="87DEBB58"/>
@@ -18992,7 +18878,7 @@
       </w:rPr>
     </w:lvl>
   </w:abstractNum>
-  <w:abstractNum w:abstractNumId="34" w15:restartNumberingAfterBreak="0">
+  <w:abstractNum w:abstractNumId="35" w15:restartNumberingAfterBreak="0">
     <w:nsid w:val="683741D2"/>
     <w:multiLevelType w:val="hybridMultilevel"/>
     <w:tmpl w:val="613A4824"/>
@@ -19105,7 +18991,7 @@
       </w:rPr>
     </w:lvl>
   </w:abstractNum>
-  <w:abstractNum w:abstractNumId="35" w15:restartNumberingAfterBreak="0">
+  <w:abstractNum w:abstractNumId="36" w15:restartNumberingAfterBreak="0">
     <w:nsid w:val="6AD07D18"/>
     <w:multiLevelType w:val="hybridMultilevel"/>
     <w:tmpl w:val="910617CA"/>
@@ -19218,7 +19104,7 @@
       </w:rPr>
     </w:lvl>
   </w:abstractNum>
-  <w:abstractNum w:abstractNumId="36" w15:restartNumberingAfterBreak="0">
+  <w:abstractNum w:abstractNumId="37" w15:restartNumberingAfterBreak="0">
     <w:nsid w:val="6C9011EC"/>
     <w:multiLevelType w:val="hybridMultilevel"/>
     <w:tmpl w:val="0BA06C96"/>
@@ -19331,7 +19217,7 @@
       </w:rPr>
     </w:lvl>
   </w:abstractNum>
-  <w:abstractNum w:abstractNumId="37" w15:restartNumberingAfterBreak="0">
+  <w:abstractNum w:abstractNumId="38" w15:restartNumberingAfterBreak="0">
     <w:nsid w:val="722C4E9C"/>
     <w:multiLevelType w:val="hybridMultilevel"/>
     <w:tmpl w:val="0DCA5AD8"/>
@@ -19444,7 +19330,7 @@
       </w:rPr>
     </w:lvl>
   </w:abstractNum>
-  <w:abstractNum w:abstractNumId="38" w15:restartNumberingAfterBreak="0">
+  <w:abstractNum w:abstractNumId="39" w15:restartNumberingAfterBreak="0">
     <w:nsid w:val="739275A2"/>
     <w:multiLevelType w:val="hybridMultilevel"/>
     <w:tmpl w:val="93804136"/>
@@ -19557,7 +19443,7 @@
       </w:rPr>
     </w:lvl>
   </w:abstractNum>
-  <w:abstractNum w:abstractNumId="39" w15:restartNumberingAfterBreak="0">
+  <w:abstractNum w:abstractNumId="40" w15:restartNumberingAfterBreak="0">
     <w:nsid w:val="7A2C2BB9"/>
     <w:multiLevelType w:val="hybridMultilevel"/>
     <w:tmpl w:val="ABEE6E94"/>
@@ -19646,7 +19532,7 @@
       </w:pPr>
     </w:lvl>
   </w:abstractNum>
-  <w:abstractNum w:abstractNumId="40" w15:restartNumberingAfterBreak="0">
+  <w:abstractNum w:abstractNumId="41" w15:restartNumberingAfterBreak="0">
     <w:nsid w:val="7A501B11"/>
     <w:multiLevelType w:val="hybridMultilevel"/>
     <w:tmpl w:val="581EE632"/>
@@ -19759,7 +19645,7 @@
       </w:rPr>
     </w:lvl>
   </w:abstractNum>
-  <w:abstractNum w:abstractNumId="41" w15:restartNumberingAfterBreak="0">
+  <w:abstractNum w:abstractNumId="42" w15:restartNumberingAfterBreak="0">
     <w:nsid w:val="7E194901"/>
     <w:multiLevelType w:val="hybridMultilevel"/>
     <w:tmpl w:val="9DEE24DA"/>
@@ -19873,25 +19759,25 @@
     </w:lvl>
   </w:abstractNum>
   <w:num w:numId="1" w16cid:durableId="327830793">
-    <w:abstractNumId w:val="11"/>
+    <w:abstractNumId w:val="12"/>
   </w:num>
   <w:num w:numId="2" w16cid:durableId="1517231647">
-    <w:abstractNumId w:val="25"/>
+    <w:abstractNumId w:val="26"/>
   </w:num>
   <w:num w:numId="3" w16cid:durableId="1519393575">
+    <w:abstractNumId w:val="33"/>
+  </w:num>
+  <w:num w:numId="4" w16cid:durableId="959339942">
+    <w:abstractNumId w:val="37"/>
+  </w:num>
+  <w:num w:numId="5" w16cid:durableId="258374368">
+    <w:abstractNumId w:val="41"/>
+  </w:num>
+  <w:num w:numId="6" w16cid:durableId="1484003343">
     <w:abstractNumId w:val="32"/>
   </w:num>
-  <w:num w:numId="4" w16cid:durableId="959339942">
-    <w:abstractNumId w:val="36"/>
-  </w:num>
-  <w:num w:numId="5" w16cid:durableId="258374368">
-    <w:abstractNumId w:val="40"/>
-  </w:num>
-  <w:num w:numId="6" w16cid:durableId="1484003343">
-    <w:abstractNumId w:val="31"/>
-  </w:num>
   <w:num w:numId="7" w16cid:durableId="2049136046">
-    <w:abstractNumId w:val="27"/>
+    <w:abstractNumId w:val="28"/>
   </w:num>
   <w:num w:numId="8" w16cid:durableId="113594816">
     <w:abstractNumId w:val="3"/>
@@ -19900,103 +19786,106 @@
     <w:abstractNumId w:val="5"/>
   </w:num>
   <w:num w:numId="10" w16cid:durableId="121000152">
-    <w:abstractNumId w:val="33"/>
+    <w:abstractNumId w:val="34"/>
   </w:num>
   <w:num w:numId="11" w16cid:durableId="616453306">
-    <w:abstractNumId w:val="18"/>
+    <w:abstractNumId w:val="19"/>
   </w:num>
   <w:num w:numId="12" w16cid:durableId="22681142">
-    <w:abstractNumId w:val="41"/>
+    <w:abstractNumId w:val="42"/>
   </w:num>
   <w:num w:numId="13" w16cid:durableId="1792699553">
     <w:abstractNumId w:val="2"/>
   </w:num>
   <w:num w:numId="14" w16cid:durableId="2014644966">
-    <w:abstractNumId w:val="16"/>
+    <w:abstractNumId w:val="17"/>
   </w:num>
   <w:num w:numId="15" w16cid:durableId="2047752707">
-    <w:abstractNumId w:val="23"/>
+    <w:abstractNumId w:val="24"/>
   </w:num>
   <w:num w:numId="16" w16cid:durableId="2017808260">
-    <w:abstractNumId w:val="13"/>
+    <w:abstractNumId w:val="14"/>
   </w:num>
   <w:num w:numId="17" w16cid:durableId="919945909">
-    <w:abstractNumId w:val="35"/>
+    <w:abstractNumId w:val="36"/>
   </w:num>
   <w:num w:numId="18" w16cid:durableId="1310011085">
     <w:abstractNumId w:val="6"/>
   </w:num>
   <w:num w:numId="19" w16cid:durableId="238757593">
-    <w:abstractNumId w:val="7"/>
+    <w:abstractNumId w:val="8"/>
   </w:num>
   <w:num w:numId="20" w16cid:durableId="749693556">
-    <w:abstractNumId w:val="24"/>
+    <w:abstractNumId w:val="25"/>
   </w:num>
   <w:num w:numId="21" w16cid:durableId="1029797103">
-    <w:abstractNumId w:val="17"/>
+    <w:abstractNumId w:val="18"/>
   </w:num>
   <w:num w:numId="22" w16cid:durableId="1291590151">
-    <w:abstractNumId w:val="34"/>
+    <w:abstractNumId w:val="35"/>
   </w:num>
   <w:num w:numId="23" w16cid:durableId="993949867">
     <w:abstractNumId w:val="4"/>
   </w:num>
   <w:num w:numId="24" w16cid:durableId="1740050857">
-    <w:abstractNumId w:val="20"/>
+    <w:abstractNumId w:val="21"/>
   </w:num>
   <w:num w:numId="25" w16cid:durableId="524634176">
     <w:abstractNumId w:val="0"/>
   </w:num>
   <w:num w:numId="26" w16cid:durableId="712193739">
-    <w:abstractNumId w:val="14"/>
+    <w:abstractNumId w:val="15"/>
   </w:num>
   <w:num w:numId="27" w16cid:durableId="426469020">
-    <w:abstractNumId w:val="15"/>
+    <w:abstractNumId w:val="16"/>
   </w:num>
   <w:num w:numId="28" w16cid:durableId="1119103350">
     <w:abstractNumId w:val="1"/>
   </w:num>
   <w:num w:numId="29" w16cid:durableId="1835611462">
-    <w:abstractNumId w:val="28"/>
+    <w:abstractNumId w:val="29"/>
   </w:num>
   <w:num w:numId="30" w16cid:durableId="542644157">
+    <w:abstractNumId w:val="40"/>
+  </w:num>
+  <w:num w:numId="31" w16cid:durableId="81030961">
+    <w:abstractNumId w:val="38"/>
+  </w:num>
+  <w:num w:numId="32" w16cid:durableId="1426923183">
+    <w:abstractNumId w:val="31"/>
+  </w:num>
+  <w:num w:numId="33" w16cid:durableId="819348164">
+    <w:abstractNumId w:val="22"/>
+  </w:num>
+  <w:num w:numId="34" w16cid:durableId="1999379367">
+    <w:abstractNumId w:val="13"/>
+  </w:num>
+  <w:num w:numId="35" w16cid:durableId="694506038">
+    <w:abstractNumId w:val="27"/>
+  </w:num>
+  <w:num w:numId="36" w16cid:durableId="1977759231">
+    <w:abstractNumId w:val="30"/>
+  </w:num>
+  <w:num w:numId="37" w16cid:durableId="2040474236">
+    <w:abstractNumId w:val="11"/>
+  </w:num>
+  <w:num w:numId="38" w16cid:durableId="520708767">
     <w:abstractNumId w:val="39"/>
   </w:num>
-  <w:num w:numId="31" w16cid:durableId="81030961">
-    <w:abstractNumId w:val="37"/>
-  </w:num>
-  <w:num w:numId="32" w16cid:durableId="1426923183">
-    <w:abstractNumId w:val="30"/>
-  </w:num>
-  <w:num w:numId="33" w16cid:durableId="819348164">
-    <w:abstractNumId w:val="21"/>
-  </w:num>
-  <w:num w:numId="34" w16cid:durableId="1999379367">
-    <w:abstractNumId w:val="12"/>
-  </w:num>
-  <w:num w:numId="35" w16cid:durableId="694506038">
-    <w:abstractNumId w:val="26"/>
-  </w:num>
-  <w:num w:numId="36" w16cid:durableId="1977759231">
-    <w:abstractNumId w:val="29"/>
-  </w:num>
-  <w:num w:numId="37" w16cid:durableId="2040474236">
+  <w:num w:numId="39" w16cid:durableId="1052726144">
     <w:abstractNumId w:val="10"/>
   </w:num>
-  <w:num w:numId="38" w16cid:durableId="520708767">
-    <w:abstractNumId w:val="38"/>
+  <w:num w:numId="40" w16cid:durableId="370880080">
+    <w:abstractNumId w:val="23"/>
   </w:num>
-  <w:num w:numId="39" w16cid:durableId="1052726144">
+  <w:num w:numId="41" w16cid:durableId="1804232952">
+    <w:abstractNumId w:val="20"/>
+  </w:num>
+  <w:num w:numId="42" w16cid:durableId="232859322">
     <w:abstractNumId w:val="9"/>
   </w:num>
-  <w:num w:numId="40" w16cid:durableId="370880080">
-    <w:abstractNumId w:val="22"/>
-  </w:num>
-  <w:num w:numId="41" w16cid:durableId="1804232952">
-    <w:abstractNumId w:val="19"/>
-  </w:num>
-  <w:num w:numId="42" w16cid:durableId="232859322">
-    <w:abstractNumId w:val="8"/>
+  <w:num w:numId="43" w16cid:durableId="2130122149">
+    <w:abstractNumId w:val="7"/>
   </w:num>
   <w:numIdMacAtCleanup w:val="42"/>
 </w:numbering>

--- a/Manuel_LIM_final_mise_en_page.docx
+++ b/Manuel_LIM_final_mise_en_page.docx
@@ -338,11 +338,7 @@
           </w:pPr>
           <w:r>
             <w:fldChar w:fldCharType="begin"/>
-          </w:r>
-          <w:r>
             <w:instrText xml:space="preserve"> TOC \o "1-4" \h \z \u </w:instrText>
-          </w:r>
-          <w:r>
             <w:fldChar w:fldCharType="separate"/>
           </w:r>
           <w:hyperlink w:anchor="_Toc229733391" w:history="1">
@@ -359,46 +355,10 @@
                 <w:webHidden/>
               </w:rPr>
               <w:tab/>
-            </w:r>
-            <w:r>
-              <w:rPr>
-                <w:noProof/>
-                <w:webHidden/>
-              </w:rPr>
               <w:fldChar w:fldCharType="begin"/>
-            </w:r>
-            <w:r>
-              <w:rPr>
-                <w:noProof/>
-                <w:webHidden/>
-              </w:rPr>
               <w:instrText xml:space="preserve"> PAGEREF _Toc229733391 \h </w:instrText>
-            </w:r>
-            <w:r>
-              <w:rPr>
-                <w:noProof/>
-                <w:webHidden/>
-              </w:rPr>
-            </w:r>
-            <w:r>
-              <w:rPr>
-                <w:noProof/>
-                <w:webHidden/>
-              </w:rPr>
               <w:fldChar w:fldCharType="separate"/>
-            </w:r>
-            <w:r>
-              <w:rPr>
-                <w:noProof/>
-                <w:webHidden/>
-              </w:rPr>
               <w:t>4</w:t>
-            </w:r>
-            <w:r>
-              <w:rPr>
-                <w:noProof/>
-                <w:webHidden/>
-              </w:rPr>
               <w:fldChar w:fldCharType="end"/>
             </w:r>
           </w:hyperlink>
@@ -426,46 +386,10 @@
                 <w:webHidden/>
               </w:rPr>
               <w:tab/>
-            </w:r>
-            <w:r>
-              <w:rPr>
-                <w:noProof/>
-                <w:webHidden/>
-              </w:rPr>
               <w:fldChar w:fldCharType="begin"/>
-            </w:r>
-            <w:r>
-              <w:rPr>
-                <w:noProof/>
-                <w:webHidden/>
-              </w:rPr>
               <w:instrText xml:space="preserve"> PAGEREF _Toc229733392 \h </w:instrText>
-            </w:r>
-            <w:r>
-              <w:rPr>
-                <w:noProof/>
-                <w:webHidden/>
-              </w:rPr>
-            </w:r>
-            <w:r>
-              <w:rPr>
-                <w:noProof/>
-                <w:webHidden/>
-              </w:rPr>
               <w:fldChar w:fldCharType="separate"/>
-            </w:r>
-            <w:r>
-              <w:rPr>
-                <w:noProof/>
-                <w:webHidden/>
-              </w:rPr>
               <w:t>5</w:t>
-            </w:r>
-            <w:r>
-              <w:rPr>
-                <w:noProof/>
-                <w:webHidden/>
-              </w:rPr>
               <w:fldChar w:fldCharType="end"/>
             </w:r>
           </w:hyperlink>
@@ -496,46 +420,10 @@
                 <w:webHidden/>
               </w:rPr>
               <w:tab/>
-            </w:r>
-            <w:r>
-              <w:rPr>
-                <w:noProof/>
-                <w:webHidden/>
-              </w:rPr>
               <w:fldChar w:fldCharType="begin"/>
-            </w:r>
-            <w:r>
-              <w:rPr>
-                <w:noProof/>
-                <w:webHidden/>
-              </w:rPr>
               <w:instrText xml:space="preserve"> PAGEREF _Toc229733393 \h </w:instrText>
-            </w:r>
-            <w:r>
-              <w:rPr>
-                <w:noProof/>
-                <w:webHidden/>
-              </w:rPr>
-            </w:r>
-            <w:r>
-              <w:rPr>
-                <w:noProof/>
-                <w:webHidden/>
-              </w:rPr>
               <w:fldChar w:fldCharType="separate"/>
-            </w:r>
-            <w:r>
-              <w:rPr>
-                <w:noProof/>
-                <w:webHidden/>
-              </w:rPr>
               <w:t>5</w:t>
-            </w:r>
-            <w:r>
-              <w:rPr>
-                <w:noProof/>
-                <w:webHidden/>
-              </w:rPr>
               <w:fldChar w:fldCharType="end"/>
             </w:r>
           </w:hyperlink>
@@ -566,46 +454,10 @@
                 <w:webHidden/>
               </w:rPr>
               <w:tab/>
-            </w:r>
-            <w:r>
-              <w:rPr>
-                <w:noProof/>
-                <w:webHidden/>
-              </w:rPr>
               <w:fldChar w:fldCharType="begin"/>
-            </w:r>
-            <w:r>
-              <w:rPr>
-                <w:noProof/>
-                <w:webHidden/>
-              </w:rPr>
               <w:instrText xml:space="preserve"> PAGEREF _Toc229733394 \h </w:instrText>
-            </w:r>
-            <w:r>
-              <w:rPr>
-                <w:noProof/>
-                <w:webHidden/>
-              </w:rPr>
-            </w:r>
-            <w:r>
-              <w:rPr>
-                <w:noProof/>
-                <w:webHidden/>
-              </w:rPr>
               <w:fldChar w:fldCharType="separate"/>
-            </w:r>
-            <w:r>
-              <w:rPr>
-                <w:noProof/>
-                <w:webHidden/>
-              </w:rPr>
               <w:t>5</w:t>
-            </w:r>
-            <w:r>
-              <w:rPr>
-                <w:noProof/>
-                <w:webHidden/>
-              </w:rPr>
               <w:fldChar w:fldCharType="end"/>
             </w:r>
           </w:hyperlink>
@@ -633,46 +485,10 @@
                 <w:webHidden/>
               </w:rPr>
               <w:tab/>
-            </w:r>
-            <w:r>
-              <w:rPr>
-                <w:noProof/>
-                <w:webHidden/>
-              </w:rPr>
               <w:fldChar w:fldCharType="begin"/>
-            </w:r>
-            <w:r>
-              <w:rPr>
-                <w:noProof/>
-                <w:webHidden/>
-              </w:rPr>
               <w:instrText xml:space="preserve"> PAGEREF _Toc229733395 \h </w:instrText>
-            </w:r>
-            <w:r>
-              <w:rPr>
-                <w:noProof/>
-                <w:webHidden/>
-              </w:rPr>
-            </w:r>
-            <w:r>
-              <w:rPr>
-                <w:noProof/>
-                <w:webHidden/>
-              </w:rPr>
               <w:fldChar w:fldCharType="separate"/>
-            </w:r>
-            <w:r>
-              <w:rPr>
-                <w:noProof/>
-                <w:webHidden/>
-              </w:rPr>
               <w:t>6</w:t>
-            </w:r>
-            <w:r>
-              <w:rPr>
-                <w:noProof/>
-                <w:webHidden/>
-              </w:rPr>
               <w:fldChar w:fldCharType="end"/>
             </w:r>
           </w:hyperlink>
@@ -703,46 +519,10 @@
                 <w:webHidden/>
               </w:rPr>
               <w:tab/>
-            </w:r>
-            <w:r>
-              <w:rPr>
-                <w:noProof/>
-                <w:webHidden/>
-              </w:rPr>
               <w:fldChar w:fldCharType="begin"/>
-            </w:r>
-            <w:r>
-              <w:rPr>
-                <w:noProof/>
-                <w:webHidden/>
-              </w:rPr>
               <w:instrText xml:space="preserve"> PAGEREF _Toc229733396 \h </w:instrText>
-            </w:r>
-            <w:r>
-              <w:rPr>
-                <w:noProof/>
-                <w:webHidden/>
-              </w:rPr>
-            </w:r>
-            <w:r>
-              <w:rPr>
-                <w:noProof/>
-                <w:webHidden/>
-              </w:rPr>
               <w:fldChar w:fldCharType="separate"/>
-            </w:r>
-            <w:r>
-              <w:rPr>
-                <w:noProof/>
-                <w:webHidden/>
-              </w:rPr>
               <w:t>6</w:t>
-            </w:r>
-            <w:r>
-              <w:rPr>
-                <w:noProof/>
-                <w:webHidden/>
-              </w:rPr>
               <w:fldChar w:fldCharType="end"/>
             </w:r>
           </w:hyperlink>
@@ -773,46 +553,10 @@
                 <w:webHidden/>
               </w:rPr>
               <w:tab/>
-            </w:r>
-            <w:r>
-              <w:rPr>
-                <w:noProof/>
-                <w:webHidden/>
-              </w:rPr>
               <w:fldChar w:fldCharType="begin"/>
-            </w:r>
-            <w:r>
-              <w:rPr>
-                <w:noProof/>
-                <w:webHidden/>
-              </w:rPr>
               <w:instrText xml:space="preserve"> PAGEREF _Toc229733397 \h </w:instrText>
-            </w:r>
-            <w:r>
-              <w:rPr>
-                <w:noProof/>
-                <w:webHidden/>
-              </w:rPr>
-            </w:r>
-            <w:r>
-              <w:rPr>
-                <w:noProof/>
-                <w:webHidden/>
-              </w:rPr>
               <w:fldChar w:fldCharType="separate"/>
-            </w:r>
-            <w:r>
-              <w:rPr>
-                <w:noProof/>
-                <w:webHidden/>
-              </w:rPr>
               <w:t>6</w:t>
-            </w:r>
-            <w:r>
-              <w:rPr>
-                <w:noProof/>
-                <w:webHidden/>
-              </w:rPr>
               <w:fldChar w:fldCharType="end"/>
             </w:r>
           </w:hyperlink>
@@ -843,46 +587,10 @@
                 <w:webHidden/>
               </w:rPr>
               <w:tab/>
-            </w:r>
-            <w:r>
-              <w:rPr>
-                <w:noProof/>
-                <w:webHidden/>
-              </w:rPr>
               <w:fldChar w:fldCharType="begin"/>
-            </w:r>
-            <w:r>
-              <w:rPr>
-                <w:noProof/>
-                <w:webHidden/>
-              </w:rPr>
               <w:instrText xml:space="preserve"> PAGEREF _Toc229733398 \h </w:instrText>
-            </w:r>
-            <w:r>
-              <w:rPr>
-                <w:noProof/>
-                <w:webHidden/>
-              </w:rPr>
-            </w:r>
-            <w:r>
-              <w:rPr>
-                <w:noProof/>
-                <w:webHidden/>
-              </w:rPr>
               <w:fldChar w:fldCharType="separate"/>
-            </w:r>
-            <w:r>
-              <w:rPr>
-                <w:noProof/>
-                <w:webHidden/>
-              </w:rPr>
               <w:t>6</w:t>
-            </w:r>
-            <w:r>
-              <w:rPr>
-                <w:noProof/>
-                <w:webHidden/>
-              </w:rPr>
               <w:fldChar w:fldCharType="end"/>
             </w:r>
           </w:hyperlink>
@@ -910,46 +618,10 @@
                 <w:webHidden/>
               </w:rPr>
               <w:tab/>
-            </w:r>
-            <w:r>
-              <w:rPr>
-                <w:noProof/>
-                <w:webHidden/>
-              </w:rPr>
               <w:fldChar w:fldCharType="begin"/>
-            </w:r>
-            <w:r>
-              <w:rPr>
-                <w:noProof/>
-                <w:webHidden/>
-              </w:rPr>
               <w:instrText xml:space="preserve"> PAGEREF _Toc229733399 \h </w:instrText>
-            </w:r>
-            <w:r>
-              <w:rPr>
-                <w:noProof/>
-                <w:webHidden/>
-              </w:rPr>
-            </w:r>
-            <w:r>
-              <w:rPr>
-                <w:noProof/>
-                <w:webHidden/>
-              </w:rPr>
               <w:fldChar w:fldCharType="separate"/>
-            </w:r>
-            <w:r>
-              <w:rPr>
-                <w:noProof/>
-                <w:webHidden/>
-              </w:rPr>
               <w:t>7</w:t>
-            </w:r>
-            <w:r>
-              <w:rPr>
-                <w:noProof/>
-                <w:webHidden/>
-              </w:rPr>
               <w:fldChar w:fldCharType="end"/>
             </w:r>
           </w:hyperlink>
@@ -977,46 +649,10 @@
                 <w:webHidden/>
               </w:rPr>
               <w:tab/>
-            </w:r>
-            <w:r>
-              <w:rPr>
-                <w:noProof/>
-                <w:webHidden/>
-              </w:rPr>
               <w:fldChar w:fldCharType="begin"/>
-            </w:r>
-            <w:r>
-              <w:rPr>
-                <w:noProof/>
-                <w:webHidden/>
-              </w:rPr>
               <w:instrText xml:space="preserve"> PAGEREF _Toc229733400 \h </w:instrText>
-            </w:r>
-            <w:r>
-              <w:rPr>
-                <w:noProof/>
-                <w:webHidden/>
-              </w:rPr>
-            </w:r>
-            <w:r>
-              <w:rPr>
-                <w:noProof/>
-                <w:webHidden/>
-              </w:rPr>
               <w:fldChar w:fldCharType="separate"/>
-            </w:r>
-            <w:r>
-              <w:rPr>
-                <w:noProof/>
-                <w:webHidden/>
-              </w:rPr>
               <w:t>8</w:t>
-            </w:r>
-            <w:r>
-              <w:rPr>
-                <w:noProof/>
-                <w:webHidden/>
-              </w:rPr>
               <w:fldChar w:fldCharType="end"/>
             </w:r>
           </w:hyperlink>
@@ -1047,46 +683,10 @@
                 <w:webHidden/>
               </w:rPr>
               <w:tab/>
-            </w:r>
-            <w:r>
-              <w:rPr>
-                <w:noProof/>
-                <w:webHidden/>
-              </w:rPr>
               <w:fldChar w:fldCharType="begin"/>
-            </w:r>
-            <w:r>
-              <w:rPr>
-                <w:noProof/>
-                <w:webHidden/>
-              </w:rPr>
               <w:instrText xml:space="preserve"> PAGEREF _Toc229733401 \h </w:instrText>
-            </w:r>
-            <w:r>
-              <w:rPr>
-                <w:noProof/>
-                <w:webHidden/>
-              </w:rPr>
-            </w:r>
-            <w:r>
-              <w:rPr>
-                <w:noProof/>
-                <w:webHidden/>
-              </w:rPr>
               <w:fldChar w:fldCharType="separate"/>
-            </w:r>
-            <w:r>
-              <w:rPr>
-                <w:noProof/>
-                <w:webHidden/>
-              </w:rPr>
               <w:t>8</w:t>
-            </w:r>
-            <w:r>
-              <w:rPr>
-                <w:noProof/>
-                <w:webHidden/>
-              </w:rPr>
               <w:fldChar w:fldCharType="end"/>
             </w:r>
           </w:hyperlink>
@@ -1117,46 +717,10 @@
                 <w:webHidden/>
               </w:rPr>
               <w:tab/>
-            </w:r>
-            <w:r>
-              <w:rPr>
-                <w:noProof/>
-                <w:webHidden/>
-              </w:rPr>
               <w:fldChar w:fldCharType="begin"/>
-            </w:r>
-            <w:r>
-              <w:rPr>
-                <w:noProof/>
-                <w:webHidden/>
-              </w:rPr>
               <w:instrText xml:space="preserve"> PAGEREF _Toc229733402 \h </w:instrText>
-            </w:r>
-            <w:r>
-              <w:rPr>
-                <w:noProof/>
-                <w:webHidden/>
-              </w:rPr>
-            </w:r>
-            <w:r>
-              <w:rPr>
-                <w:noProof/>
-                <w:webHidden/>
-              </w:rPr>
               <w:fldChar w:fldCharType="separate"/>
-            </w:r>
-            <w:r>
-              <w:rPr>
-                <w:noProof/>
-                <w:webHidden/>
-              </w:rPr>
               <w:t>8</w:t>
-            </w:r>
-            <w:r>
-              <w:rPr>
-                <w:noProof/>
-                <w:webHidden/>
-              </w:rPr>
               <w:fldChar w:fldCharType="end"/>
             </w:r>
           </w:hyperlink>
@@ -1187,46 +751,10 @@
                 <w:webHidden/>
               </w:rPr>
               <w:tab/>
-            </w:r>
-            <w:r>
-              <w:rPr>
-                <w:noProof/>
-                <w:webHidden/>
-              </w:rPr>
               <w:fldChar w:fldCharType="begin"/>
-            </w:r>
-            <w:r>
-              <w:rPr>
-                <w:noProof/>
-                <w:webHidden/>
-              </w:rPr>
               <w:instrText xml:space="preserve"> PAGEREF _Toc229733403 \h </w:instrText>
-            </w:r>
-            <w:r>
-              <w:rPr>
-                <w:noProof/>
-                <w:webHidden/>
-              </w:rPr>
-            </w:r>
-            <w:r>
-              <w:rPr>
-                <w:noProof/>
-                <w:webHidden/>
-              </w:rPr>
               <w:fldChar w:fldCharType="separate"/>
-            </w:r>
-            <w:r>
-              <w:rPr>
-                <w:noProof/>
-                <w:webHidden/>
-              </w:rPr>
               <w:t>8</w:t>
-            </w:r>
-            <w:r>
-              <w:rPr>
-                <w:noProof/>
-                <w:webHidden/>
-              </w:rPr>
               <w:fldChar w:fldCharType="end"/>
             </w:r>
           </w:hyperlink>
@@ -1257,46 +785,10 @@
                 <w:webHidden/>
               </w:rPr>
               <w:tab/>
-            </w:r>
-            <w:r>
-              <w:rPr>
-                <w:noProof/>
-                <w:webHidden/>
-              </w:rPr>
               <w:fldChar w:fldCharType="begin"/>
-            </w:r>
-            <w:r>
-              <w:rPr>
-                <w:noProof/>
-                <w:webHidden/>
-              </w:rPr>
               <w:instrText xml:space="preserve"> PAGEREF _Toc229733404 \h </w:instrText>
-            </w:r>
-            <w:r>
-              <w:rPr>
-                <w:noProof/>
-                <w:webHidden/>
-              </w:rPr>
-            </w:r>
-            <w:r>
-              <w:rPr>
-                <w:noProof/>
-                <w:webHidden/>
-              </w:rPr>
               <w:fldChar w:fldCharType="separate"/>
-            </w:r>
-            <w:r>
-              <w:rPr>
-                <w:noProof/>
-                <w:webHidden/>
-              </w:rPr>
               <w:t>8</w:t>
-            </w:r>
-            <w:r>
-              <w:rPr>
-                <w:noProof/>
-                <w:webHidden/>
-              </w:rPr>
               <w:fldChar w:fldCharType="end"/>
             </w:r>
           </w:hyperlink>
@@ -1327,46 +819,10 @@
                 <w:webHidden/>
               </w:rPr>
               <w:tab/>
-            </w:r>
-            <w:r>
-              <w:rPr>
-                <w:noProof/>
-                <w:webHidden/>
-              </w:rPr>
               <w:fldChar w:fldCharType="begin"/>
-            </w:r>
-            <w:r>
-              <w:rPr>
-                <w:noProof/>
-                <w:webHidden/>
-              </w:rPr>
               <w:instrText xml:space="preserve"> PAGEREF _Toc229733405 \h </w:instrText>
-            </w:r>
-            <w:r>
-              <w:rPr>
-                <w:noProof/>
-                <w:webHidden/>
-              </w:rPr>
-            </w:r>
-            <w:r>
-              <w:rPr>
-                <w:noProof/>
-                <w:webHidden/>
-              </w:rPr>
               <w:fldChar w:fldCharType="separate"/>
-            </w:r>
-            <w:r>
-              <w:rPr>
-                <w:noProof/>
-                <w:webHidden/>
-              </w:rPr>
               <w:t>9</w:t>
-            </w:r>
-            <w:r>
-              <w:rPr>
-                <w:noProof/>
-                <w:webHidden/>
-              </w:rPr>
               <w:fldChar w:fldCharType="end"/>
             </w:r>
           </w:hyperlink>
@@ -1397,46 +853,10 @@
                 <w:webHidden/>
               </w:rPr>
               <w:tab/>
-            </w:r>
-            <w:r>
-              <w:rPr>
-                <w:noProof/>
-                <w:webHidden/>
-              </w:rPr>
               <w:fldChar w:fldCharType="begin"/>
-            </w:r>
-            <w:r>
-              <w:rPr>
-                <w:noProof/>
-                <w:webHidden/>
-              </w:rPr>
               <w:instrText xml:space="preserve"> PAGEREF _Toc229733406 \h </w:instrText>
-            </w:r>
-            <w:r>
-              <w:rPr>
-                <w:noProof/>
-                <w:webHidden/>
-              </w:rPr>
-            </w:r>
-            <w:r>
-              <w:rPr>
-                <w:noProof/>
-                <w:webHidden/>
-              </w:rPr>
               <w:fldChar w:fldCharType="separate"/>
-            </w:r>
-            <w:r>
-              <w:rPr>
-                <w:noProof/>
-                <w:webHidden/>
-              </w:rPr>
               <w:t>10</w:t>
-            </w:r>
-            <w:r>
-              <w:rPr>
-                <w:noProof/>
-                <w:webHidden/>
-              </w:rPr>
               <w:fldChar w:fldCharType="end"/>
             </w:r>
           </w:hyperlink>
@@ -1464,46 +884,10 @@
                 <w:webHidden/>
               </w:rPr>
               <w:tab/>
-            </w:r>
-            <w:r>
-              <w:rPr>
-                <w:noProof/>
-                <w:webHidden/>
-              </w:rPr>
               <w:fldChar w:fldCharType="begin"/>
-            </w:r>
-            <w:r>
-              <w:rPr>
-                <w:noProof/>
-                <w:webHidden/>
-              </w:rPr>
               <w:instrText xml:space="preserve"> PAGEREF _Toc229733407 \h </w:instrText>
-            </w:r>
-            <w:r>
-              <w:rPr>
-                <w:noProof/>
-                <w:webHidden/>
-              </w:rPr>
-            </w:r>
-            <w:r>
-              <w:rPr>
-                <w:noProof/>
-                <w:webHidden/>
-              </w:rPr>
               <w:fldChar w:fldCharType="separate"/>
-            </w:r>
-            <w:r>
-              <w:rPr>
-                <w:noProof/>
-                <w:webHidden/>
-              </w:rPr>
               <w:t>12</w:t>
-            </w:r>
-            <w:r>
-              <w:rPr>
-                <w:noProof/>
-                <w:webHidden/>
-              </w:rPr>
               <w:fldChar w:fldCharType="end"/>
             </w:r>
           </w:hyperlink>
@@ -1534,46 +918,10 @@
                 <w:webHidden/>
               </w:rPr>
               <w:tab/>
-            </w:r>
-            <w:r>
-              <w:rPr>
-                <w:noProof/>
-                <w:webHidden/>
-              </w:rPr>
               <w:fldChar w:fldCharType="begin"/>
-            </w:r>
-            <w:r>
-              <w:rPr>
-                <w:noProof/>
-                <w:webHidden/>
-              </w:rPr>
               <w:instrText xml:space="preserve"> PAGEREF _Toc229733408 \h </w:instrText>
-            </w:r>
-            <w:r>
-              <w:rPr>
-                <w:noProof/>
-                <w:webHidden/>
-              </w:rPr>
-            </w:r>
-            <w:r>
-              <w:rPr>
-                <w:noProof/>
-                <w:webHidden/>
-              </w:rPr>
               <w:fldChar w:fldCharType="separate"/>
-            </w:r>
-            <w:r>
-              <w:rPr>
-                <w:noProof/>
-                <w:webHidden/>
-              </w:rPr>
               <w:t>12</w:t>
-            </w:r>
-            <w:r>
-              <w:rPr>
-                <w:noProof/>
-                <w:webHidden/>
-              </w:rPr>
               <w:fldChar w:fldCharType="end"/>
             </w:r>
           </w:hyperlink>
@@ -1604,46 +952,10 @@
                 <w:webHidden/>
               </w:rPr>
               <w:tab/>
-            </w:r>
-            <w:r>
-              <w:rPr>
-                <w:noProof/>
-                <w:webHidden/>
-              </w:rPr>
               <w:fldChar w:fldCharType="begin"/>
-            </w:r>
-            <w:r>
-              <w:rPr>
-                <w:noProof/>
-                <w:webHidden/>
-              </w:rPr>
               <w:instrText xml:space="preserve"> PAGEREF _Toc229733409 \h </w:instrText>
-            </w:r>
-            <w:r>
-              <w:rPr>
-                <w:noProof/>
-                <w:webHidden/>
-              </w:rPr>
-            </w:r>
-            <w:r>
-              <w:rPr>
-                <w:noProof/>
-                <w:webHidden/>
-              </w:rPr>
               <w:fldChar w:fldCharType="separate"/>
-            </w:r>
-            <w:r>
-              <w:rPr>
-                <w:noProof/>
-                <w:webHidden/>
-              </w:rPr>
               <w:t>12</w:t>
-            </w:r>
-            <w:r>
-              <w:rPr>
-                <w:noProof/>
-                <w:webHidden/>
-              </w:rPr>
               <w:fldChar w:fldCharType="end"/>
             </w:r>
           </w:hyperlink>
@@ -1674,46 +986,10 @@
                 <w:webHidden/>
               </w:rPr>
               <w:tab/>
-            </w:r>
-            <w:r>
-              <w:rPr>
-                <w:noProof/>
-                <w:webHidden/>
-              </w:rPr>
               <w:fldChar w:fldCharType="begin"/>
-            </w:r>
-            <w:r>
-              <w:rPr>
-                <w:noProof/>
-                <w:webHidden/>
-              </w:rPr>
               <w:instrText xml:space="preserve"> PAGEREF _Toc229733410 \h </w:instrText>
-            </w:r>
-            <w:r>
-              <w:rPr>
-                <w:noProof/>
-                <w:webHidden/>
-              </w:rPr>
-            </w:r>
-            <w:r>
-              <w:rPr>
-                <w:noProof/>
-                <w:webHidden/>
-              </w:rPr>
               <w:fldChar w:fldCharType="separate"/>
-            </w:r>
-            <w:r>
-              <w:rPr>
-                <w:noProof/>
-                <w:webHidden/>
-              </w:rPr>
               <w:t>13</w:t>
-            </w:r>
-            <w:r>
-              <w:rPr>
-                <w:noProof/>
-                <w:webHidden/>
-              </w:rPr>
               <w:fldChar w:fldCharType="end"/>
             </w:r>
           </w:hyperlink>
@@ -1744,46 +1020,10 @@
                 <w:webHidden/>
               </w:rPr>
               <w:tab/>
-            </w:r>
-            <w:r>
-              <w:rPr>
-                <w:noProof/>
-                <w:webHidden/>
-              </w:rPr>
               <w:fldChar w:fldCharType="begin"/>
-            </w:r>
-            <w:r>
-              <w:rPr>
-                <w:noProof/>
-                <w:webHidden/>
-              </w:rPr>
               <w:instrText xml:space="preserve"> PAGEREF _Toc229733411 \h </w:instrText>
-            </w:r>
-            <w:r>
-              <w:rPr>
-                <w:noProof/>
-                <w:webHidden/>
-              </w:rPr>
-            </w:r>
-            <w:r>
-              <w:rPr>
-                <w:noProof/>
-                <w:webHidden/>
-              </w:rPr>
               <w:fldChar w:fldCharType="separate"/>
-            </w:r>
-            <w:r>
-              <w:rPr>
-                <w:noProof/>
-                <w:webHidden/>
-              </w:rPr>
               <w:t>13</w:t>
-            </w:r>
-            <w:r>
-              <w:rPr>
-                <w:noProof/>
-                <w:webHidden/>
-              </w:rPr>
               <w:fldChar w:fldCharType="end"/>
             </w:r>
           </w:hyperlink>
@@ -1814,46 +1054,10 @@
                 <w:webHidden/>
               </w:rPr>
               <w:tab/>
-            </w:r>
-            <w:r>
-              <w:rPr>
-                <w:noProof/>
-                <w:webHidden/>
-              </w:rPr>
               <w:fldChar w:fldCharType="begin"/>
-            </w:r>
-            <w:r>
-              <w:rPr>
-                <w:noProof/>
-                <w:webHidden/>
-              </w:rPr>
               <w:instrText xml:space="preserve"> PAGEREF _Toc229733412 \h </w:instrText>
-            </w:r>
-            <w:r>
-              <w:rPr>
-                <w:noProof/>
-                <w:webHidden/>
-              </w:rPr>
-            </w:r>
-            <w:r>
-              <w:rPr>
-                <w:noProof/>
-                <w:webHidden/>
-              </w:rPr>
               <w:fldChar w:fldCharType="separate"/>
-            </w:r>
-            <w:r>
-              <w:rPr>
-                <w:noProof/>
-                <w:webHidden/>
-              </w:rPr>
               <w:t>13</w:t>
-            </w:r>
-            <w:r>
-              <w:rPr>
-                <w:noProof/>
-                <w:webHidden/>
-              </w:rPr>
               <w:fldChar w:fldCharType="end"/>
             </w:r>
           </w:hyperlink>
@@ -1884,46 +1088,10 @@
                 <w:webHidden/>
               </w:rPr>
               <w:tab/>
-            </w:r>
-            <w:r>
-              <w:rPr>
-                <w:noProof/>
-                <w:webHidden/>
-              </w:rPr>
               <w:fldChar w:fldCharType="begin"/>
-            </w:r>
-            <w:r>
-              <w:rPr>
-                <w:noProof/>
-                <w:webHidden/>
-              </w:rPr>
               <w:instrText xml:space="preserve"> PAGEREF _Toc229733413 \h </w:instrText>
-            </w:r>
-            <w:r>
-              <w:rPr>
-                <w:noProof/>
-                <w:webHidden/>
-              </w:rPr>
-            </w:r>
-            <w:r>
-              <w:rPr>
-                <w:noProof/>
-                <w:webHidden/>
-              </w:rPr>
               <w:fldChar w:fldCharType="separate"/>
-            </w:r>
-            <w:r>
-              <w:rPr>
-                <w:noProof/>
-                <w:webHidden/>
-              </w:rPr>
               <w:t>14</w:t>
-            </w:r>
-            <w:r>
-              <w:rPr>
-                <w:noProof/>
-                <w:webHidden/>
-              </w:rPr>
               <w:fldChar w:fldCharType="end"/>
             </w:r>
           </w:hyperlink>
@@ -1970,46 +1138,10 @@
                 <w:webHidden/>
               </w:rPr>
               <w:tab/>
-            </w:r>
-            <w:r>
-              <w:rPr>
-                <w:noProof/>
-                <w:webHidden/>
-              </w:rPr>
               <w:fldChar w:fldCharType="begin"/>
-            </w:r>
-            <w:r>
-              <w:rPr>
-                <w:noProof/>
-                <w:webHidden/>
-              </w:rPr>
               <w:instrText xml:space="preserve"> PAGEREF _Toc229733414 \h </w:instrText>
-            </w:r>
-            <w:r>
-              <w:rPr>
-                <w:noProof/>
-                <w:webHidden/>
-              </w:rPr>
-            </w:r>
-            <w:r>
-              <w:rPr>
-                <w:noProof/>
-                <w:webHidden/>
-              </w:rPr>
               <w:fldChar w:fldCharType="separate"/>
-            </w:r>
-            <w:r>
-              <w:rPr>
-                <w:noProof/>
-                <w:webHidden/>
-              </w:rPr>
               <w:t>14</w:t>
-            </w:r>
-            <w:r>
-              <w:rPr>
-                <w:noProof/>
-                <w:webHidden/>
-              </w:rPr>
               <w:fldChar w:fldCharType="end"/>
             </w:r>
           </w:hyperlink>
@@ -2040,46 +1172,10 @@
                 <w:webHidden/>
               </w:rPr>
               <w:tab/>
-            </w:r>
-            <w:r>
-              <w:rPr>
-                <w:noProof/>
-                <w:webHidden/>
-              </w:rPr>
               <w:fldChar w:fldCharType="begin"/>
-            </w:r>
-            <w:r>
-              <w:rPr>
-                <w:noProof/>
-                <w:webHidden/>
-              </w:rPr>
               <w:instrText xml:space="preserve"> PAGEREF _Toc229733415 \h </w:instrText>
-            </w:r>
-            <w:r>
-              <w:rPr>
-                <w:noProof/>
-                <w:webHidden/>
-              </w:rPr>
-            </w:r>
-            <w:r>
-              <w:rPr>
-                <w:noProof/>
-                <w:webHidden/>
-              </w:rPr>
               <w:fldChar w:fldCharType="separate"/>
-            </w:r>
-            <w:r>
-              <w:rPr>
-                <w:noProof/>
-                <w:webHidden/>
-              </w:rPr>
               <w:t>14</w:t>
-            </w:r>
-            <w:r>
-              <w:rPr>
-                <w:noProof/>
-                <w:webHidden/>
-              </w:rPr>
               <w:fldChar w:fldCharType="end"/>
             </w:r>
           </w:hyperlink>
@@ -2110,46 +1206,10 @@
                 <w:webHidden/>
               </w:rPr>
               <w:tab/>
-            </w:r>
-            <w:r>
-              <w:rPr>
-                <w:noProof/>
-                <w:webHidden/>
-              </w:rPr>
               <w:fldChar w:fldCharType="begin"/>
-            </w:r>
-            <w:r>
-              <w:rPr>
-                <w:noProof/>
-                <w:webHidden/>
-              </w:rPr>
               <w:instrText xml:space="preserve"> PAGEREF _Toc229733416 \h </w:instrText>
-            </w:r>
-            <w:r>
-              <w:rPr>
-                <w:noProof/>
-                <w:webHidden/>
-              </w:rPr>
-            </w:r>
-            <w:r>
-              <w:rPr>
-                <w:noProof/>
-                <w:webHidden/>
-              </w:rPr>
               <w:fldChar w:fldCharType="separate"/>
-            </w:r>
-            <w:r>
-              <w:rPr>
-                <w:noProof/>
-                <w:webHidden/>
-              </w:rPr>
               <w:t>16</w:t>
-            </w:r>
-            <w:r>
-              <w:rPr>
-                <w:noProof/>
-                <w:webHidden/>
-              </w:rPr>
               <w:fldChar w:fldCharType="end"/>
             </w:r>
           </w:hyperlink>
@@ -2180,46 +1240,10 @@
                 <w:webHidden/>
               </w:rPr>
               <w:tab/>
-            </w:r>
-            <w:r>
-              <w:rPr>
-                <w:noProof/>
-                <w:webHidden/>
-              </w:rPr>
               <w:fldChar w:fldCharType="begin"/>
-            </w:r>
-            <w:r>
-              <w:rPr>
-                <w:noProof/>
-                <w:webHidden/>
-              </w:rPr>
               <w:instrText xml:space="preserve"> PAGEREF _Toc229733417 \h </w:instrText>
-            </w:r>
-            <w:r>
-              <w:rPr>
-                <w:noProof/>
-                <w:webHidden/>
-              </w:rPr>
-            </w:r>
-            <w:r>
-              <w:rPr>
-                <w:noProof/>
-                <w:webHidden/>
-              </w:rPr>
               <w:fldChar w:fldCharType="separate"/>
-            </w:r>
-            <w:r>
-              <w:rPr>
-                <w:noProof/>
-                <w:webHidden/>
-              </w:rPr>
               <w:t>17</w:t>
-            </w:r>
-            <w:r>
-              <w:rPr>
-                <w:noProof/>
-                <w:webHidden/>
-              </w:rPr>
               <w:fldChar w:fldCharType="end"/>
             </w:r>
           </w:hyperlink>
@@ -2250,46 +1274,10 @@
                 <w:webHidden/>
               </w:rPr>
               <w:tab/>
-            </w:r>
-            <w:r>
-              <w:rPr>
-                <w:noProof/>
-                <w:webHidden/>
-              </w:rPr>
               <w:fldChar w:fldCharType="begin"/>
-            </w:r>
-            <w:r>
-              <w:rPr>
-                <w:noProof/>
-                <w:webHidden/>
-              </w:rPr>
               <w:instrText xml:space="preserve"> PAGEREF _Toc229733418 \h </w:instrText>
-            </w:r>
-            <w:r>
-              <w:rPr>
-                <w:noProof/>
-                <w:webHidden/>
-              </w:rPr>
-            </w:r>
-            <w:r>
-              <w:rPr>
-                <w:noProof/>
-                <w:webHidden/>
-              </w:rPr>
               <w:fldChar w:fldCharType="separate"/>
-            </w:r>
-            <w:r>
-              <w:rPr>
-                <w:noProof/>
-                <w:webHidden/>
-              </w:rPr>
               <w:t>18</w:t>
-            </w:r>
-            <w:r>
-              <w:rPr>
-                <w:noProof/>
-                <w:webHidden/>
-              </w:rPr>
               <w:fldChar w:fldCharType="end"/>
             </w:r>
           </w:hyperlink>
@@ -2320,46 +1308,10 @@
                 <w:webHidden/>
               </w:rPr>
               <w:tab/>
-            </w:r>
-            <w:r>
-              <w:rPr>
-                <w:noProof/>
-                <w:webHidden/>
-              </w:rPr>
               <w:fldChar w:fldCharType="begin"/>
-            </w:r>
-            <w:r>
-              <w:rPr>
-                <w:noProof/>
-                <w:webHidden/>
-              </w:rPr>
               <w:instrText xml:space="preserve"> PAGEREF _Toc229733419 \h </w:instrText>
-            </w:r>
-            <w:r>
-              <w:rPr>
-                <w:noProof/>
-                <w:webHidden/>
-              </w:rPr>
-            </w:r>
-            <w:r>
-              <w:rPr>
-                <w:noProof/>
-                <w:webHidden/>
-              </w:rPr>
               <w:fldChar w:fldCharType="separate"/>
-            </w:r>
-            <w:r>
-              <w:rPr>
-                <w:noProof/>
-                <w:webHidden/>
-              </w:rPr>
               <w:t>18</w:t>
-            </w:r>
-            <w:r>
-              <w:rPr>
-                <w:noProof/>
-                <w:webHidden/>
-              </w:rPr>
               <w:fldChar w:fldCharType="end"/>
             </w:r>
           </w:hyperlink>
@@ -2390,46 +1342,10 @@
                 <w:webHidden/>
               </w:rPr>
               <w:tab/>
-            </w:r>
-            <w:r>
-              <w:rPr>
-                <w:noProof/>
-                <w:webHidden/>
-              </w:rPr>
               <w:fldChar w:fldCharType="begin"/>
-            </w:r>
-            <w:r>
-              <w:rPr>
-                <w:noProof/>
-                <w:webHidden/>
-              </w:rPr>
               <w:instrText xml:space="preserve"> PAGEREF _Toc229733420 \h </w:instrText>
-            </w:r>
-            <w:r>
-              <w:rPr>
-                <w:noProof/>
-                <w:webHidden/>
-              </w:rPr>
-            </w:r>
-            <w:r>
-              <w:rPr>
-                <w:noProof/>
-                <w:webHidden/>
-              </w:rPr>
               <w:fldChar w:fldCharType="separate"/>
-            </w:r>
-            <w:r>
-              <w:rPr>
-                <w:noProof/>
-                <w:webHidden/>
-              </w:rPr>
               <w:t>18</w:t>
-            </w:r>
-            <w:r>
-              <w:rPr>
-                <w:noProof/>
-                <w:webHidden/>
-              </w:rPr>
               <w:fldChar w:fldCharType="end"/>
             </w:r>
           </w:hyperlink>
@@ -2460,46 +1376,10 @@
                 <w:webHidden/>
               </w:rPr>
               <w:tab/>
-            </w:r>
-            <w:r>
-              <w:rPr>
-                <w:noProof/>
-                <w:webHidden/>
-              </w:rPr>
               <w:fldChar w:fldCharType="begin"/>
-            </w:r>
-            <w:r>
-              <w:rPr>
-                <w:noProof/>
-                <w:webHidden/>
-              </w:rPr>
               <w:instrText xml:space="preserve"> PAGEREF _Toc229733421 \h </w:instrText>
-            </w:r>
-            <w:r>
-              <w:rPr>
-                <w:noProof/>
-                <w:webHidden/>
-              </w:rPr>
-            </w:r>
-            <w:r>
-              <w:rPr>
-                <w:noProof/>
-                <w:webHidden/>
-              </w:rPr>
               <w:fldChar w:fldCharType="separate"/>
-            </w:r>
-            <w:r>
-              <w:rPr>
-                <w:noProof/>
-                <w:webHidden/>
-              </w:rPr>
               <w:t>18</w:t>
-            </w:r>
-            <w:r>
-              <w:rPr>
-                <w:noProof/>
-                <w:webHidden/>
-              </w:rPr>
               <w:fldChar w:fldCharType="end"/>
             </w:r>
           </w:hyperlink>
@@ -2530,46 +1410,10 @@
                 <w:webHidden/>
               </w:rPr>
               <w:tab/>
-            </w:r>
-            <w:r>
-              <w:rPr>
-                <w:noProof/>
-                <w:webHidden/>
-              </w:rPr>
               <w:fldChar w:fldCharType="begin"/>
-            </w:r>
-            <w:r>
-              <w:rPr>
-                <w:noProof/>
-                <w:webHidden/>
-              </w:rPr>
               <w:instrText xml:space="preserve"> PAGEREF _Toc229733422 \h </w:instrText>
-            </w:r>
-            <w:r>
-              <w:rPr>
-                <w:noProof/>
-                <w:webHidden/>
-              </w:rPr>
-            </w:r>
-            <w:r>
-              <w:rPr>
-                <w:noProof/>
-                <w:webHidden/>
-              </w:rPr>
               <w:fldChar w:fldCharType="separate"/>
-            </w:r>
-            <w:r>
-              <w:rPr>
-                <w:noProof/>
-                <w:webHidden/>
-              </w:rPr>
               <w:t>19</w:t>
-            </w:r>
-            <w:r>
-              <w:rPr>
-                <w:noProof/>
-                <w:webHidden/>
-              </w:rPr>
               <w:fldChar w:fldCharType="end"/>
             </w:r>
           </w:hyperlink>
@@ -2600,46 +1444,10 @@
                 <w:webHidden/>
               </w:rPr>
               <w:tab/>
-            </w:r>
-            <w:r>
-              <w:rPr>
-                <w:noProof/>
-                <w:webHidden/>
-              </w:rPr>
               <w:fldChar w:fldCharType="begin"/>
-            </w:r>
-            <w:r>
-              <w:rPr>
-                <w:noProof/>
-                <w:webHidden/>
-              </w:rPr>
               <w:instrText xml:space="preserve"> PAGEREF _Toc229733423 \h </w:instrText>
-            </w:r>
-            <w:r>
-              <w:rPr>
-                <w:noProof/>
-                <w:webHidden/>
-              </w:rPr>
-            </w:r>
-            <w:r>
-              <w:rPr>
-                <w:noProof/>
-                <w:webHidden/>
-              </w:rPr>
               <w:fldChar w:fldCharType="separate"/>
-            </w:r>
-            <w:r>
-              <w:rPr>
-                <w:noProof/>
-                <w:webHidden/>
-              </w:rPr>
               <w:t>20</w:t>
-            </w:r>
-            <w:r>
-              <w:rPr>
-                <w:noProof/>
-                <w:webHidden/>
-              </w:rPr>
               <w:fldChar w:fldCharType="end"/>
             </w:r>
           </w:hyperlink>
@@ -2670,46 +1478,10 @@
                 <w:webHidden/>
               </w:rPr>
               <w:tab/>
-            </w:r>
-            <w:r>
-              <w:rPr>
-                <w:noProof/>
-                <w:webHidden/>
-              </w:rPr>
               <w:fldChar w:fldCharType="begin"/>
-            </w:r>
-            <w:r>
-              <w:rPr>
-                <w:noProof/>
-                <w:webHidden/>
-              </w:rPr>
               <w:instrText xml:space="preserve"> PAGEREF _Toc229733424 \h </w:instrText>
-            </w:r>
-            <w:r>
-              <w:rPr>
-                <w:noProof/>
-                <w:webHidden/>
-              </w:rPr>
-            </w:r>
-            <w:r>
-              <w:rPr>
-                <w:noProof/>
-                <w:webHidden/>
-              </w:rPr>
               <w:fldChar w:fldCharType="separate"/>
-            </w:r>
-            <w:r>
-              <w:rPr>
-                <w:noProof/>
-                <w:webHidden/>
-              </w:rPr>
               <w:t>20</w:t>
-            </w:r>
-            <w:r>
-              <w:rPr>
-                <w:noProof/>
-                <w:webHidden/>
-              </w:rPr>
               <w:fldChar w:fldCharType="end"/>
             </w:r>
           </w:hyperlink>
@@ -2740,46 +1512,10 @@
                 <w:webHidden/>
               </w:rPr>
               <w:tab/>
-            </w:r>
-            <w:r>
-              <w:rPr>
-                <w:noProof/>
-                <w:webHidden/>
-              </w:rPr>
               <w:fldChar w:fldCharType="begin"/>
-            </w:r>
-            <w:r>
-              <w:rPr>
-                <w:noProof/>
-                <w:webHidden/>
-              </w:rPr>
               <w:instrText xml:space="preserve"> PAGEREF _Toc229733425 \h </w:instrText>
-            </w:r>
-            <w:r>
-              <w:rPr>
-                <w:noProof/>
-                <w:webHidden/>
-              </w:rPr>
-            </w:r>
-            <w:r>
-              <w:rPr>
-                <w:noProof/>
-                <w:webHidden/>
-              </w:rPr>
               <w:fldChar w:fldCharType="separate"/>
-            </w:r>
-            <w:r>
-              <w:rPr>
-                <w:noProof/>
-                <w:webHidden/>
-              </w:rPr>
               <w:t>21</w:t>
-            </w:r>
-            <w:r>
-              <w:rPr>
-                <w:noProof/>
-                <w:webHidden/>
-              </w:rPr>
               <w:fldChar w:fldCharType="end"/>
             </w:r>
           </w:hyperlink>
@@ -2807,46 +1543,10 @@
                 <w:webHidden/>
               </w:rPr>
               <w:tab/>
-            </w:r>
-            <w:r>
-              <w:rPr>
-                <w:noProof/>
-                <w:webHidden/>
-              </w:rPr>
               <w:fldChar w:fldCharType="begin"/>
-            </w:r>
-            <w:r>
-              <w:rPr>
-                <w:noProof/>
-                <w:webHidden/>
-              </w:rPr>
               <w:instrText xml:space="preserve"> PAGEREF _Toc229733426 \h </w:instrText>
-            </w:r>
-            <w:r>
-              <w:rPr>
-                <w:noProof/>
-                <w:webHidden/>
-              </w:rPr>
-            </w:r>
-            <w:r>
-              <w:rPr>
-                <w:noProof/>
-                <w:webHidden/>
-              </w:rPr>
               <w:fldChar w:fldCharType="separate"/>
-            </w:r>
-            <w:r>
-              <w:rPr>
-                <w:noProof/>
-                <w:webHidden/>
-              </w:rPr>
               <w:t>22</w:t>
-            </w:r>
-            <w:r>
-              <w:rPr>
-                <w:noProof/>
-                <w:webHidden/>
-              </w:rPr>
               <w:fldChar w:fldCharType="end"/>
             </w:r>
           </w:hyperlink>
@@ -2877,46 +1577,10 @@
                 <w:webHidden/>
               </w:rPr>
               <w:tab/>
-            </w:r>
-            <w:r>
-              <w:rPr>
-                <w:noProof/>
-                <w:webHidden/>
-              </w:rPr>
               <w:fldChar w:fldCharType="begin"/>
-            </w:r>
-            <w:r>
-              <w:rPr>
-                <w:noProof/>
-                <w:webHidden/>
-              </w:rPr>
               <w:instrText xml:space="preserve"> PAGEREF _Toc229733427 \h </w:instrText>
-            </w:r>
-            <w:r>
-              <w:rPr>
-                <w:noProof/>
-                <w:webHidden/>
-              </w:rPr>
-            </w:r>
-            <w:r>
-              <w:rPr>
-                <w:noProof/>
-                <w:webHidden/>
-              </w:rPr>
               <w:fldChar w:fldCharType="separate"/>
-            </w:r>
-            <w:r>
-              <w:rPr>
-                <w:noProof/>
-                <w:webHidden/>
-              </w:rPr>
               <w:t>22</w:t>
-            </w:r>
-            <w:r>
-              <w:rPr>
-                <w:noProof/>
-                <w:webHidden/>
-              </w:rPr>
               <w:fldChar w:fldCharType="end"/>
             </w:r>
           </w:hyperlink>
@@ -2947,46 +1611,10 @@
                 <w:webHidden/>
               </w:rPr>
               <w:tab/>
-            </w:r>
-            <w:r>
-              <w:rPr>
-                <w:noProof/>
-                <w:webHidden/>
-              </w:rPr>
               <w:fldChar w:fldCharType="begin"/>
-            </w:r>
-            <w:r>
-              <w:rPr>
-                <w:noProof/>
-                <w:webHidden/>
-              </w:rPr>
               <w:instrText xml:space="preserve"> PAGEREF _Toc229733428 \h </w:instrText>
-            </w:r>
-            <w:r>
-              <w:rPr>
-                <w:noProof/>
-                <w:webHidden/>
-              </w:rPr>
-            </w:r>
-            <w:r>
-              <w:rPr>
-                <w:noProof/>
-                <w:webHidden/>
-              </w:rPr>
               <w:fldChar w:fldCharType="separate"/>
-            </w:r>
-            <w:r>
-              <w:rPr>
-                <w:noProof/>
-                <w:webHidden/>
-              </w:rPr>
               <w:t>23</w:t>
-            </w:r>
-            <w:r>
-              <w:rPr>
-                <w:noProof/>
-                <w:webHidden/>
-              </w:rPr>
               <w:fldChar w:fldCharType="end"/>
             </w:r>
           </w:hyperlink>
@@ -3014,46 +1642,10 @@
                 <w:webHidden/>
               </w:rPr>
               <w:tab/>
-            </w:r>
-            <w:r>
-              <w:rPr>
-                <w:noProof/>
-                <w:webHidden/>
-              </w:rPr>
               <w:fldChar w:fldCharType="begin"/>
-            </w:r>
-            <w:r>
-              <w:rPr>
-                <w:noProof/>
-                <w:webHidden/>
-              </w:rPr>
               <w:instrText xml:space="preserve"> PAGEREF _Toc229733429 \h </w:instrText>
-            </w:r>
-            <w:r>
-              <w:rPr>
-                <w:noProof/>
-                <w:webHidden/>
-              </w:rPr>
-            </w:r>
-            <w:r>
-              <w:rPr>
-                <w:noProof/>
-                <w:webHidden/>
-              </w:rPr>
               <w:fldChar w:fldCharType="separate"/>
-            </w:r>
-            <w:r>
-              <w:rPr>
-                <w:noProof/>
-                <w:webHidden/>
-              </w:rPr>
               <w:t>24</w:t>
-            </w:r>
-            <w:r>
-              <w:rPr>
-                <w:noProof/>
-                <w:webHidden/>
-              </w:rPr>
               <w:fldChar w:fldCharType="end"/>
             </w:r>
           </w:hyperlink>
@@ -3084,46 +1676,10 @@
                 <w:webHidden/>
               </w:rPr>
               <w:tab/>
-            </w:r>
-            <w:r>
-              <w:rPr>
-                <w:noProof/>
-                <w:webHidden/>
-              </w:rPr>
               <w:fldChar w:fldCharType="begin"/>
-            </w:r>
-            <w:r>
-              <w:rPr>
-                <w:noProof/>
-                <w:webHidden/>
-              </w:rPr>
               <w:instrText xml:space="preserve"> PAGEREF _Toc229733430 \h </w:instrText>
-            </w:r>
-            <w:r>
-              <w:rPr>
-                <w:noProof/>
-                <w:webHidden/>
-              </w:rPr>
-            </w:r>
-            <w:r>
-              <w:rPr>
-                <w:noProof/>
-                <w:webHidden/>
-              </w:rPr>
               <w:fldChar w:fldCharType="separate"/>
-            </w:r>
-            <w:r>
-              <w:rPr>
-                <w:noProof/>
-                <w:webHidden/>
-              </w:rPr>
               <w:t>24</w:t>
-            </w:r>
-            <w:r>
-              <w:rPr>
-                <w:noProof/>
-                <w:webHidden/>
-              </w:rPr>
               <w:fldChar w:fldCharType="end"/>
             </w:r>
           </w:hyperlink>
@@ -3154,46 +1710,10 @@
                 <w:webHidden/>
               </w:rPr>
               <w:tab/>
-            </w:r>
-            <w:r>
-              <w:rPr>
-                <w:noProof/>
-                <w:webHidden/>
-              </w:rPr>
               <w:fldChar w:fldCharType="begin"/>
-            </w:r>
-            <w:r>
-              <w:rPr>
-                <w:noProof/>
-                <w:webHidden/>
-              </w:rPr>
               <w:instrText xml:space="preserve"> PAGEREF _Toc229733431 \h </w:instrText>
-            </w:r>
-            <w:r>
-              <w:rPr>
-                <w:noProof/>
-                <w:webHidden/>
-              </w:rPr>
-            </w:r>
-            <w:r>
-              <w:rPr>
-                <w:noProof/>
-                <w:webHidden/>
-              </w:rPr>
               <w:fldChar w:fldCharType="separate"/>
-            </w:r>
-            <w:r>
-              <w:rPr>
-                <w:noProof/>
-                <w:webHidden/>
-              </w:rPr>
               <w:t>25</w:t>
-            </w:r>
-            <w:r>
-              <w:rPr>
-                <w:noProof/>
-                <w:webHidden/>
-              </w:rPr>
               <w:fldChar w:fldCharType="end"/>
             </w:r>
           </w:hyperlink>
@@ -3224,46 +1744,10 @@
                 <w:webHidden/>
               </w:rPr>
               <w:tab/>
-            </w:r>
-            <w:r>
-              <w:rPr>
-                <w:noProof/>
-                <w:webHidden/>
-              </w:rPr>
               <w:fldChar w:fldCharType="begin"/>
-            </w:r>
-            <w:r>
-              <w:rPr>
-                <w:noProof/>
-                <w:webHidden/>
-              </w:rPr>
               <w:instrText xml:space="preserve"> PAGEREF _Toc229733432 \h </w:instrText>
-            </w:r>
-            <w:r>
-              <w:rPr>
-                <w:noProof/>
-                <w:webHidden/>
-              </w:rPr>
-            </w:r>
-            <w:r>
-              <w:rPr>
-                <w:noProof/>
-                <w:webHidden/>
-              </w:rPr>
               <w:fldChar w:fldCharType="separate"/>
-            </w:r>
-            <w:r>
-              <w:rPr>
-                <w:noProof/>
-                <w:webHidden/>
-              </w:rPr>
               <w:t>25</w:t>
-            </w:r>
-            <w:r>
-              <w:rPr>
-                <w:noProof/>
-                <w:webHidden/>
-              </w:rPr>
               <w:fldChar w:fldCharType="end"/>
             </w:r>
           </w:hyperlink>
@@ -3291,46 +1775,10 @@
                 <w:webHidden/>
               </w:rPr>
               <w:tab/>
-            </w:r>
-            <w:r>
-              <w:rPr>
-                <w:noProof/>
-                <w:webHidden/>
-              </w:rPr>
               <w:fldChar w:fldCharType="begin"/>
-            </w:r>
-            <w:r>
-              <w:rPr>
-                <w:noProof/>
-                <w:webHidden/>
-              </w:rPr>
               <w:instrText xml:space="preserve"> PAGEREF _Toc229733433 \h </w:instrText>
-            </w:r>
-            <w:r>
-              <w:rPr>
-                <w:noProof/>
-                <w:webHidden/>
-              </w:rPr>
-            </w:r>
-            <w:r>
-              <w:rPr>
-                <w:noProof/>
-                <w:webHidden/>
-              </w:rPr>
               <w:fldChar w:fldCharType="separate"/>
-            </w:r>
-            <w:r>
-              <w:rPr>
-                <w:noProof/>
-                <w:webHidden/>
-              </w:rPr>
               <w:t>26</w:t>
-            </w:r>
-            <w:r>
-              <w:rPr>
-                <w:noProof/>
-                <w:webHidden/>
-              </w:rPr>
               <w:fldChar w:fldCharType="end"/>
             </w:r>
           </w:hyperlink>
@@ -3458,13 +1906,8 @@
         </w:numPr>
         <w:jc w:val="both"/>
       </w:pPr>
-      <w:proofErr w:type="gramStart"/>
-      <w:r>
-        <w:t>d’importer</w:t>
-      </w:r>
-      <w:proofErr w:type="gramEnd"/>
-      <w:r>
-        <w:t xml:space="preserve"> le PDF du train ;</w:t>
+      <w:r>
+        <w:t>d’importer le PDF du train ;</w:t>
       </w:r>
     </w:p>
     <w:p>
@@ -3476,13 +1919,8 @@
         </w:numPr>
         <w:jc w:val="both"/>
       </w:pPr>
-      <w:proofErr w:type="gramStart"/>
-      <w:r>
-        <w:t>d’afficher</w:t>
-      </w:r>
-      <w:proofErr w:type="gramEnd"/>
-      <w:r>
-        <w:t xml:space="preserve"> automatiquement les informations principales de la fiche train ;</w:t>
+      <w:r>
+        <w:t>d’afficher automatiquement les informations principales de la fiche train ;</w:t>
       </w:r>
     </w:p>
     <w:p>
@@ -3494,13 +1932,8 @@
         </w:numPr>
         <w:jc w:val="both"/>
       </w:pPr>
-      <w:proofErr w:type="gramStart"/>
-      <w:r>
-        <w:t>de</w:t>
-      </w:r>
-      <w:proofErr w:type="gramEnd"/>
-      <w:r>
-        <w:t xml:space="preserve"> visualiser les données utiles de la ligne dans un format adapté à l’usage sur tablette ;</w:t>
+      <w:r>
+        <w:t>de visualiser les données utiles de la ligne dans un format adapté à l’usage sur tablette ;</w:t>
       </w:r>
     </w:p>
     <w:p>
@@ -3512,13 +1945,8 @@
         </w:numPr>
         <w:jc w:val="both"/>
       </w:pPr>
-      <w:proofErr w:type="gramStart"/>
-      <w:r>
-        <w:t>d’utiliser</w:t>
-      </w:r>
-      <w:proofErr w:type="gramEnd"/>
-      <w:r>
-        <w:t>, lorsque les conditions le permettent, une localisation GPS pour faciliter le suivi de la progression sur la ligne.</w:t>
+      <w:r>
+        <w:t>d’utiliser, lorsque les conditions le permettent, une localisation GPS pour faciliter le suivi de la progression sur la ligne.</w:t>
       </w:r>
     </w:p>
     <w:p>
@@ -3814,14 +2242,7 @@
           <w:rFonts w:ascii="Calibri" w:hAnsi="Calibri"/>
           <w:sz w:val="24"/>
         </w:rPr>
-        <w:t xml:space="preserve"> un dossier dédié, par exemple nommé :</w:t>
-      </w:r>
-      <w:r>
-        <w:rPr>
-          <w:rFonts w:ascii="Calibri" w:hAnsi="Calibri"/>
-          <w:sz w:val="24"/>
-        </w:rPr>
-        <w:t xml:space="preserve"> </w:t>
+        <w:t xml:space="preserve"> un dossier dédié, par exemple nommé : </w:t>
       </w:r>
       <w:r>
         <w:rPr>
@@ -3900,21 +2321,12 @@
           <w:sz w:val="24"/>
         </w:rPr>
       </w:pPr>
-      <w:proofErr w:type="gramStart"/>
-      <w:r>
-        <w:rPr>
-          <w:rFonts w:ascii="Calibri" w:hAnsi="Calibri"/>
-          <w:sz w:val="24"/>
-        </w:rPr>
-        <w:t>ouvrir</w:t>
-      </w:r>
-      <w:proofErr w:type="gramEnd"/>
-      <w:r>
-        <w:rPr>
-          <w:rFonts w:ascii="Calibri" w:hAnsi="Calibri"/>
-          <w:sz w:val="24"/>
-        </w:rPr>
-        <w:t xml:space="preserve"> l’application </w:t>
+      <w:r>
+        <w:rPr>
+          <w:rFonts w:ascii="Calibri" w:hAnsi="Calibri"/>
+          <w:sz w:val="24"/>
+        </w:rPr>
+        <w:t xml:space="preserve">ouvrir l’application </w:t>
       </w:r>
       <w:r>
         <w:rPr>
@@ -3945,35 +2357,12 @@
           <w:sz w:val="24"/>
         </w:rPr>
       </w:pPr>
-      <w:proofErr w:type="gramStart"/>
-      <w:r>
-        <w:rPr>
-          <w:rFonts w:ascii="Calibri" w:hAnsi="Calibri"/>
-          <w:sz w:val="24"/>
-        </w:rPr>
-        <w:t>aller</w:t>
-      </w:r>
-      <w:proofErr w:type="gramEnd"/>
-      <w:r>
-        <w:rPr>
-          <w:rFonts w:ascii="Calibri" w:hAnsi="Calibri"/>
-          <w:sz w:val="24"/>
-        </w:rPr>
-        <w:t xml:space="preserve"> dans </w:t>
-      </w:r>
-      <w:r>
-        <w:rPr>
-          <w:rFonts w:ascii="Calibri" w:hAnsi="Calibri"/>
-          <w:sz w:val="24"/>
-        </w:rPr>
-        <w:t>Emplacements &gt; Sur mon iPad</w:t>
-      </w:r>
-      <w:r>
-        <w:rPr>
-          <w:rFonts w:ascii="Calibri" w:hAnsi="Calibri"/>
-          <w:sz w:val="24"/>
-        </w:rPr>
-        <w:t xml:space="preserve"> ;</w:t>
+      <w:r>
+        <w:rPr>
+          <w:rFonts w:ascii="Calibri" w:hAnsi="Calibri"/>
+          <w:sz w:val="24"/>
+        </w:rPr>
+        <w:t>aller dans Emplacements &gt; Sur mon iPad ;</w:t>
       </w:r>
     </w:p>
     <w:p>
@@ -3989,21 +2378,12 @@
           <w:sz w:val="24"/>
         </w:rPr>
       </w:pPr>
-      <w:proofErr w:type="gramStart"/>
-      <w:r>
-        <w:rPr>
-          <w:rFonts w:ascii="Calibri" w:hAnsi="Calibri"/>
-          <w:sz w:val="24"/>
-        </w:rPr>
-        <w:t>toucher</w:t>
-      </w:r>
-      <w:proofErr w:type="gramEnd"/>
-      <w:r>
-        <w:rPr>
-          <w:rFonts w:ascii="Calibri" w:hAnsi="Calibri"/>
-          <w:sz w:val="24"/>
-        </w:rPr>
-        <w:t xml:space="preserve"> l’icône </w:t>
+      <w:r>
+        <w:rPr>
+          <w:rFonts w:ascii="Calibri" w:hAnsi="Calibri"/>
+          <w:sz w:val="24"/>
+        </w:rPr>
+        <w:t xml:space="preserve">toucher l’icône </w:t>
       </w:r>
       <w:r>
         <w:rPr>
@@ -4034,21 +2414,12 @@
           <w:sz w:val="24"/>
         </w:rPr>
       </w:pPr>
-      <w:proofErr w:type="gramStart"/>
-      <w:r>
-        <w:rPr>
-          <w:rFonts w:ascii="Calibri" w:hAnsi="Calibri"/>
-          <w:sz w:val="24"/>
-        </w:rPr>
-        <w:t>nommer</w:t>
-      </w:r>
-      <w:proofErr w:type="gramEnd"/>
-      <w:r>
-        <w:rPr>
-          <w:rFonts w:ascii="Calibri" w:hAnsi="Calibri"/>
-          <w:sz w:val="24"/>
-        </w:rPr>
-        <w:t xml:space="preserve"> ce dossier, par exemple </w:t>
+      <w:r>
+        <w:rPr>
+          <w:rFonts w:ascii="Calibri" w:hAnsi="Calibri"/>
+          <w:sz w:val="24"/>
+        </w:rPr>
+        <w:t xml:space="preserve">nommer ce dossier, par exemple </w:t>
       </w:r>
       <w:r>
         <w:rPr>
@@ -4079,21 +2450,12 @@
           <w:sz w:val="24"/>
         </w:rPr>
       </w:pPr>
-      <w:proofErr w:type="gramStart"/>
-      <w:r>
-        <w:rPr>
-          <w:rFonts w:ascii="Calibri" w:hAnsi="Calibri"/>
-          <w:sz w:val="24"/>
-        </w:rPr>
-        <w:t>faire</w:t>
-      </w:r>
-      <w:proofErr w:type="gramEnd"/>
-      <w:r>
-        <w:rPr>
-          <w:rFonts w:ascii="Calibri" w:hAnsi="Calibri"/>
-          <w:sz w:val="24"/>
-        </w:rPr>
-        <w:t xml:space="preserve"> ensuite un </w:t>
+      <w:r>
+        <w:rPr>
+          <w:rFonts w:ascii="Calibri" w:hAnsi="Calibri"/>
+          <w:sz w:val="24"/>
+        </w:rPr>
+        <w:t xml:space="preserve">faire ensuite un </w:t>
       </w:r>
       <w:r>
         <w:rPr>
@@ -4124,35 +2486,12 @@
           <w:sz w:val="24"/>
         </w:rPr>
       </w:pPr>
-      <w:proofErr w:type="gramStart"/>
-      <w:r>
-        <w:rPr>
-          <w:rFonts w:ascii="Calibri" w:hAnsi="Calibri"/>
-          <w:sz w:val="24"/>
-        </w:rPr>
-        <w:t>choisir</w:t>
-      </w:r>
-      <w:proofErr w:type="gramEnd"/>
-      <w:r>
-        <w:rPr>
-          <w:rFonts w:ascii="Calibri" w:hAnsi="Calibri"/>
-          <w:sz w:val="24"/>
-        </w:rPr>
-        <w:t xml:space="preserve"> </w:t>
-      </w:r>
-      <w:r>
-        <w:rPr>
-          <w:rFonts w:ascii="Calibri" w:hAnsi="Calibri"/>
-          <w:sz w:val="24"/>
-        </w:rPr>
-        <w:t>Ajouter aux favoris</w:t>
-      </w:r>
-      <w:r>
-        <w:rPr>
-          <w:rFonts w:ascii="Calibri" w:hAnsi="Calibri"/>
-          <w:sz w:val="24"/>
-        </w:rPr>
-        <w:t>.</w:t>
+      <w:r>
+        <w:rPr>
+          <w:rFonts w:ascii="Calibri" w:hAnsi="Calibri"/>
+          <w:sz w:val="24"/>
+        </w:rPr>
+        <w:t>choisir Ajouter aux favoris.</w:t>
       </w:r>
     </w:p>
     <w:p>
@@ -4331,38 +2670,13 @@
           <w:sz w:val="24"/>
         </w:rPr>
       </w:pPr>
-      <w:proofErr w:type="gramStart"/>
-      <w:r>
-        <w:rPr>
-          <w:rFonts w:ascii="Calibri" w:hAnsi="Calibri"/>
-          <w:sz w:val="24"/>
-        </w:rPr>
-        <w:t>directement</w:t>
-      </w:r>
-      <w:proofErr w:type="gramEnd"/>
-      <w:r>
-        <w:rPr>
-          <w:rFonts w:ascii="Calibri" w:hAnsi="Calibri"/>
-          <w:sz w:val="24"/>
-        </w:rPr>
-        <w:t xml:space="preserve"> depuis le lien </w:t>
-      </w:r>
-      <w:proofErr w:type="gramStart"/>
-      <w:r>
-        <w:rPr>
-          <w:rFonts w:ascii="Calibri" w:hAnsi="Calibri"/>
-          <w:sz w:val="24"/>
-        </w:rPr>
-        <w:t>https://lim2.vercel.app/</w:t>
-      </w:r>
-      <w:r>
-        <w:rPr>
-          <w:rFonts w:ascii="Calibri" w:hAnsi="Calibri"/>
-          <w:sz w:val="24"/>
-        </w:rPr>
-        <w:t>;</w:t>
-      </w:r>
-      <w:proofErr w:type="gramEnd"/>
+      <w:r>
+        <w:rPr>
+          <w:rFonts w:ascii="Calibri" w:hAnsi="Calibri"/>
+          <w:sz w:val="24"/>
+        </w:rPr>
+        <w:t>directement depuis le lien https://lim2.vercel.app/;</w:t>
+      </w:r>
     </w:p>
     <w:p>
       <w:pPr>
@@ -4377,35 +2691,12 @@
           <w:sz w:val="24"/>
         </w:rPr>
       </w:pPr>
-      <w:proofErr w:type="gramStart"/>
-      <w:r>
-        <w:rPr>
-          <w:rFonts w:ascii="Calibri" w:hAnsi="Calibri"/>
-          <w:sz w:val="24"/>
-        </w:rPr>
-        <w:t>soit</w:t>
-      </w:r>
-      <w:proofErr w:type="gramEnd"/>
-      <w:r>
-        <w:rPr>
-          <w:rFonts w:ascii="Calibri" w:hAnsi="Calibri"/>
-          <w:sz w:val="24"/>
-        </w:rPr>
-        <w:t xml:space="preserve"> en scannant le QR code prévu à cet effet</w:t>
-      </w:r>
-      <w:r>
-        <w:rPr>
-          <w:rFonts w:ascii="Calibri" w:hAnsi="Calibri"/>
-          <w:sz w:val="24"/>
-        </w:rPr>
-        <w:t xml:space="preserve"> sur la couverture de ce document</w:t>
-      </w:r>
-      <w:r>
-        <w:rPr>
-          <w:rFonts w:ascii="Calibri" w:hAnsi="Calibri"/>
-          <w:sz w:val="24"/>
-        </w:rPr>
-        <w:t>.</w:t>
+      <w:r>
+        <w:rPr>
+          <w:rFonts w:ascii="Calibri" w:hAnsi="Calibri"/>
+          <w:sz w:val="24"/>
+        </w:rPr>
+        <w:t>soit en scannant le QR code prévu à cet effet sur la couverture de ce document.</w:t>
       </w:r>
     </w:p>
     <w:p>
@@ -4459,21 +2750,12 @@
           <w:sz w:val="24"/>
         </w:rPr>
       </w:pPr>
-      <w:proofErr w:type="gramStart"/>
-      <w:r>
-        <w:rPr>
-          <w:rFonts w:ascii="Calibri" w:hAnsi="Calibri"/>
-          <w:sz w:val="24"/>
-        </w:rPr>
-        <w:t>toucher</w:t>
-      </w:r>
-      <w:proofErr w:type="gramEnd"/>
-      <w:r>
-        <w:rPr>
-          <w:rFonts w:ascii="Calibri" w:hAnsi="Calibri"/>
-          <w:sz w:val="24"/>
-        </w:rPr>
-        <w:t xml:space="preserve"> le bouton </w:t>
+      <w:r>
+        <w:rPr>
+          <w:rFonts w:ascii="Calibri" w:hAnsi="Calibri"/>
+          <w:sz w:val="24"/>
+        </w:rPr>
+        <w:t xml:space="preserve">toucher le bouton </w:t>
       </w:r>
       <w:r>
         <w:rPr>
@@ -4488,14 +2770,7 @@
           <w:rFonts w:ascii="Calibri" w:hAnsi="Calibri"/>
           <w:sz w:val="24"/>
         </w:rPr>
-        <w:t xml:space="preserve"> </w:t>
-      </w:r>
-      <w:r>
-        <w:rPr>
-          <w:rFonts w:ascii="Calibri" w:hAnsi="Calibri"/>
-          <w:sz w:val="24"/>
-        </w:rPr>
-        <w:t xml:space="preserve"> </w:t>
+        <w:t xml:space="preserve">  </w:t>
       </w:r>
       <w:r>
         <w:rPr>
@@ -4507,7 +2782,7 @@
           <wp:inline distT="0" distB="0" distL="0" distR="0" wp14:anchorId="4C1B1C92" wp14:editId="2308F4E5">
             <wp:extent cx="139700" cy="139700"/>
             <wp:effectExtent l="0" t="0" r="0" b="0"/>
-            <wp:docPr id="293379805" name="Image 2" descr="Une image contenant noir, obscurité&#10;&#10;Le contenu généré par l’IA peut être incorrect."/>
+            <wp:docPr id="293379805" name="Image 2" descr="Une image contenant noir, obscurité  Le contenu généré par l’IA peut être incorrect."/>
             <wp:cNvGraphicFramePr>
               <a:graphicFrameLocks xmlns:a="http://schemas.openxmlformats.org/drawingml/2006/main" noChangeAspect="1"/>
             </wp:cNvGraphicFramePr>
@@ -4515,7 +2790,7 @@
               <a:graphicData uri="http://schemas.openxmlformats.org/drawingml/2006/picture">
                 <pic:pic xmlns:pic="http://schemas.openxmlformats.org/drawingml/2006/picture">
                   <pic:nvPicPr>
-                    <pic:cNvPr id="293379805" name="Image 2" descr="Une image contenant noir, obscurité&#10;&#10;Le contenu généré par l’IA peut être incorrect."/>
+                    <pic:cNvPr id="293379805" name="Image 2" descr="Une image contenant noir, obscurité  Le contenu généré par l’IA peut être incorrect."/>
                     <pic:cNvPicPr/>
                   </pic:nvPicPr>
                   <pic:blipFill>
@@ -4566,35 +2841,12 @@
           <w:sz w:val="24"/>
         </w:rPr>
       </w:pPr>
-      <w:proofErr w:type="gramStart"/>
-      <w:r>
-        <w:rPr>
-          <w:rFonts w:ascii="Calibri" w:hAnsi="Calibri"/>
-          <w:sz w:val="24"/>
-        </w:rPr>
-        <w:t>choisir</w:t>
-      </w:r>
-      <w:proofErr w:type="gramEnd"/>
-      <w:r>
-        <w:rPr>
-          <w:rFonts w:ascii="Calibri" w:hAnsi="Calibri"/>
-          <w:sz w:val="24"/>
-        </w:rPr>
-        <w:t xml:space="preserve"> </w:t>
-      </w:r>
-      <w:r>
-        <w:rPr>
-          <w:rFonts w:ascii="Calibri" w:hAnsi="Calibri"/>
-          <w:sz w:val="24"/>
-        </w:rPr>
-        <w:t>Sur l’écran d’accueil</w:t>
-      </w:r>
-      <w:r>
-        <w:rPr>
-          <w:rFonts w:ascii="Calibri" w:hAnsi="Calibri"/>
-          <w:sz w:val="24"/>
-        </w:rPr>
-        <w:t xml:space="preserve"> ;</w:t>
+      <w:r>
+        <w:rPr>
+          <w:rFonts w:ascii="Calibri" w:hAnsi="Calibri"/>
+          <w:sz w:val="24"/>
+        </w:rPr>
+        <w:t>choisir Sur l’écran d’accueil ;</w:t>
       </w:r>
     </w:p>
     <w:p>
@@ -4610,21 +2862,12 @@
           <w:sz w:val="24"/>
         </w:rPr>
       </w:pPr>
-      <w:proofErr w:type="gramStart"/>
-      <w:r>
-        <w:rPr>
-          <w:rFonts w:ascii="Calibri" w:hAnsi="Calibri"/>
-          <w:sz w:val="24"/>
-        </w:rPr>
-        <w:t>valider</w:t>
-      </w:r>
-      <w:proofErr w:type="gramEnd"/>
-      <w:r>
-        <w:rPr>
-          <w:rFonts w:ascii="Calibri" w:hAnsi="Calibri"/>
-          <w:sz w:val="24"/>
-        </w:rPr>
-        <w:t xml:space="preserve"> l’ajout.</w:t>
+      <w:r>
+        <w:rPr>
+          <w:rFonts w:ascii="Calibri" w:hAnsi="Calibri"/>
+          <w:sz w:val="24"/>
+        </w:rPr>
+        <w:t>valider l’ajout.</w:t>
       </w:r>
     </w:p>
     <w:p>
@@ -4741,13 +2984,7 @@
         <w:rPr>
           <w:rStyle w:val="Accentuationintense"/>
         </w:rPr>
-        <w:t>Note :</w:t>
-      </w:r>
-      <w:r>
-        <w:rPr>
-          <w:rStyle w:val="Accentuationintense"/>
-        </w:rPr>
-        <w:t xml:space="preserve"> si l’application a été correctement fermée puis relancée, les mises à jour disponibles sont normalement prises en compte automatiquement.</w:t>
+        <w:t>Note : si l’application a été correctement fermée puis relancée, les mises à jour disponibles sont normalement prises en compte automatiquement.</w:t>
       </w:r>
     </w:p>
     <w:p>
@@ -4796,19 +3033,11 @@
           <w:szCs w:val="21"/>
         </w:rPr>
       </w:pPr>
-      <w:proofErr w:type="gramStart"/>
       <w:r>
         <w:rPr>
           <w:szCs w:val="21"/>
         </w:rPr>
-        <w:t>ouvrir</w:t>
-      </w:r>
-      <w:proofErr w:type="gramEnd"/>
-      <w:r>
-        <w:rPr>
-          <w:szCs w:val="21"/>
-        </w:rPr>
-        <w:t xml:space="preserve"> l’application LIM depuis l’icône ajoutée à l’écran d’accueil ;</w:t>
+        <w:t>ouvrir l’application LIM depuis l’icône ajoutée à l’écran d’accueil ;</w:t>
       </w:r>
     </w:p>
     <w:p>
@@ -4822,19 +3051,11 @@
           <w:szCs w:val="21"/>
         </w:rPr>
       </w:pPr>
-      <w:proofErr w:type="gramStart"/>
       <w:r>
         <w:rPr>
           <w:szCs w:val="21"/>
         </w:rPr>
-        <w:t>autoriser</w:t>
-      </w:r>
-      <w:proofErr w:type="gramEnd"/>
-      <w:r>
-        <w:rPr>
-          <w:szCs w:val="21"/>
-        </w:rPr>
-        <w:t xml:space="preserve"> l’accès à la localisation lorsque l’iPad le demande ;</w:t>
+        <w:t>autoriser l’accès à la localisation lorsque l’iPad le demande ;</w:t>
       </w:r>
     </w:p>
     <w:p>
@@ -4848,19 +3069,11 @@
           <w:szCs w:val="21"/>
         </w:rPr>
       </w:pPr>
-      <w:proofErr w:type="gramStart"/>
       <w:r>
         <w:rPr>
           <w:szCs w:val="21"/>
         </w:rPr>
-        <w:t>toucher</w:t>
-      </w:r>
-      <w:proofErr w:type="gramEnd"/>
-      <w:r>
-        <w:rPr>
-          <w:szCs w:val="21"/>
-        </w:rPr>
-        <w:t xml:space="preserve"> le bouton Démarrer ;</w:t>
+        <w:t>toucher le bouton Démarrer ;</w:t>
       </w:r>
     </w:p>
     <w:p>
@@ -4874,19 +3087,11 @@
           <w:szCs w:val="21"/>
         </w:rPr>
       </w:pPr>
-      <w:proofErr w:type="gramStart"/>
       <w:r>
         <w:rPr>
           <w:szCs w:val="21"/>
         </w:rPr>
-        <w:t>si</w:t>
-      </w:r>
-      <w:proofErr w:type="gramEnd"/>
-      <w:r>
-        <w:rPr>
-          <w:szCs w:val="21"/>
-        </w:rPr>
-        <w:t xml:space="preserve"> l’application le demande, choisir le mode de démarrage souhaité ;</w:t>
+        <w:t>si l’application le demande, choisir le mode de démarrage souhaité ;</w:t>
       </w:r>
     </w:p>
     <w:p>
@@ -4900,19 +3105,11 @@
           <w:szCs w:val="21"/>
         </w:rPr>
       </w:pPr>
-      <w:proofErr w:type="gramStart"/>
       <w:r>
         <w:rPr>
           <w:szCs w:val="21"/>
         </w:rPr>
-        <w:t>utiliser</w:t>
-      </w:r>
-      <w:proofErr w:type="gramEnd"/>
-      <w:r>
-        <w:rPr>
-          <w:szCs w:val="21"/>
-        </w:rPr>
-        <w:t xml:space="preserve"> de préférence le mode mixte, recommandé pour l’usage normal. Ce choix pourra ensuite être modifié depuis le menu des paramètres ;</w:t>
+        <w:t>utiliser de préférence le mode mixte, recommandé pour l’usage normal. Ce choix pourra ensuite être modifié depuis le menu des paramètres ;</w:t>
       </w:r>
     </w:p>
     <w:p>
@@ -4926,19 +3123,11 @@
           <w:szCs w:val="21"/>
         </w:rPr>
       </w:pPr>
-      <w:proofErr w:type="gramStart"/>
       <w:r>
         <w:rPr>
           <w:szCs w:val="21"/>
         </w:rPr>
-        <w:t>selon</w:t>
-      </w:r>
-      <w:proofErr w:type="gramEnd"/>
-      <w:r>
-        <w:rPr>
-          <w:szCs w:val="21"/>
-        </w:rPr>
-        <w:t xml:space="preserve"> le mode choisi :</w:t>
+        <w:t>selon le mode choisi :</w:t>
       </w:r>
     </w:p>
     <w:p>
@@ -4952,19 +3141,11 @@
           <w:szCs w:val="21"/>
         </w:rPr>
       </w:pPr>
-      <w:proofErr w:type="gramStart"/>
       <w:r>
         <w:rPr>
           <w:szCs w:val="21"/>
         </w:rPr>
-        <w:t>en</w:t>
-      </w:r>
-      <w:proofErr w:type="gramEnd"/>
-      <w:r>
-        <w:rPr>
-          <w:szCs w:val="21"/>
-        </w:rPr>
-        <w:t xml:space="preserve"> mode mixte ou PDF, sélectionner le fichier PDF du train dans le dossier prévu dans l’application Fichiers ;</w:t>
+        <w:t>en mode mixte ou PDF, sélectionner le fichier PDF du train dans le dossier prévu dans l’application Fichiers ;</w:t>
       </w:r>
     </w:p>
     <w:p>
@@ -4978,19 +3159,11 @@
           <w:szCs w:val="21"/>
         </w:rPr>
       </w:pPr>
-      <w:proofErr w:type="gramStart"/>
       <w:r>
         <w:rPr>
           <w:szCs w:val="21"/>
         </w:rPr>
-        <w:t>en</w:t>
-      </w:r>
-      <w:proofErr w:type="gramEnd"/>
-      <w:r>
-        <w:rPr>
-          <w:szCs w:val="21"/>
-        </w:rPr>
-        <w:t xml:space="preserve"> mode manuel, sélectionner directement le numéro du train dans la liste proposée ;</w:t>
+        <w:t>en mode manuel, sélectionner directement le numéro du train dans la liste proposée ;</w:t>
       </w:r>
     </w:p>
     <w:p>
@@ -5004,19 +3177,11 @@
           <w:szCs w:val="21"/>
         </w:rPr>
       </w:pPr>
-      <w:proofErr w:type="gramStart"/>
       <w:r>
         <w:rPr>
           <w:szCs w:val="21"/>
         </w:rPr>
-        <w:t>vérifier</w:t>
-      </w:r>
-      <w:proofErr w:type="gramEnd"/>
-      <w:r>
-        <w:rPr>
-          <w:szCs w:val="21"/>
-        </w:rPr>
-        <w:t xml:space="preserve"> que les informations principales du train s’affichent correctement ;</w:t>
+        <w:t>vérifier que les informations principales du train s’affichent correctement ;</w:t>
       </w:r>
     </w:p>
     <w:p>
@@ -5030,19 +3195,11 @@
           <w:szCs w:val="21"/>
         </w:rPr>
       </w:pPr>
-      <w:proofErr w:type="gramStart"/>
       <w:r>
         <w:rPr>
           <w:szCs w:val="21"/>
         </w:rPr>
-        <w:t>utiliser</w:t>
-      </w:r>
-      <w:proofErr w:type="gramEnd"/>
-      <w:r>
-        <w:rPr>
-          <w:szCs w:val="21"/>
-        </w:rPr>
-        <w:t xml:space="preserve"> ensuite l’application normalement pendant le trajet.</w:t>
+        <w:t>utiliser ensuite l’application normalement pendant le trajet.</w:t>
       </w:r>
     </w:p>
     <w:p>
@@ -5069,19 +3226,11 @@
           <w:szCs w:val="21"/>
         </w:rPr>
       </w:pPr>
-      <w:proofErr w:type="gramStart"/>
       <w:r>
         <w:rPr>
           <w:szCs w:val="21"/>
         </w:rPr>
-        <w:t>d’utiliser</w:t>
-      </w:r>
-      <w:proofErr w:type="gramEnd"/>
-      <w:r>
-        <w:rPr>
-          <w:szCs w:val="21"/>
-        </w:rPr>
-        <w:t xml:space="preserve"> le mode secours si un PDF a été importé ;</w:t>
+        <w:t>d’utiliser le mode secours si un PDF a été importé ;</w:t>
       </w:r>
     </w:p>
     <w:p>
@@ -5095,19 +3244,11 @@
           <w:szCs w:val="21"/>
         </w:rPr>
       </w:pPr>
-      <w:proofErr w:type="gramStart"/>
       <w:r>
         <w:rPr>
           <w:szCs w:val="21"/>
         </w:rPr>
-        <w:t>ou</w:t>
-      </w:r>
-      <w:proofErr w:type="gramEnd"/>
-      <w:r>
-        <w:rPr>
-          <w:szCs w:val="21"/>
-        </w:rPr>
-        <w:t xml:space="preserve"> de réinitialiser le parcours depuis le menu des paramètres et de redémarrer avec un autre mode.</w:t>
+        <w:t>ou de réinitialiser le parcours depuis le menu des paramètres et de redémarrer avec un autre mode.</w:t>
       </w:r>
       <w:r>
         <w:br w:type="page"/>
@@ -5121,10 +3262,7 @@
       <w:bookmarkStart w:id="9" w:name="_Toc229733400"/>
       <w:r>
         <w:lastRenderedPageBreak/>
-        <w:t>5</w:t>
-      </w:r>
-      <w:r>
-        <w:t>. Description détaillée de l’interface</w:t>
+        <w:t>5. Description détaillée de l’interface</w:t>
       </w:r>
       <w:bookmarkEnd w:id="9"/>
     </w:p>
@@ -5164,7 +3302,7 @@
           <wp:inline distT="0" distB="0" distL="0" distR="0" wp14:anchorId="739518C0" wp14:editId="37247463">
             <wp:extent cx="5865495" cy="4110990"/>
             <wp:effectExtent l="0" t="0" r="1905" b="3810"/>
-            <wp:docPr id="770128204" name="Image 1" descr="Une image contenant texte, capture d’écran, logiciel, Police&#10;&#10;Le contenu généré par l’IA peut être incorrect."/>
+            <wp:docPr id="770128204" name="Image 1" descr="Une image contenant texte, capture d’écran, logiciel, Police  Le contenu généré par l’IA peut être incorrect."/>
             <wp:cNvGraphicFramePr>
               <a:graphicFrameLocks xmlns:a="http://schemas.openxmlformats.org/drawingml/2006/main" noChangeAspect="1"/>
             </wp:cNvGraphicFramePr>
@@ -5172,7 +3310,7 @@
               <a:graphicData uri="http://schemas.openxmlformats.org/drawingml/2006/picture">
                 <pic:pic xmlns:pic="http://schemas.openxmlformats.org/drawingml/2006/picture">
                   <pic:nvPicPr>
-                    <pic:cNvPr id="770128204" name="Image 1" descr="Une image contenant texte, capture d’écran, logiciel, Police&#10;&#10;Le contenu généré par l’IA peut être incorrect."/>
+                    <pic:cNvPr id="770128204" name="Image 1" descr="Une image contenant texte, capture d’écran, logiciel, Police  Le contenu généré par l’IA peut être incorrect."/>
                     <pic:cNvPicPr/>
                   </pic:nvPicPr>
                   <pic:blipFill>
@@ -5327,13 +3465,7 @@
       </w:pPr>
       <w:bookmarkStart w:id="13" w:name="_Toc229733404"/>
       <w:r>
-        <w:t xml:space="preserve">5.4. Bouton « </w:t>
-      </w:r>
-      <w:r>
-        <w:t>Démarrer</w:t>
-      </w:r>
-      <w:r>
-        <w:t xml:space="preserve"> »</w:t>
+        <w:t>5.4. Bouton « Démarrer »</w:t>
       </w:r>
       <w:bookmarkEnd w:id="13"/>
     </w:p>
@@ -5360,13 +3492,7 @@
         <w:rPr>
           <w:szCs w:val="21"/>
         </w:rPr>
-        <w:t>Lors de la première utilisation, ou si aucun mode de démarrage n’a encore été enregistré sur l’iPad, l’application affiche une fenêtre permettant de choisir le mode de démarrage souhaité</w:t>
-      </w:r>
-      <w:r>
-        <w:rPr>
-          <w:szCs w:val="21"/>
-        </w:rPr>
-        <w:t>.</w:t>
+        <w:t>Lors de la première utilisation, ou si aucun mode de démarrage n’a encore été enregistré sur l’iPad, l’application affiche une fenêtre permettant de choisir le mode de démarrage souhaité.</w:t>
       </w:r>
     </w:p>
     <w:p>
@@ -5393,19 +3519,11 @@
           <w:szCs w:val="21"/>
         </w:rPr>
       </w:pPr>
-      <w:proofErr w:type="gramStart"/>
       <w:r>
         <w:rPr>
           <w:szCs w:val="21"/>
         </w:rPr>
-        <w:t>le</w:t>
-      </w:r>
-      <w:proofErr w:type="gramEnd"/>
-      <w:r>
-        <w:rPr>
-          <w:szCs w:val="21"/>
-        </w:rPr>
-        <w:t xml:space="preserve"> mode mixte, recommandé pour l’usage normal ;</w:t>
+        <w:t>le mode mixte, recommandé pour l’usage normal ;</w:t>
       </w:r>
     </w:p>
     <w:p>
@@ -5419,19 +3537,11 @@
           <w:szCs w:val="21"/>
         </w:rPr>
       </w:pPr>
-      <w:proofErr w:type="gramStart"/>
       <w:r>
         <w:rPr>
           <w:szCs w:val="21"/>
         </w:rPr>
-        <w:t>le</w:t>
-      </w:r>
-      <w:proofErr w:type="gramEnd"/>
-      <w:r>
-        <w:rPr>
-          <w:szCs w:val="21"/>
-        </w:rPr>
-        <w:t xml:space="preserve"> mode manuel ;</w:t>
+        <w:t>le mode manuel ;</w:t>
       </w:r>
     </w:p>
     <w:p>
@@ -5445,20 +3555,12 @@
           <w:szCs w:val="21"/>
         </w:rPr>
       </w:pPr>
-      <w:proofErr w:type="gramStart"/>
       <w:r>
         <w:rPr>
           <w:szCs w:val="21"/>
         </w:rPr>
         <w:lastRenderedPageBreak/>
-        <w:t>le</w:t>
-      </w:r>
-      <w:proofErr w:type="gramEnd"/>
-      <w:r>
-        <w:rPr>
-          <w:szCs w:val="21"/>
-        </w:rPr>
-        <w:t xml:space="preserve"> mode PDF historique.</w:t>
+        <w:t>le mode PDF historique.</w:t>
       </w:r>
     </w:p>
     <w:p>
@@ -5565,21 +3667,12 @@
           <w:sz w:val="24"/>
         </w:rPr>
       </w:pPr>
-      <w:proofErr w:type="gramStart"/>
-      <w:r>
-        <w:rPr>
-          <w:rFonts w:ascii="Calibri" w:hAnsi="Calibri"/>
-          <w:sz w:val="24"/>
-        </w:rPr>
-        <w:t>de</w:t>
-      </w:r>
-      <w:proofErr w:type="gramEnd"/>
-      <w:r>
-        <w:rPr>
-          <w:rFonts w:ascii="Calibri" w:hAnsi="Calibri"/>
-          <w:sz w:val="24"/>
-        </w:rPr>
-        <w:t xml:space="preserve"> modifier le mode de démarrage utilisé par le bouton Démarrer ;</w:t>
+      <w:r>
+        <w:rPr>
+          <w:rFonts w:ascii="Calibri" w:hAnsi="Calibri"/>
+          <w:sz w:val="24"/>
+        </w:rPr>
+        <w:t>de modifier le mode de démarrage utilisé par le bouton Démarrer ;</w:t>
       </w:r>
     </w:p>
     <w:p>
@@ -5595,21 +3688,12 @@
           <w:sz w:val="24"/>
         </w:rPr>
       </w:pPr>
-      <w:proofErr w:type="gramStart"/>
-      <w:r>
-        <w:rPr>
-          <w:rFonts w:ascii="Calibri" w:hAnsi="Calibri"/>
-          <w:sz w:val="24"/>
-        </w:rPr>
-        <w:t>de</w:t>
-      </w:r>
-      <w:proofErr w:type="gramEnd"/>
-      <w:r>
-        <w:rPr>
-          <w:rFonts w:ascii="Calibri" w:hAnsi="Calibri"/>
-          <w:sz w:val="24"/>
-        </w:rPr>
-        <w:t xml:space="preserve"> réinitialiser le parcours en cours et de revenir à l’écran initial ;</w:t>
+      <w:r>
+        <w:rPr>
+          <w:rFonts w:ascii="Calibri" w:hAnsi="Calibri"/>
+          <w:sz w:val="24"/>
+        </w:rPr>
+        <w:t>de réinitialiser le parcours en cours et de revenir à l’écran initial ;</w:t>
       </w:r>
     </w:p>
     <w:p>
@@ -5625,21 +3709,12 @@
           <w:sz w:val="24"/>
         </w:rPr>
       </w:pPr>
-      <w:proofErr w:type="gramStart"/>
-      <w:r>
-        <w:rPr>
-          <w:rFonts w:ascii="Calibri" w:hAnsi="Calibri"/>
-          <w:sz w:val="24"/>
-        </w:rPr>
-        <w:t>d’activer</w:t>
-      </w:r>
-      <w:proofErr w:type="gramEnd"/>
-      <w:r>
-        <w:rPr>
-          <w:rFonts w:ascii="Calibri" w:hAnsi="Calibri"/>
-          <w:sz w:val="24"/>
-        </w:rPr>
-        <w:t xml:space="preserve"> ou désactiver le mode test ;</w:t>
+      <w:r>
+        <w:rPr>
+          <w:rFonts w:ascii="Calibri" w:hAnsi="Calibri"/>
+          <w:sz w:val="24"/>
+        </w:rPr>
+        <w:t>d’activer ou désactiver le mode test ;</w:t>
       </w:r>
     </w:p>
     <w:p>
@@ -5655,21 +3730,12 @@
           <w:sz w:val="24"/>
         </w:rPr>
       </w:pPr>
-      <w:proofErr w:type="gramStart"/>
-      <w:r>
-        <w:rPr>
-          <w:rFonts w:ascii="Calibri" w:hAnsi="Calibri"/>
-          <w:sz w:val="24"/>
-        </w:rPr>
-        <w:t>d’activer</w:t>
-      </w:r>
-      <w:proofErr w:type="gramEnd"/>
-      <w:r>
-        <w:rPr>
-          <w:rFonts w:ascii="Calibri" w:hAnsi="Calibri"/>
-          <w:sz w:val="24"/>
-        </w:rPr>
-        <w:t xml:space="preserve"> ou désactiver l’OCR online ;</w:t>
+      <w:r>
+        <w:rPr>
+          <w:rFonts w:ascii="Calibri" w:hAnsi="Calibri"/>
+          <w:sz w:val="24"/>
+        </w:rPr>
+        <w:t>d’activer ou désactiver l’OCR online ;</w:t>
       </w:r>
     </w:p>
     <w:p>
@@ -5685,21 +3751,12 @@
           <w:sz w:val="24"/>
         </w:rPr>
       </w:pPr>
-      <w:proofErr w:type="gramStart"/>
-      <w:r>
-        <w:rPr>
-          <w:rFonts w:ascii="Calibri" w:hAnsi="Calibri"/>
-          <w:sz w:val="24"/>
-        </w:rPr>
-        <w:t>d’exporter</w:t>
-      </w:r>
-      <w:proofErr w:type="gramEnd"/>
-      <w:r>
-        <w:rPr>
-          <w:rFonts w:ascii="Calibri" w:hAnsi="Calibri"/>
-          <w:sz w:val="24"/>
-        </w:rPr>
-        <w:t xml:space="preserve"> les logs hors mode test ;</w:t>
+      <w:r>
+        <w:rPr>
+          <w:rFonts w:ascii="Calibri" w:hAnsi="Calibri"/>
+          <w:sz w:val="24"/>
+        </w:rPr>
+        <w:t>d’exporter les logs hors mode test ;</w:t>
       </w:r>
     </w:p>
     <w:p>
@@ -5715,21 +3772,12 @@
           <w:sz w:val="24"/>
         </w:rPr>
       </w:pPr>
-      <w:proofErr w:type="gramStart"/>
-      <w:r>
-        <w:rPr>
-          <w:rFonts w:ascii="Calibri" w:hAnsi="Calibri"/>
-          <w:sz w:val="24"/>
-        </w:rPr>
-        <w:t>de</w:t>
-      </w:r>
-      <w:proofErr w:type="gramEnd"/>
-      <w:r>
-        <w:rPr>
-          <w:rFonts w:ascii="Calibri" w:hAnsi="Calibri"/>
-          <w:sz w:val="24"/>
-        </w:rPr>
-        <w:t xml:space="preserve"> consulter le manuel utilisateur ;</w:t>
+      <w:r>
+        <w:rPr>
+          <w:rFonts w:ascii="Calibri" w:hAnsi="Calibri"/>
+          <w:sz w:val="24"/>
+        </w:rPr>
+        <w:t>de consulter le manuel utilisateur ;</w:t>
       </w:r>
     </w:p>
     <w:p>
@@ -5745,21 +3793,12 @@
           <w:sz w:val="24"/>
         </w:rPr>
       </w:pPr>
-      <w:proofErr w:type="gramStart"/>
-      <w:r>
-        <w:rPr>
-          <w:rFonts w:ascii="Calibri" w:hAnsi="Calibri"/>
-          <w:sz w:val="24"/>
-        </w:rPr>
-        <w:t>d’accéder</w:t>
-      </w:r>
-      <w:proofErr w:type="gramEnd"/>
-      <w:r>
-        <w:rPr>
-          <w:rFonts w:ascii="Calibri" w:hAnsi="Calibri"/>
-          <w:sz w:val="24"/>
-        </w:rPr>
-        <w:t xml:space="preserve"> à la section À propos, qui affiche la version de l’application et le changelog.</w:t>
+      <w:r>
+        <w:rPr>
+          <w:rFonts w:ascii="Calibri" w:hAnsi="Calibri"/>
+          <w:sz w:val="24"/>
+        </w:rPr>
+        <w:t>d’accéder à la section À propos, qui affiche la version de l’application et le changelog.</w:t>
       </w:r>
     </w:p>
     <w:p>
@@ -5861,10 +3900,7 @@
       <w:bookmarkStart w:id="15" w:name="_Toc229733406"/>
       <w:r>
         <w:lastRenderedPageBreak/>
-        <w:t xml:space="preserve">5.6. </w:t>
-      </w:r>
-      <w:r>
-        <w:t>Organisation de l’écran après démarrage d’un parcours</w:t>
+        <w:t>5.6. Organisation de l’écran après démarrage d’un parcours</w:t>
       </w:r>
       <w:bookmarkEnd w:id="15"/>
     </w:p>
@@ -5887,7 +3923,7 @@
           <wp:inline distT="0" distB="0" distL="0" distR="0" wp14:anchorId="49EA681D" wp14:editId="6BB29CE2">
             <wp:extent cx="5865495" cy="4083050"/>
             <wp:effectExtent l="0" t="0" r="1905" b="0"/>
-            <wp:docPr id="1156479939" name="Image 1" descr="Une image contenant texte, capture d’écran, nombre, Parallèle&#10;&#10;Le contenu généré par l’IA peut être incorrect."/>
+            <wp:docPr id="1156479939" name="Image 1" descr="Une image contenant texte, capture d’écran, nombre, Parallèle  Le contenu généré par l’IA peut être incorrect."/>
             <wp:cNvGraphicFramePr>
               <a:graphicFrameLocks xmlns:a="http://schemas.openxmlformats.org/drawingml/2006/main" noChangeAspect="1"/>
             </wp:cNvGraphicFramePr>
@@ -5895,7 +3931,7 @@
               <a:graphicData uri="http://schemas.openxmlformats.org/drawingml/2006/picture">
                 <pic:pic xmlns:pic="http://schemas.openxmlformats.org/drawingml/2006/picture">
                   <pic:nvPicPr>
-                    <pic:cNvPr id="1156479939" name="Image 1" descr="Une image contenant texte, capture d’écran, nombre, Parallèle&#10;&#10;Le contenu généré par l’IA peut être incorrect."/>
+                    <pic:cNvPr id="1156479939" name="Image 1" descr="Une image contenant texte, capture d’écran, nombre, Parallèle  Le contenu généré par l’IA peut être incorrect."/>
                     <pic:cNvPicPr/>
                   </pic:nvPicPr>
                   <pic:blipFill>
@@ -5954,19 +3990,11 @@
           <w:szCs w:val="21"/>
         </w:rPr>
       </w:pPr>
-      <w:proofErr w:type="gramStart"/>
       <w:r>
         <w:rPr>
           <w:szCs w:val="21"/>
         </w:rPr>
-        <w:t>la</w:t>
-      </w:r>
-      <w:proofErr w:type="gramEnd"/>
-      <w:r>
-        <w:rPr>
-          <w:szCs w:val="21"/>
-        </w:rPr>
-        <w:t xml:space="preserve"> zone Infos ;</w:t>
+        <w:t>la zone Infos ;</w:t>
       </w:r>
     </w:p>
     <w:p>
@@ -5980,19 +4008,11 @@
           <w:szCs w:val="21"/>
         </w:rPr>
       </w:pPr>
-      <w:proofErr w:type="gramStart"/>
       <w:r>
         <w:rPr>
           <w:szCs w:val="21"/>
         </w:rPr>
-        <w:t>la</w:t>
-      </w:r>
-      <w:proofErr w:type="gramEnd"/>
-      <w:r>
-        <w:rPr>
-          <w:szCs w:val="21"/>
-        </w:rPr>
-        <w:t xml:space="preserve"> zone LTV ;</w:t>
+        <w:t>la zone LTV ;</w:t>
       </w:r>
     </w:p>
     <w:p>
@@ -6006,19 +4026,11 @@
           <w:szCs w:val="21"/>
         </w:rPr>
       </w:pPr>
-      <w:proofErr w:type="gramStart"/>
       <w:r>
         <w:rPr>
           <w:szCs w:val="21"/>
         </w:rPr>
-        <w:t>la</w:t>
-      </w:r>
-      <w:proofErr w:type="gramEnd"/>
-      <w:r>
-        <w:rPr>
-          <w:szCs w:val="21"/>
-        </w:rPr>
-        <w:t xml:space="preserve"> zone Fiche train.</w:t>
+        <w:t>la zone Fiche train.</w:t>
       </w:r>
     </w:p>
     <w:p>
@@ -6107,7 +4119,7 @@
           <wp:inline distT="0" distB="0" distL="0" distR="0" wp14:anchorId="6DC64FBA" wp14:editId="413B5B6C">
             <wp:extent cx="5865495" cy="4099560"/>
             <wp:effectExtent l="0" t="0" r="1905" b="0"/>
-            <wp:docPr id="652702779" name="Image 1" descr="Une image contenant texte, capture d’écran, nombre, Parallèle&#10;&#10;Le contenu généré par l’IA peut être incorrect."/>
+            <wp:docPr id="652702779" name="Image 1" descr="Une image contenant texte, capture d’écran, nombre, Parallèle  Le contenu généré par l’IA peut être incorrect."/>
             <wp:cNvGraphicFramePr>
               <a:graphicFrameLocks xmlns:a="http://schemas.openxmlformats.org/drawingml/2006/main" noChangeAspect="1"/>
             </wp:cNvGraphicFramePr>
@@ -6115,7 +4127,7 @@
               <a:graphicData uri="http://schemas.openxmlformats.org/drawingml/2006/picture">
                 <pic:pic xmlns:pic="http://schemas.openxmlformats.org/drawingml/2006/picture">
                   <pic:nvPicPr>
-                    <pic:cNvPr id="652702779" name="Image 1" descr="Une image contenant texte, capture d’écran, nombre, Parallèle&#10;&#10;Le contenu généré par l’IA peut être incorrect."/>
+                    <pic:cNvPr id="652702779" name="Image 1" descr="Une image contenant texte, capture d’écran, nombre, Parallèle  Le contenu généré par l’IA peut être incorrect."/>
                     <pic:cNvPicPr/>
                   </pic:nvPicPr>
                   <pic:blipFill>
@@ -6209,10 +4221,7 @@
       </w:pPr>
       <w:bookmarkStart w:id="17" w:name="_Toc229733408"/>
       <w:r>
-        <w:t xml:space="preserve">6.1. </w:t>
-      </w:r>
-      <w:r>
-        <w:t>Préparation du document du train</w:t>
+        <w:t>6.1. Préparation du document du train</w:t>
       </w:r>
       <w:bookmarkEnd w:id="17"/>
     </w:p>
@@ -6381,21 +4390,12 @@
           <w:sz w:val="24"/>
         </w:rPr>
       </w:pPr>
-      <w:proofErr w:type="gramStart"/>
-      <w:r>
-        <w:rPr>
-          <w:rFonts w:ascii="Calibri" w:hAnsi="Calibri"/>
-          <w:sz w:val="24"/>
-        </w:rPr>
-        <w:t>ouvrir</w:t>
-      </w:r>
-      <w:proofErr w:type="gramEnd"/>
-      <w:r>
-        <w:rPr>
-          <w:rFonts w:ascii="Calibri" w:hAnsi="Calibri"/>
-          <w:sz w:val="24"/>
-        </w:rPr>
-        <w:t xml:space="preserve"> le mail contenant le LIM ;</w:t>
+      <w:r>
+        <w:rPr>
+          <w:rFonts w:ascii="Calibri" w:hAnsi="Calibri"/>
+          <w:sz w:val="24"/>
+        </w:rPr>
+        <w:t>ouvrir le mail contenant le LIM ;</w:t>
       </w:r>
     </w:p>
     <w:p>
@@ -6411,21 +4411,12 @@
           <w:sz w:val="24"/>
         </w:rPr>
       </w:pPr>
-      <w:proofErr w:type="gramStart"/>
-      <w:r>
-        <w:rPr>
-          <w:rFonts w:ascii="Calibri" w:hAnsi="Calibri"/>
-          <w:sz w:val="24"/>
-        </w:rPr>
-        <w:t>repérer</w:t>
-      </w:r>
-      <w:proofErr w:type="gramEnd"/>
-      <w:r>
-        <w:rPr>
-          <w:rFonts w:ascii="Calibri" w:hAnsi="Calibri"/>
-          <w:sz w:val="24"/>
-        </w:rPr>
-        <w:t xml:space="preserve"> la pièce jointe PDF ;</w:t>
+      <w:r>
+        <w:rPr>
+          <w:rFonts w:ascii="Calibri" w:hAnsi="Calibri"/>
+          <w:sz w:val="24"/>
+        </w:rPr>
+        <w:t>repérer la pièce jointe PDF ;</w:t>
       </w:r>
     </w:p>
     <w:p>
@@ -6441,21 +4432,12 @@
           <w:sz w:val="24"/>
         </w:rPr>
       </w:pPr>
-      <w:proofErr w:type="gramStart"/>
-      <w:r>
-        <w:rPr>
-          <w:rFonts w:ascii="Calibri" w:hAnsi="Calibri"/>
-          <w:sz w:val="24"/>
-        </w:rPr>
-        <w:t>toucher</w:t>
-      </w:r>
-      <w:proofErr w:type="gramEnd"/>
-      <w:r>
-        <w:rPr>
-          <w:rFonts w:ascii="Calibri" w:hAnsi="Calibri"/>
-          <w:sz w:val="24"/>
-        </w:rPr>
-        <w:t xml:space="preserve"> l’icône de téléchargement associée au fichier ;</w:t>
+      <w:r>
+        <w:rPr>
+          <w:rFonts w:ascii="Calibri" w:hAnsi="Calibri"/>
+          <w:sz w:val="24"/>
+        </w:rPr>
+        <w:t>toucher l’icône de téléchargement associée au fichier ;</w:t>
       </w:r>
     </w:p>
     <w:p>
@@ -6471,21 +4453,12 @@
           <w:sz w:val="24"/>
         </w:rPr>
       </w:pPr>
-      <w:proofErr w:type="gramStart"/>
-      <w:r>
-        <w:rPr>
-          <w:rFonts w:ascii="Calibri" w:hAnsi="Calibri"/>
-          <w:sz w:val="24"/>
-        </w:rPr>
-        <w:t>enregistrer</w:t>
-      </w:r>
-      <w:proofErr w:type="gramEnd"/>
-      <w:r>
-        <w:rPr>
-          <w:rFonts w:ascii="Calibri" w:hAnsi="Calibri"/>
-          <w:sz w:val="24"/>
-        </w:rPr>
-        <w:t xml:space="preserve"> le fichier dans le dossier LIM créé précédemment.</w:t>
+      <w:r>
+        <w:rPr>
+          <w:rFonts w:ascii="Calibri" w:hAnsi="Calibri"/>
+          <w:sz w:val="24"/>
+        </w:rPr>
+        <w:t>enregistrer le fichier dans le dossier LIM créé précédemment.</w:t>
       </w:r>
     </w:p>
     <w:p>
@@ -6508,7 +4481,7 @@
           <wp:inline distT="0" distB="0" distL="0" distR="0" wp14:anchorId="39999F69" wp14:editId="55855E27">
             <wp:extent cx="2913380" cy="869943"/>
             <wp:effectExtent l="0" t="0" r="1270" b="6985"/>
-            <wp:docPr id="1838336634" name="Image 3" descr="Une image contenant texte, capture d’écran, logo, Police&#10;&#10;Le contenu généré par l’IA peut être incorrect."/>
+            <wp:docPr id="1838336634" name="Image 3" descr="Une image contenant texte, capture d’écran, logo, Police  Le contenu généré par l’IA peut être incorrect."/>
             <wp:cNvGraphicFramePr>
               <a:graphicFrameLocks xmlns:a="http://schemas.openxmlformats.org/drawingml/2006/main" noChangeAspect="1"/>
             </wp:cNvGraphicFramePr>
@@ -6516,7 +4489,7 @@
               <a:graphicData uri="http://schemas.openxmlformats.org/drawingml/2006/picture">
                 <pic:pic xmlns:pic="http://schemas.openxmlformats.org/drawingml/2006/picture">
                   <pic:nvPicPr>
-                    <pic:cNvPr id="1838336634" name="Image 3" descr="Une image contenant texte, capture d’écran, logo, Police&#10;&#10;Le contenu généré par l’IA peut être incorrect."/>
+                    <pic:cNvPr id="1838336634" name="Image 3" descr="Une image contenant texte, capture d’écran, logo, Police  Le contenu généré par l’IA peut être incorrect."/>
                     <pic:cNvPicPr>
                       <a:picLocks noChangeAspect="1" noChangeArrowheads="1"/>
                     </pic:cNvPicPr>
@@ -6603,10 +4576,7 @@
       </w:pPr>
       <w:bookmarkStart w:id="18" w:name="_Toc229733409"/>
       <w:r>
-        <w:t xml:space="preserve">6.2. </w:t>
-      </w:r>
-      <w:r>
-        <w:t>Démarrage d’un parcours</w:t>
+        <w:t>6.2. Démarrage d’un parcours</w:t>
       </w:r>
       <w:bookmarkEnd w:id="18"/>
     </w:p>
@@ -6835,7 +4805,6 @@
           <w:szCs w:val="24"/>
         </w:rPr>
       </w:pPr>
-      <w:proofErr w:type="gramStart"/>
       <w:r>
         <w:rPr>
           <w:rFonts w:asciiTheme="majorHAnsi" w:eastAsiaTheme="majorEastAsia" w:hAnsiTheme="majorHAnsi" w:cstheme="majorBidi"/>
@@ -6843,17 +4812,7 @@
           <w:sz w:val="24"/>
           <w:szCs w:val="24"/>
         </w:rPr>
-        <w:t>l’application</w:t>
-      </w:r>
-      <w:proofErr w:type="gramEnd"/>
-      <w:r>
-        <w:rPr>
-          <w:rFonts w:asciiTheme="majorHAnsi" w:eastAsiaTheme="majorEastAsia" w:hAnsiTheme="majorHAnsi" w:cstheme="majorBidi"/>
-          <w:color w:val="0A2F40" w:themeColor="accent1" w:themeShade="7F"/>
-          <w:sz w:val="24"/>
-          <w:szCs w:val="24"/>
-        </w:rPr>
-        <w:t xml:space="preserve"> utilise ce PDF pour identifier le numéro du train ;</w:t>
+        <w:t>l’application utilise ce PDF pour identifier le numéro du train ;</w:t>
       </w:r>
     </w:p>
     <w:p>
@@ -6871,7 +4830,6 @@
           <w:szCs w:val="24"/>
         </w:rPr>
       </w:pPr>
-      <w:proofErr w:type="gramStart"/>
       <w:r>
         <w:rPr>
           <w:rFonts w:asciiTheme="majorHAnsi" w:eastAsiaTheme="majorEastAsia" w:hAnsiTheme="majorHAnsi" w:cstheme="majorBidi"/>
@@ -6879,17 +4837,7 @@
           <w:sz w:val="24"/>
           <w:szCs w:val="24"/>
         </w:rPr>
-        <w:t>les</w:t>
-      </w:r>
-      <w:proofErr w:type="gramEnd"/>
-      <w:r>
-        <w:rPr>
-          <w:rFonts w:asciiTheme="majorHAnsi" w:eastAsiaTheme="majorEastAsia" w:hAnsiTheme="majorHAnsi" w:cstheme="majorBidi"/>
-          <w:color w:val="0A2F40" w:themeColor="accent1" w:themeShade="7F"/>
-          <w:sz w:val="24"/>
-          <w:szCs w:val="24"/>
-        </w:rPr>
-        <w:t xml:space="preserve"> données principales du parcours sont chargées depuis le fichier normalisé ;</w:t>
+        <w:t>les données principales du parcours sont chargées depuis le fichier normalisé ;</w:t>
       </w:r>
     </w:p>
     <w:p>
@@ -6907,7 +4855,6 @@
           <w:szCs w:val="24"/>
         </w:rPr>
       </w:pPr>
-      <w:proofErr w:type="gramStart"/>
       <w:r>
         <w:rPr>
           <w:rFonts w:asciiTheme="majorHAnsi" w:eastAsiaTheme="majorEastAsia" w:hAnsiTheme="majorHAnsi" w:cstheme="majorBidi"/>
@@ -6915,17 +4862,7 @@
           <w:sz w:val="24"/>
           <w:szCs w:val="24"/>
         </w:rPr>
-        <w:t>les</w:t>
-      </w:r>
-      <w:proofErr w:type="gramEnd"/>
-      <w:r>
-        <w:rPr>
-          <w:rFonts w:asciiTheme="majorHAnsi" w:eastAsiaTheme="majorEastAsia" w:hAnsiTheme="majorHAnsi" w:cstheme="majorBidi"/>
-          <w:color w:val="0A2F40" w:themeColor="accent1" w:themeShade="7F"/>
-          <w:sz w:val="24"/>
-          <w:szCs w:val="24"/>
-        </w:rPr>
-        <w:t xml:space="preserve"> LTV sont récupérées directement depuis ADIF ;</w:t>
+        <w:t>les LTV sont récupérées directement depuis ADIF ;</w:t>
       </w:r>
     </w:p>
     <w:p>
@@ -6943,7 +4880,6 @@
           <w:szCs w:val="24"/>
         </w:rPr>
       </w:pPr>
-      <w:proofErr w:type="gramStart"/>
       <w:r>
         <w:rPr>
           <w:rFonts w:asciiTheme="majorHAnsi" w:eastAsiaTheme="majorEastAsia" w:hAnsiTheme="majorHAnsi" w:cstheme="majorBidi"/>
@@ -6951,17 +4887,7 @@
           <w:sz w:val="24"/>
           <w:szCs w:val="24"/>
         </w:rPr>
-        <w:t>le</w:t>
-      </w:r>
-      <w:proofErr w:type="gramEnd"/>
-      <w:r>
-        <w:rPr>
-          <w:rFonts w:asciiTheme="majorHAnsi" w:eastAsiaTheme="majorEastAsia" w:hAnsiTheme="majorHAnsi" w:cstheme="majorBidi"/>
-          <w:color w:val="0A2F40" w:themeColor="accent1" w:themeShade="7F"/>
-          <w:sz w:val="24"/>
-          <w:szCs w:val="24"/>
-        </w:rPr>
-        <w:t xml:space="preserve"> mode SECOURS est disponible, car le PDF reste conservé dans l’application.</w:t>
+        <w:t>le mode SECOURS est disponible, car le PDF reste conservé dans l’application.</w:t>
       </w:r>
     </w:p>
     <w:p>
@@ -7133,7 +5059,6 @@
           <w:szCs w:val="24"/>
         </w:rPr>
       </w:pPr>
-      <w:proofErr w:type="gramStart"/>
       <w:r>
         <w:rPr>
           <w:rFonts w:asciiTheme="majorHAnsi" w:eastAsiaTheme="majorEastAsia" w:hAnsiTheme="majorHAnsi" w:cstheme="majorBidi"/>
@@ -7141,17 +5066,7 @@
           <w:sz w:val="24"/>
           <w:szCs w:val="24"/>
         </w:rPr>
-        <w:t>les</w:t>
-      </w:r>
-      <w:proofErr w:type="gramEnd"/>
-      <w:r>
-        <w:rPr>
-          <w:rFonts w:asciiTheme="majorHAnsi" w:eastAsiaTheme="majorEastAsia" w:hAnsiTheme="majorHAnsi" w:cstheme="majorBidi"/>
-          <w:color w:val="0A2F40" w:themeColor="accent1" w:themeShade="7F"/>
-          <w:sz w:val="24"/>
-          <w:szCs w:val="24"/>
-        </w:rPr>
-        <w:t xml:space="preserve"> données principales du parcours sont chargées depuis le fichier normalisé ;</w:t>
+        <w:t>les données principales du parcours sont chargées depuis le fichier normalisé ;</w:t>
       </w:r>
     </w:p>
     <w:p>
@@ -7169,7 +5084,6 @@
           <w:szCs w:val="24"/>
         </w:rPr>
       </w:pPr>
-      <w:proofErr w:type="gramStart"/>
       <w:r>
         <w:rPr>
           <w:rFonts w:asciiTheme="majorHAnsi" w:eastAsiaTheme="majorEastAsia" w:hAnsiTheme="majorHAnsi" w:cstheme="majorBidi"/>
@@ -7177,17 +5091,7 @@
           <w:sz w:val="24"/>
           <w:szCs w:val="24"/>
         </w:rPr>
-        <w:t>les</w:t>
-      </w:r>
-      <w:proofErr w:type="gramEnd"/>
-      <w:r>
-        <w:rPr>
-          <w:rFonts w:asciiTheme="majorHAnsi" w:eastAsiaTheme="majorEastAsia" w:hAnsiTheme="majorHAnsi" w:cstheme="majorBidi"/>
-          <w:color w:val="0A2F40" w:themeColor="accent1" w:themeShade="7F"/>
-          <w:sz w:val="24"/>
-          <w:szCs w:val="24"/>
-        </w:rPr>
-        <w:t xml:space="preserve"> LTV sont récupérées directement depuis ADIF ;</w:t>
+        <w:t>les LTV sont récupérées directement depuis ADIF ;</w:t>
       </w:r>
     </w:p>
     <w:p>
@@ -7205,7 +5109,6 @@
           <w:szCs w:val="24"/>
         </w:rPr>
       </w:pPr>
-      <w:proofErr w:type="gramStart"/>
       <w:r>
         <w:rPr>
           <w:rFonts w:asciiTheme="majorHAnsi" w:eastAsiaTheme="majorEastAsia" w:hAnsiTheme="majorHAnsi" w:cstheme="majorBidi"/>
@@ -7213,17 +5116,7 @@
           <w:sz w:val="24"/>
           <w:szCs w:val="24"/>
         </w:rPr>
-        <w:t>le</w:t>
-      </w:r>
-      <w:proofErr w:type="gramEnd"/>
-      <w:r>
-        <w:rPr>
-          <w:rFonts w:asciiTheme="majorHAnsi" w:eastAsiaTheme="majorEastAsia" w:hAnsiTheme="majorHAnsi" w:cstheme="majorBidi"/>
-          <w:color w:val="0A2F40" w:themeColor="accent1" w:themeShade="7F"/>
-          <w:sz w:val="24"/>
-          <w:szCs w:val="24"/>
-        </w:rPr>
-        <w:t xml:space="preserve"> mode SECOURS n’est pas disponible, puisqu’aucun PDF n’a été importé.</w:t>
+        <w:t>le mode SECOURS n’est pas disponible, puisqu’aucun PDF n’a été importé.</w:t>
       </w:r>
     </w:p>
     <w:p>
@@ -7362,7 +5255,6 @@
           <w:szCs w:val="24"/>
         </w:rPr>
       </w:pPr>
-      <w:proofErr w:type="gramStart"/>
       <w:r>
         <w:rPr>
           <w:rFonts w:asciiTheme="majorHAnsi" w:eastAsiaTheme="majorEastAsia" w:hAnsiTheme="majorHAnsi" w:cstheme="majorBidi"/>
@@ -7370,17 +5262,7 @@
           <w:sz w:val="24"/>
           <w:szCs w:val="24"/>
         </w:rPr>
-        <w:t>l’utilisateur</w:t>
-      </w:r>
-      <w:proofErr w:type="gramEnd"/>
-      <w:r>
-        <w:rPr>
-          <w:rFonts w:asciiTheme="majorHAnsi" w:eastAsiaTheme="majorEastAsia" w:hAnsiTheme="majorHAnsi" w:cstheme="majorBidi"/>
-          <w:color w:val="0A2F40" w:themeColor="accent1" w:themeShade="7F"/>
-          <w:sz w:val="24"/>
-          <w:szCs w:val="24"/>
-        </w:rPr>
-        <w:t xml:space="preserve"> sélectionne le PDF du LIM ;</w:t>
+        <w:t>l’utilisateur sélectionne le PDF du LIM ;</w:t>
       </w:r>
     </w:p>
     <w:p>
@@ -7398,7 +5280,6 @@
           <w:szCs w:val="24"/>
         </w:rPr>
       </w:pPr>
-      <w:proofErr w:type="gramStart"/>
       <w:r>
         <w:rPr>
           <w:rFonts w:asciiTheme="majorHAnsi" w:eastAsiaTheme="majorEastAsia" w:hAnsiTheme="majorHAnsi" w:cstheme="majorBidi"/>
@@ -7406,17 +5287,7 @@
           <w:sz w:val="24"/>
           <w:szCs w:val="24"/>
         </w:rPr>
-        <w:t>le</w:t>
-      </w:r>
-      <w:proofErr w:type="gramEnd"/>
-      <w:r>
-        <w:rPr>
-          <w:rFonts w:asciiTheme="majorHAnsi" w:eastAsiaTheme="majorEastAsia" w:hAnsiTheme="majorHAnsi" w:cstheme="majorBidi"/>
-          <w:color w:val="0A2F40" w:themeColor="accent1" w:themeShade="7F"/>
-          <w:sz w:val="24"/>
-          <w:szCs w:val="24"/>
-        </w:rPr>
-        <w:t xml:space="preserve"> PDF est analysé par reconnaissance de caractères ;</w:t>
+        <w:t>le PDF est analysé par reconnaissance de caractères ;</w:t>
       </w:r>
     </w:p>
     <w:p>
@@ -7434,7 +5305,6 @@
           <w:szCs w:val="24"/>
         </w:rPr>
       </w:pPr>
-      <w:proofErr w:type="gramStart"/>
       <w:r>
         <w:rPr>
           <w:rFonts w:asciiTheme="majorHAnsi" w:eastAsiaTheme="majorEastAsia" w:hAnsiTheme="majorHAnsi" w:cstheme="majorBidi"/>
@@ -7442,17 +5312,7 @@
           <w:sz w:val="24"/>
           <w:szCs w:val="24"/>
         </w:rPr>
-        <w:t>les</w:t>
-      </w:r>
-      <w:proofErr w:type="gramEnd"/>
-      <w:r>
-        <w:rPr>
-          <w:rFonts w:asciiTheme="majorHAnsi" w:eastAsiaTheme="majorEastAsia" w:hAnsiTheme="majorHAnsi" w:cstheme="majorBidi"/>
-          <w:color w:val="0A2F40" w:themeColor="accent1" w:themeShade="7F"/>
-          <w:sz w:val="24"/>
-          <w:szCs w:val="24"/>
-        </w:rPr>
-        <w:t xml:space="preserve"> informations principales et les LTV sont extraites du PDF ;</w:t>
+        <w:t>les informations principales et les LTV sont extraites du PDF ;</w:t>
       </w:r>
     </w:p>
     <w:p>
@@ -7470,7 +5330,6 @@
           <w:szCs w:val="24"/>
         </w:rPr>
       </w:pPr>
-      <w:proofErr w:type="gramStart"/>
       <w:r>
         <w:rPr>
           <w:rFonts w:asciiTheme="majorHAnsi" w:eastAsiaTheme="majorEastAsia" w:hAnsiTheme="majorHAnsi" w:cstheme="majorBidi"/>
@@ -7478,18 +5337,20 @@
           <w:sz w:val="24"/>
           <w:szCs w:val="24"/>
         </w:rPr>
-        <w:t>le</w:t>
-      </w:r>
-      <w:proofErr w:type="gramEnd"/>
-      <w:r>
+        <w:t>le mode SECOURS est disponible.</w:t>
+      </w:r>
+    </w:p>
+    <w:p>
+      <w:pPr>
+        <w:pStyle w:val="Textebrut"/>
+        <w:jc w:val="both"/>
         <w:rPr>
           <w:rFonts w:asciiTheme="majorHAnsi" w:eastAsiaTheme="majorEastAsia" w:hAnsiTheme="majorHAnsi" w:cstheme="majorBidi"/>
           <w:color w:val="0A2F40" w:themeColor="accent1" w:themeShade="7F"/>
           <w:sz w:val="24"/>
           <w:szCs w:val="24"/>
         </w:rPr>
-        <w:t xml:space="preserve"> mode SECOURS est disponible.</w:t>
-      </w:r>
+      </w:pPr>
     </w:p>
     <w:p>
       <w:pPr>
@@ -7502,53 +5363,53 @@
           <w:szCs w:val="24"/>
         </w:rPr>
       </w:pPr>
-    </w:p>
-    <w:p>
-      <w:pPr>
-        <w:pStyle w:val="Textebrut"/>
-        <w:jc w:val="both"/>
+      <w:r>
         <w:rPr>
           <w:rFonts w:asciiTheme="majorHAnsi" w:eastAsiaTheme="majorEastAsia" w:hAnsiTheme="majorHAnsi" w:cstheme="majorBidi"/>
           <w:color w:val="0A2F40" w:themeColor="accent1" w:themeShade="7F"/>
           <w:sz w:val="24"/>
           <w:szCs w:val="24"/>
         </w:rPr>
-      </w:pPr>
-      <w:r>
+        <w:t>Ce mode est conservé pour compatibilité, mais le mode mixte est à privilégier lorsque cela est possible.</w:t>
+      </w:r>
+    </w:p>
+    <w:p>
+      <w:pPr>
         <w:rPr>
           <w:rFonts w:asciiTheme="majorHAnsi" w:eastAsiaTheme="majorEastAsia" w:hAnsiTheme="majorHAnsi" w:cstheme="majorBidi"/>
           <w:color w:val="0A2F40" w:themeColor="accent1" w:themeShade="7F"/>
-          <w:sz w:val="24"/>
-          <w:szCs w:val="24"/>
-        </w:rPr>
-        <w:t>Ce mode est conservé pour compatibilité, mais le mode mixte est à privilégier lorsque cela est possible.</w:t>
-      </w:r>
-    </w:p>
-    <w:p>
-      <w:pPr>
+        </w:rPr>
+      </w:pPr>
+      <w:r>
         <w:rPr>
           <w:rFonts w:asciiTheme="majorHAnsi" w:eastAsiaTheme="majorEastAsia" w:hAnsiTheme="majorHAnsi" w:cstheme="majorBidi"/>
           <w:color w:val="0A2F40" w:themeColor="accent1" w:themeShade="7F"/>
         </w:rPr>
-      </w:pPr>
-      <w:r>
+        <w:br w:type="page"/>
+      </w:r>
+    </w:p>
+    <w:p>
+      <w:pPr>
+        <w:pStyle w:val="Titre3"/>
+      </w:pPr>
+      <w:bookmarkStart w:id="22" w:name="_Toc229733413"/>
+      <w:r>
+        <w:lastRenderedPageBreak/>
+        <w:t>6.2.4. Modification du mode de démarrage</w:t>
+      </w:r>
+      <w:bookmarkEnd w:id="22"/>
+    </w:p>
+    <w:p>
+      <w:pPr>
+        <w:pStyle w:val="Textebrut"/>
+        <w:jc w:val="both"/>
         <w:rPr>
           <w:rFonts w:asciiTheme="majorHAnsi" w:eastAsiaTheme="majorEastAsia" w:hAnsiTheme="majorHAnsi" w:cstheme="majorBidi"/>
           <w:color w:val="0A2F40" w:themeColor="accent1" w:themeShade="7F"/>
-        </w:rPr>
-        <w:br w:type="page"/>
-      </w:r>
-    </w:p>
-    <w:p>
-      <w:pPr>
-        <w:pStyle w:val="Titre3"/>
-      </w:pPr>
-      <w:bookmarkStart w:id="22" w:name="_Toc229733413"/>
-      <w:r>
-        <w:lastRenderedPageBreak/>
-        <w:t>6.2.4. Modification du mode de démarrage</w:t>
-      </w:r>
-      <w:bookmarkEnd w:id="22"/>
+          <w:sz w:val="24"/>
+          <w:szCs w:val="24"/>
+        </w:rPr>
+      </w:pPr>
     </w:p>
     <w:p>
       <w:pPr>
@@ -7561,38 +5422,39 @@
           <w:szCs w:val="24"/>
         </w:rPr>
       </w:pPr>
-    </w:p>
-    <w:p>
-      <w:pPr>
-        <w:pStyle w:val="Textebrut"/>
-        <w:jc w:val="both"/>
+      <w:r>
         <w:rPr>
           <w:rFonts w:asciiTheme="majorHAnsi" w:eastAsiaTheme="majorEastAsia" w:hAnsiTheme="majorHAnsi" w:cstheme="majorBidi"/>
           <w:color w:val="0A2F40" w:themeColor="accent1" w:themeShade="7F"/>
           <w:sz w:val="24"/>
           <w:szCs w:val="24"/>
         </w:rPr>
-      </w:pPr>
-      <w:r>
+        <w:t>Le mode de démarrage utilisé par le bouton Démarrer peut être modifié depuis le menu des paramètres.</w:t>
+      </w:r>
+    </w:p>
+    <w:p>
+      <w:pPr>
+        <w:pStyle w:val="Textebrut"/>
+        <w:jc w:val="both"/>
         <w:rPr>
           <w:rFonts w:asciiTheme="majorHAnsi" w:eastAsiaTheme="majorEastAsia" w:hAnsiTheme="majorHAnsi" w:cstheme="majorBidi"/>
           <w:color w:val="0A2F40" w:themeColor="accent1" w:themeShade="7F"/>
           <w:sz w:val="24"/>
           <w:szCs w:val="24"/>
         </w:rPr>
-        <w:t xml:space="preserve">Le mode de démarrage utilisé par le bouton Démarrer </w:t>
-      </w:r>
-      <w:proofErr w:type="gramStart"/>
-      <w:r>
+      </w:pPr>
+    </w:p>
+    <w:p>
+      <w:pPr>
+        <w:pStyle w:val="Textebrut"/>
+        <w:jc w:val="both"/>
         <w:rPr>
           <w:rFonts w:asciiTheme="majorHAnsi" w:eastAsiaTheme="majorEastAsia" w:hAnsiTheme="majorHAnsi" w:cstheme="majorBidi"/>
           <w:color w:val="0A2F40" w:themeColor="accent1" w:themeShade="7F"/>
           <w:sz w:val="24"/>
           <w:szCs w:val="24"/>
         </w:rPr>
-        <w:t>peut être</w:t>
-      </w:r>
-      <w:proofErr w:type="gramEnd"/>
+      </w:pPr>
       <w:r>
         <w:rPr>
           <w:rFonts w:asciiTheme="majorHAnsi" w:eastAsiaTheme="majorEastAsia" w:hAnsiTheme="majorHAnsi" w:cstheme="majorBidi"/>
@@ -7600,7 +5462,7 @@
           <w:sz w:val="24"/>
           <w:szCs w:val="24"/>
         </w:rPr>
-        <w:t xml:space="preserve"> modifié depuis le menu des paramètres.</w:t>
+        <w:t>Pour cela :</w:t>
       </w:r>
     </w:p>
     <w:p>
@@ -7614,90 +5476,90 @@
           <w:szCs w:val="24"/>
         </w:rPr>
       </w:pPr>
-    </w:p>
-    <w:p>
-      <w:pPr>
-        <w:pStyle w:val="Textebrut"/>
-        <w:jc w:val="both"/>
+      <w:r>
         <w:rPr>
           <w:rFonts w:asciiTheme="majorHAnsi" w:eastAsiaTheme="majorEastAsia" w:hAnsiTheme="majorHAnsi" w:cstheme="majorBidi"/>
           <w:color w:val="0A2F40" w:themeColor="accent1" w:themeShade="7F"/>
           <w:sz w:val="24"/>
           <w:szCs w:val="24"/>
         </w:rPr>
-      </w:pPr>
-      <w:r>
+        <w:t>1. ouvrir le menu des paramètres avec la roue dentée ;</w:t>
+      </w:r>
+    </w:p>
+    <w:p>
+      <w:pPr>
+        <w:pStyle w:val="Textebrut"/>
+        <w:jc w:val="both"/>
         <w:rPr>
           <w:rFonts w:asciiTheme="majorHAnsi" w:eastAsiaTheme="majorEastAsia" w:hAnsiTheme="majorHAnsi" w:cstheme="majorBidi"/>
           <w:color w:val="0A2F40" w:themeColor="accent1" w:themeShade="7F"/>
           <w:sz w:val="24"/>
           <w:szCs w:val="24"/>
         </w:rPr>
-        <w:t>Pour cela :</w:t>
-      </w:r>
-    </w:p>
-    <w:p>
-      <w:pPr>
-        <w:pStyle w:val="Textebrut"/>
-        <w:jc w:val="both"/>
+      </w:pPr>
+      <w:r>
         <w:rPr>
           <w:rFonts w:asciiTheme="majorHAnsi" w:eastAsiaTheme="majorEastAsia" w:hAnsiTheme="majorHAnsi" w:cstheme="majorBidi"/>
           <w:color w:val="0A2F40" w:themeColor="accent1" w:themeShade="7F"/>
           <w:sz w:val="24"/>
           <w:szCs w:val="24"/>
         </w:rPr>
-      </w:pPr>
-      <w:r>
+        <w:t>2. choisir Modifier le mode de démarrage ;</w:t>
+      </w:r>
+    </w:p>
+    <w:p>
+      <w:pPr>
+        <w:pStyle w:val="Textebrut"/>
+        <w:jc w:val="both"/>
         <w:rPr>
           <w:rFonts w:asciiTheme="majorHAnsi" w:eastAsiaTheme="majorEastAsia" w:hAnsiTheme="majorHAnsi" w:cstheme="majorBidi"/>
           <w:color w:val="0A2F40" w:themeColor="accent1" w:themeShade="7F"/>
           <w:sz w:val="24"/>
           <w:szCs w:val="24"/>
         </w:rPr>
-        <w:t>1. ouvrir le menu des paramètres avec la roue dentée ;</w:t>
-      </w:r>
-    </w:p>
-    <w:p>
-      <w:pPr>
-        <w:pStyle w:val="Textebrut"/>
-        <w:jc w:val="both"/>
+      </w:pPr>
+      <w:r>
         <w:rPr>
           <w:rFonts w:asciiTheme="majorHAnsi" w:eastAsiaTheme="majorEastAsia" w:hAnsiTheme="majorHAnsi" w:cstheme="majorBidi"/>
           <w:color w:val="0A2F40" w:themeColor="accent1" w:themeShade="7F"/>
           <w:sz w:val="24"/>
           <w:szCs w:val="24"/>
         </w:rPr>
-      </w:pPr>
-      <w:r>
+        <w:t>3. sélectionner le mode souhaité ;</w:t>
+      </w:r>
+    </w:p>
+    <w:p>
+      <w:pPr>
+        <w:pStyle w:val="Textebrut"/>
+        <w:jc w:val="both"/>
         <w:rPr>
           <w:rFonts w:asciiTheme="majorHAnsi" w:eastAsiaTheme="majorEastAsia" w:hAnsiTheme="majorHAnsi" w:cstheme="majorBidi"/>
           <w:color w:val="0A2F40" w:themeColor="accent1" w:themeShade="7F"/>
           <w:sz w:val="24"/>
           <w:szCs w:val="24"/>
         </w:rPr>
-        <w:t>2. choisir Modifier le mode de démarrage ;</w:t>
-      </w:r>
-    </w:p>
-    <w:p>
-      <w:pPr>
-        <w:pStyle w:val="Textebrut"/>
-        <w:jc w:val="both"/>
+      </w:pPr>
+      <w:r>
         <w:rPr>
           <w:rFonts w:asciiTheme="majorHAnsi" w:eastAsiaTheme="majorEastAsia" w:hAnsiTheme="majorHAnsi" w:cstheme="majorBidi"/>
           <w:color w:val="0A2F40" w:themeColor="accent1" w:themeShade="7F"/>
           <w:sz w:val="24"/>
           <w:szCs w:val="24"/>
         </w:rPr>
-      </w:pPr>
-      <w:r>
+        <w:t>4. valider.</w:t>
+      </w:r>
+    </w:p>
+    <w:p>
+      <w:pPr>
+        <w:pStyle w:val="Textebrut"/>
+        <w:jc w:val="both"/>
         <w:rPr>
           <w:rFonts w:asciiTheme="majorHAnsi" w:eastAsiaTheme="majorEastAsia" w:hAnsiTheme="majorHAnsi" w:cstheme="majorBidi"/>
           <w:color w:val="0A2F40" w:themeColor="accent1" w:themeShade="7F"/>
           <w:sz w:val="24"/>
           <w:szCs w:val="24"/>
         </w:rPr>
-        <w:t>3. sélectionner le mode souhaité ;</w:t>
-      </w:r>
+      </w:pPr>
     </w:p>
     <w:p>
       <w:pPr>
@@ -7717,58 +5579,7 @@
           <w:sz w:val="24"/>
           <w:szCs w:val="24"/>
         </w:rPr>
-        <w:t>4. valider.</w:t>
-      </w:r>
-    </w:p>
-    <w:p>
-      <w:pPr>
-        <w:pStyle w:val="Textebrut"/>
-        <w:jc w:val="both"/>
-        <w:rPr>
-          <w:rFonts w:asciiTheme="majorHAnsi" w:eastAsiaTheme="majorEastAsia" w:hAnsiTheme="majorHAnsi" w:cstheme="majorBidi"/>
-          <w:color w:val="0A2F40" w:themeColor="accent1" w:themeShade="7F"/>
-          <w:sz w:val="24"/>
-          <w:szCs w:val="24"/>
-        </w:rPr>
-      </w:pPr>
-    </w:p>
-    <w:p>
-      <w:pPr>
-        <w:pStyle w:val="Textebrut"/>
-        <w:jc w:val="both"/>
-        <w:rPr>
-          <w:rFonts w:asciiTheme="majorHAnsi" w:eastAsiaTheme="majorEastAsia" w:hAnsiTheme="majorHAnsi" w:cstheme="majorBidi"/>
-          <w:color w:val="0A2F40" w:themeColor="accent1" w:themeShade="7F"/>
-          <w:sz w:val="24"/>
-          <w:szCs w:val="24"/>
-        </w:rPr>
-      </w:pPr>
-      <w:r>
-        <w:rPr>
-          <w:rFonts w:asciiTheme="majorHAnsi" w:eastAsiaTheme="majorEastAsia" w:hAnsiTheme="majorHAnsi" w:cstheme="majorBidi"/>
-          <w:color w:val="0A2F40" w:themeColor="accent1" w:themeShade="7F"/>
-          <w:sz w:val="24"/>
-          <w:szCs w:val="24"/>
-        </w:rPr>
-        <w:t>Le nouveau ch</w:t>
-      </w:r>
-      <w:r>
-        <w:rPr>
-          <w:rFonts w:asciiTheme="majorHAnsi" w:eastAsiaTheme="majorEastAsia" w:hAnsiTheme="majorHAnsi" w:cstheme="majorBidi"/>
-          <w:color w:val="0A2F40" w:themeColor="accent1" w:themeShade="7F"/>
-          <w:sz w:val="24"/>
-          <w:szCs w:val="24"/>
-        </w:rPr>
-        <w:t>o</w:t>
-      </w:r>
-      <w:r>
-        <w:rPr>
-          <w:rFonts w:asciiTheme="majorHAnsi" w:eastAsiaTheme="majorEastAsia" w:hAnsiTheme="majorHAnsi" w:cstheme="majorBidi"/>
-          <w:color w:val="0A2F40" w:themeColor="accent1" w:themeShade="7F"/>
-          <w:sz w:val="24"/>
-          <w:szCs w:val="24"/>
-        </w:rPr>
-        <w:t>ix est enregistré sur l’iPad et sera utilisé lors des démarrages suivants.</w:t>
+        <w:t>Le nouveau choix est enregistré sur l’iPad et sera utilisé lors des démarrages suivants.</w:t>
       </w:r>
     </w:p>
     <w:p>
@@ -7816,13 +5627,8 @@
           <w:numId w:val="33"/>
         </w:numPr>
       </w:pPr>
-      <w:proofErr w:type="gramStart"/>
-      <w:r>
-        <w:t>une</w:t>
-      </w:r>
-      <w:proofErr w:type="gramEnd"/>
-      <w:r>
-        <w:t xml:space="preserve"> zone Infos ;</w:t>
+      <w:r>
+        <w:t>une zone Infos ;</w:t>
       </w:r>
     </w:p>
     <w:p>
@@ -7833,13 +5639,8 @@
           <w:numId w:val="33"/>
         </w:numPr>
       </w:pPr>
-      <w:proofErr w:type="gramStart"/>
-      <w:r>
-        <w:t>une</w:t>
-      </w:r>
-      <w:proofErr w:type="gramEnd"/>
-      <w:r>
-        <w:t xml:space="preserve"> zone LTV ;</w:t>
+      <w:r>
+        <w:t>une zone LTV ;</w:t>
       </w:r>
     </w:p>
     <w:p>
@@ -7850,13 +5651,8 @@
           <w:numId w:val="33"/>
         </w:numPr>
       </w:pPr>
-      <w:proofErr w:type="gramStart"/>
-      <w:r>
-        <w:t>une</w:t>
-      </w:r>
-      <w:proofErr w:type="gramEnd"/>
-      <w:r>
-        <w:t xml:space="preserve"> zone Fiche train.</w:t>
+      <w:r>
+        <w:t>une zone Fiche train.</w:t>
       </w:r>
     </w:p>
     <w:p/>
@@ -8042,21 +5838,12 @@
           <w:sz w:val="24"/>
         </w:rPr>
       </w:pPr>
-      <w:proofErr w:type="gramStart"/>
-      <w:r>
-        <w:rPr>
-          <w:rFonts w:ascii="Calibri" w:hAnsi="Calibri"/>
-          <w:sz w:val="24"/>
-        </w:rPr>
-        <w:t>le</w:t>
-      </w:r>
-      <w:proofErr w:type="gramEnd"/>
-      <w:r>
-        <w:rPr>
-          <w:rFonts w:ascii="Calibri" w:hAnsi="Calibri"/>
-          <w:sz w:val="24"/>
-        </w:rPr>
-        <w:t xml:space="preserve"> numéro du train, avec gestion éventuelle de la double parité (voir note 1) ;</w:t>
+      <w:r>
+        <w:rPr>
+          <w:rFonts w:ascii="Calibri" w:hAnsi="Calibri"/>
+          <w:sz w:val="24"/>
+        </w:rPr>
+        <w:t>le numéro du train, avec gestion éventuelle de la double parité (voir note 1) ;</w:t>
       </w:r>
     </w:p>
     <w:p>
@@ -8072,21 +5859,12 @@
           <w:sz w:val="24"/>
         </w:rPr>
       </w:pPr>
-      <w:proofErr w:type="gramStart"/>
-      <w:r>
-        <w:rPr>
-          <w:rFonts w:ascii="Calibri" w:hAnsi="Calibri"/>
-          <w:sz w:val="24"/>
-        </w:rPr>
-        <w:t>la</w:t>
-      </w:r>
-      <w:proofErr w:type="gramEnd"/>
-      <w:r>
-        <w:rPr>
-          <w:rFonts w:ascii="Calibri" w:hAnsi="Calibri"/>
-          <w:sz w:val="24"/>
-        </w:rPr>
-        <w:t xml:space="preserve"> catégorie du train ;</w:t>
+      <w:r>
+        <w:rPr>
+          <w:rFonts w:ascii="Calibri" w:hAnsi="Calibri"/>
+          <w:sz w:val="24"/>
+        </w:rPr>
+        <w:t>la catégorie du train ;</w:t>
       </w:r>
     </w:p>
     <w:p>
@@ -8102,21 +5880,12 @@
           <w:sz w:val="24"/>
         </w:rPr>
       </w:pPr>
-      <w:proofErr w:type="gramStart"/>
-      <w:r>
-        <w:rPr>
-          <w:rFonts w:ascii="Calibri" w:hAnsi="Calibri"/>
-          <w:sz w:val="24"/>
-        </w:rPr>
-        <w:t>l’origine</w:t>
-      </w:r>
-      <w:proofErr w:type="gramEnd"/>
-      <w:r>
-        <w:rPr>
-          <w:rFonts w:ascii="Calibri" w:hAnsi="Calibri"/>
-          <w:sz w:val="24"/>
-        </w:rPr>
-        <w:t xml:space="preserve"> et la destination ;</w:t>
+      <w:r>
+        <w:rPr>
+          <w:rFonts w:ascii="Calibri" w:hAnsi="Calibri"/>
+          <w:sz w:val="24"/>
+        </w:rPr>
+        <w:t>l’origine et la destination ;</w:t>
       </w:r>
     </w:p>
     <w:p>
@@ -8132,22 +5901,13 @@
           <w:sz w:val="24"/>
         </w:rPr>
       </w:pPr>
-      <w:proofErr w:type="gramStart"/>
       <w:r>
         <w:rPr>
           <w:rFonts w:ascii="Calibri" w:hAnsi="Calibri"/>
           <w:sz w:val="24"/>
         </w:rPr>
         <w:lastRenderedPageBreak/>
-        <w:t>la</w:t>
-      </w:r>
-      <w:proofErr w:type="gramEnd"/>
-      <w:r>
-        <w:rPr>
-          <w:rFonts w:ascii="Calibri" w:hAnsi="Calibri"/>
-          <w:sz w:val="24"/>
-        </w:rPr>
-        <w:t xml:space="preserve"> date ;</w:t>
+        <w:t>la date ;</w:t>
       </w:r>
     </w:p>
     <w:p>
@@ -8163,21 +5923,12 @@
           <w:sz w:val="24"/>
         </w:rPr>
       </w:pPr>
-      <w:proofErr w:type="gramStart"/>
-      <w:r>
-        <w:rPr>
-          <w:rFonts w:ascii="Calibri" w:hAnsi="Calibri"/>
-          <w:sz w:val="24"/>
-        </w:rPr>
-        <w:t>la</w:t>
-      </w:r>
-      <w:proofErr w:type="gramEnd"/>
-      <w:r>
-        <w:rPr>
-          <w:rFonts w:ascii="Calibri" w:hAnsi="Calibri"/>
-          <w:sz w:val="24"/>
-        </w:rPr>
-        <w:t xml:space="preserve"> composition, qui peut être modifiée manuellement, et le matériel (voir note 2) ;</w:t>
+      <w:r>
+        <w:rPr>
+          <w:rFonts w:ascii="Calibri" w:hAnsi="Calibri"/>
+          <w:sz w:val="24"/>
+        </w:rPr>
+        <w:t>la composition, qui peut être modifiée manuellement, et le matériel (voir note 2) ;</w:t>
       </w:r>
     </w:p>
     <w:p>
@@ -8193,21 +5944,12 @@
           <w:sz w:val="24"/>
         </w:rPr>
       </w:pPr>
-      <w:proofErr w:type="gramStart"/>
-      <w:r>
-        <w:rPr>
-          <w:rFonts w:ascii="Calibri" w:hAnsi="Calibri"/>
-          <w:sz w:val="24"/>
-        </w:rPr>
-        <w:t>le</w:t>
-      </w:r>
-      <w:proofErr w:type="gramEnd"/>
-      <w:r>
-        <w:rPr>
-          <w:rFonts w:ascii="Calibri" w:hAnsi="Calibri"/>
-          <w:sz w:val="24"/>
-        </w:rPr>
-        <w:t xml:space="preserve"> ou les numéros de ligne ;</w:t>
+      <w:r>
+        <w:rPr>
+          <w:rFonts w:ascii="Calibri" w:hAnsi="Calibri"/>
+          <w:sz w:val="24"/>
+        </w:rPr>
+        <w:t>le ou les numéros de ligne ;</w:t>
       </w:r>
     </w:p>
     <w:p>
@@ -8223,21 +5965,12 @@
           <w:sz w:val="24"/>
         </w:rPr>
       </w:pPr>
-      <w:proofErr w:type="gramStart"/>
-      <w:r>
-        <w:rPr>
-          <w:rFonts w:ascii="Calibri" w:hAnsi="Calibri"/>
-          <w:sz w:val="24"/>
-        </w:rPr>
-        <w:t>la</w:t>
-      </w:r>
-      <w:proofErr w:type="gramEnd"/>
-      <w:r>
-        <w:rPr>
-          <w:rFonts w:ascii="Calibri" w:hAnsi="Calibri"/>
-          <w:sz w:val="24"/>
-        </w:rPr>
-        <w:t xml:space="preserve"> longueur et la masse du train.</w:t>
+      <w:r>
+        <w:rPr>
+          <w:rFonts w:ascii="Calibri" w:hAnsi="Calibri"/>
+          <w:sz w:val="24"/>
+        </w:rPr>
+        <w:t>la longueur et la masse du train.</w:t>
       </w:r>
     </w:p>
     <w:p>
@@ -8262,19 +5995,7 @@
         <w:rPr>
           <w:rStyle w:val="Accentuationintense"/>
         </w:rPr>
-        <w:t>Note</w:t>
-      </w:r>
-      <w:r>
-        <w:rPr>
-          <w:rStyle w:val="Accentuationintense"/>
-        </w:rPr>
-        <w:t xml:space="preserve"> 1</w:t>
-      </w:r>
-      <w:r>
-        <w:rPr>
-          <w:rStyle w:val="Accentuationintense"/>
-        </w:rPr>
-        <w:t> : Gestion de la double parité</w:t>
+        <w:t>Note 1 : Gestion de la double parité</w:t>
       </w:r>
     </w:p>
     <w:p>
@@ -8439,13 +6160,7 @@
         <w:rPr>
           <w:rStyle w:val="Accentuationintense"/>
         </w:rPr>
-        <w:t>L</w:t>
-      </w:r>
-      <w:r>
-        <w:rPr>
-          <w:rStyle w:val="Accentuationintense"/>
-        </w:rPr>
-        <w:t>a composition affichée peut être modifiée manuellement par le conducteur depuis la zone Infos.</w:t>
+        <w:t>La composition affichée peut être modifiée manuellement par le conducteur depuis la zone Infos.</w:t>
       </w:r>
     </w:p>
     <w:p>
@@ -8563,21 +6278,12 @@
           <w:sz w:val="24"/>
         </w:rPr>
       </w:pPr>
-      <w:proofErr w:type="gramStart"/>
-      <w:r>
-        <w:rPr>
-          <w:rFonts w:ascii="Calibri" w:hAnsi="Calibri"/>
-          <w:sz w:val="24"/>
-        </w:rPr>
-        <w:t>de</w:t>
-      </w:r>
-      <w:proofErr w:type="gramEnd"/>
-      <w:r>
-        <w:rPr>
-          <w:rFonts w:ascii="Calibri" w:hAnsi="Calibri"/>
-          <w:sz w:val="24"/>
-        </w:rPr>
-        <w:t xml:space="preserve"> vérifier rapidement que le bon train est chargé ;</w:t>
+      <w:r>
+        <w:rPr>
+          <w:rFonts w:ascii="Calibri" w:hAnsi="Calibri"/>
+          <w:sz w:val="24"/>
+        </w:rPr>
+        <w:t>de vérifier rapidement que le bon train est chargé ;</w:t>
       </w:r>
     </w:p>
     <w:p>
@@ -8593,21 +6299,12 @@
           <w:sz w:val="24"/>
         </w:rPr>
       </w:pPr>
-      <w:proofErr w:type="gramStart"/>
-      <w:r>
-        <w:rPr>
-          <w:rFonts w:ascii="Calibri" w:hAnsi="Calibri"/>
-          <w:sz w:val="24"/>
-        </w:rPr>
-        <w:t>de</w:t>
-      </w:r>
-      <w:proofErr w:type="gramEnd"/>
-      <w:r>
-        <w:rPr>
-          <w:rFonts w:ascii="Calibri" w:hAnsi="Calibri"/>
-          <w:sz w:val="24"/>
-        </w:rPr>
-        <w:t xml:space="preserve"> disposer d’une vue synthétique des informations principales.</w:t>
+      <w:r>
+        <w:rPr>
+          <w:rFonts w:ascii="Calibri" w:hAnsi="Calibri"/>
+          <w:sz w:val="24"/>
+        </w:rPr>
+        <w:t>de disposer d’une vue synthétique des informations principales.</w:t>
       </w:r>
     </w:p>
     <w:p>
@@ -8834,21 +6531,12 @@
           <w:sz w:val="24"/>
         </w:rPr>
       </w:pPr>
-      <w:proofErr w:type="gramStart"/>
-      <w:r>
-        <w:rPr>
-          <w:rFonts w:ascii="Calibri" w:hAnsi="Calibri"/>
-          <w:sz w:val="24"/>
-        </w:rPr>
-        <w:t>naviguer</w:t>
-      </w:r>
-      <w:proofErr w:type="gramEnd"/>
-      <w:r>
-        <w:rPr>
-          <w:rFonts w:ascii="Calibri" w:hAnsi="Calibri"/>
-          <w:sz w:val="24"/>
-        </w:rPr>
-        <w:t xml:space="preserve"> entre les différentes images proposées ;</w:t>
+      <w:r>
+        <w:rPr>
+          <w:rFonts w:ascii="Calibri" w:hAnsi="Calibri"/>
+          <w:sz w:val="24"/>
+        </w:rPr>
+        <w:t>naviguer entre les différentes images proposées ;</w:t>
       </w:r>
     </w:p>
     <w:p>
@@ -8864,21 +6552,12 @@
           <w:sz w:val="24"/>
         </w:rPr>
       </w:pPr>
-      <w:proofErr w:type="gramStart"/>
-      <w:r>
-        <w:rPr>
-          <w:rFonts w:ascii="Calibri" w:hAnsi="Calibri"/>
-          <w:sz w:val="24"/>
-        </w:rPr>
-        <w:t>sélectionner</w:t>
-      </w:r>
-      <w:proofErr w:type="gramEnd"/>
-      <w:r>
-        <w:rPr>
-          <w:rFonts w:ascii="Calibri" w:hAnsi="Calibri"/>
-          <w:sz w:val="24"/>
-        </w:rPr>
-        <w:t xml:space="preserve"> une ou plusieurs images ;</w:t>
+      <w:r>
+        <w:rPr>
+          <w:rFonts w:ascii="Calibri" w:hAnsi="Calibri"/>
+          <w:sz w:val="24"/>
+        </w:rPr>
+        <w:t>sélectionner une ou plusieurs images ;</w:t>
       </w:r>
     </w:p>
     <w:p>
@@ -8894,21 +6573,12 @@
           <w:sz w:val="24"/>
         </w:rPr>
       </w:pPr>
-      <w:proofErr w:type="gramStart"/>
-      <w:r>
-        <w:rPr>
-          <w:rFonts w:ascii="Calibri" w:hAnsi="Calibri"/>
-          <w:sz w:val="24"/>
-        </w:rPr>
-        <w:t>valider</w:t>
-      </w:r>
-      <w:proofErr w:type="gramEnd"/>
-      <w:r>
-        <w:rPr>
-          <w:rFonts w:ascii="Calibri" w:hAnsi="Calibri"/>
-          <w:sz w:val="24"/>
-        </w:rPr>
-        <w:t xml:space="preserve"> son choix.</w:t>
+      <w:r>
+        <w:rPr>
+          <w:rFonts w:ascii="Calibri" w:hAnsi="Calibri"/>
+          <w:sz w:val="24"/>
+        </w:rPr>
+        <w:t>valider son choix.</w:t>
       </w:r>
     </w:p>
     <w:p>
@@ -9032,21 +6702,12 @@
           <w:sz w:val="24"/>
         </w:rPr>
       </w:pPr>
-      <w:proofErr w:type="gramStart"/>
-      <w:r>
-        <w:rPr>
-          <w:rFonts w:ascii="Calibri" w:hAnsi="Calibri"/>
-          <w:sz w:val="24"/>
-        </w:rPr>
-        <w:t>utiliser</w:t>
-      </w:r>
-      <w:proofErr w:type="gramEnd"/>
-      <w:r>
-        <w:rPr>
-          <w:rFonts w:ascii="Calibri" w:hAnsi="Calibri"/>
-          <w:sz w:val="24"/>
-        </w:rPr>
-        <w:t xml:space="preserve"> les boutons permettant de faire monter ou descendre la page pour accéder à d’autres parties du document si nécessaire ;</w:t>
+      <w:r>
+        <w:rPr>
+          <w:rFonts w:ascii="Calibri" w:hAnsi="Calibri"/>
+          <w:sz w:val="24"/>
+        </w:rPr>
+        <w:t>utiliser les boutons permettant de faire monter ou descendre la page pour accéder à d’autres parties du document si nécessaire ;</w:t>
       </w:r>
     </w:p>
     <w:p>
@@ -9062,21 +6723,12 @@
           <w:sz w:val="24"/>
         </w:rPr>
       </w:pPr>
-      <w:proofErr w:type="gramStart"/>
-      <w:r>
-        <w:rPr>
-          <w:rFonts w:ascii="Calibri" w:hAnsi="Calibri"/>
-          <w:sz w:val="24"/>
-        </w:rPr>
-        <w:t>déplacer</w:t>
-      </w:r>
-      <w:proofErr w:type="gramEnd"/>
-      <w:r>
-        <w:rPr>
-          <w:rFonts w:ascii="Calibri" w:hAnsi="Calibri"/>
-          <w:sz w:val="24"/>
-        </w:rPr>
-        <w:t xml:space="preserve"> les lignes rouges en faisant glisser le doigt afin d’encadrer la zone LTV ;</w:t>
+      <w:r>
+        <w:rPr>
+          <w:rFonts w:ascii="Calibri" w:hAnsi="Calibri"/>
+          <w:sz w:val="24"/>
+        </w:rPr>
+        <w:t>déplacer les lignes rouges en faisant glisser le doigt afin d’encadrer la zone LTV ;</w:t>
       </w:r>
     </w:p>
     <w:p>
@@ -9092,21 +6744,12 @@
           <w:sz w:val="24"/>
         </w:rPr>
       </w:pPr>
-      <w:proofErr w:type="gramStart"/>
-      <w:r>
-        <w:rPr>
-          <w:rFonts w:ascii="Calibri" w:hAnsi="Calibri"/>
-          <w:sz w:val="24"/>
-        </w:rPr>
-        <w:t>valider</w:t>
-      </w:r>
-      <w:proofErr w:type="gramEnd"/>
-      <w:r>
-        <w:rPr>
-          <w:rFonts w:ascii="Calibri" w:hAnsi="Calibri"/>
-          <w:sz w:val="24"/>
-        </w:rPr>
-        <w:t xml:space="preserve"> le recadrage à l’aide du bouton Valider.</w:t>
+      <w:r>
+        <w:rPr>
+          <w:rFonts w:ascii="Calibri" w:hAnsi="Calibri"/>
+          <w:sz w:val="24"/>
+        </w:rPr>
+        <w:t>valider le recadrage à l’aide du bouton Valider.</w:t>
       </w:r>
     </w:p>
     <w:p>
@@ -9220,7 +6863,7 @@
           <wp:inline distT="0" distB="0" distL="0" distR="0" wp14:anchorId="284D88CC" wp14:editId="34AB4792">
             <wp:extent cx="5865495" cy="2212975"/>
             <wp:effectExtent l="0" t="0" r="1905" b="0"/>
-            <wp:docPr id="1150992611" name="Image 1" descr="Une image contenant texte, logiciel, Logiciel multimédia, nombre&#10;&#10;Le contenu généré par l’IA peut être incorrect."/>
+            <wp:docPr id="1150992611" name="Image 1" descr="Une image contenant texte, logiciel, Logiciel multimédia, nombre  Le contenu généré par l’IA peut être incorrect."/>
             <wp:cNvGraphicFramePr>
               <a:graphicFrameLocks xmlns:a="http://schemas.openxmlformats.org/drawingml/2006/main" noChangeAspect="1"/>
             </wp:cNvGraphicFramePr>
@@ -9228,7 +6871,7 @@
               <a:graphicData uri="http://schemas.openxmlformats.org/drawingml/2006/picture">
                 <pic:pic xmlns:pic="http://schemas.openxmlformats.org/drawingml/2006/picture">
                   <pic:nvPicPr>
-                    <pic:cNvPr id="1150992611" name="Image 1" descr="Une image contenant texte, logiciel, Logiciel multimédia, nombre&#10;&#10;Le contenu généré par l’IA peut être incorrect."/>
+                    <pic:cNvPr id="1150992611" name="Image 1" descr="Une image contenant texte, logiciel, Logiciel multimédia, nombre  Le contenu généré par l’IA peut être incorrect."/>
                     <pic:cNvPicPr/>
                   </pic:nvPicPr>
                   <pic:blipFill>
@@ -9545,49 +7188,12 @@
           <w:sz w:val="24"/>
         </w:rPr>
       </w:pPr>
-      <w:proofErr w:type="gramStart"/>
-      <w:r>
-        <w:rPr>
-          <w:rFonts w:ascii="Calibri" w:hAnsi="Calibri"/>
-          <w:sz w:val="24"/>
-        </w:rPr>
-        <w:t>toucher</w:t>
-      </w:r>
-      <w:proofErr w:type="gramEnd"/>
-      <w:r>
-        <w:rPr>
-          <w:rFonts w:ascii="Calibri" w:hAnsi="Calibri"/>
-          <w:sz w:val="24"/>
-        </w:rPr>
-        <w:t xml:space="preserve"> le bouton lecture situé dans la barre supérieure</w:t>
-      </w:r>
-      <w:r>
-        <w:rPr>
-          <w:rFonts w:ascii="Calibri" w:hAnsi="Calibri"/>
-          <w:sz w:val="24"/>
-        </w:rPr>
-        <w:t>. L</w:t>
-      </w:r>
-      <w:r>
-        <w:rPr>
-          <w:rFonts w:ascii="Calibri" w:hAnsi="Calibri"/>
-          <w:sz w:val="24"/>
-        </w:rPr>
-        <w:t xml:space="preserve">'application entre automatiquement en mode standby sur la première ligne du parcours </w:t>
-      </w:r>
-      <w:r>
-        <w:rPr>
-          <w:rFonts w:ascii="Calibri" w:hAnsi="Calibri"/>
-          <w:sz w:val="24"/>
-        </w:rPr>
-        <w:t>L</w:t>
-      </w:r>
-      <w:r>
-        <w:rPr>
-          <w:rFonts w:ascii="Calibri" w:hAnsi="Calibri"/>
-          <w:sz w:val="24"/>
-        </w:rPr>
-        <w:t>a ligne est sélectionnée et clignote en rouge, le bouton lecture devient orange.</w:t>
+      <w:r>
+        <w:rPr>
+          <w:rFonts w:ascii="Calibri" w:hAnsi="Calibri"/>
+          <w:sz w:val="24"/>
+        </w:rPr>
+        <w:t>toucher le bouton lecture situé dans la barre supérieure. L'application entre automatiquement en mode standby sur la première ligne du parcours La ligne est sélectionnée et clignote en rouge, le bouton lecture devient orange.</w:t>
       </w:r>
     </w:p>
     <w:p>
@@ -9629,39 +7235,7 @@
           <w:rFonts w:ascii="Calibri" w:hAnsi="Calibri"/>
           <w:sz w:val="24"/>
         </w:rPr>
-        <w:t xml:space="preserve">  Une fois le parcours lancé, le bouton lecture reste visible mais n'est plus cliquable. Il sert uniquement d'indicateur </w:t>
-      </w:r>
-      <w:proofErr w:type="gramStart"/>
-      <w:r>
-        <w:rPr>
-          <w:rFonts w:ascii="Calibri" w:hAnsi="Calibri"/>
-          <w:sz w:val="24"/>
-        </w:rPr>
-        <w:t>d'</w:t>
-      </w:r>
-      <w:proofErr w:type="spellStart"/>
-      <w:r>
-        <w:rPr>
-          <w:rFonts w:ascii="Calibri" w:hAnsi="Calibri"/>
-          <w:sz w:val="24"/>
-        </w:rPr>
-        <w:t>état.</w:t>
-      </w:r>
-      <w:r>
-        <w:rPr>
-          <w:rFonts w:ascii="Calibri" w:hAnsi="Calibri"/>
-          <w:sz w:val="24"/>
-        </w:rPr>
-        <w:t>devient</w:t>
-      </w:r>
-      <w:proofErr w:type="spellEnd"/>
-      <w:proofErr w:type="gramEnd"/>
-      <w:r>
-        <w:rPr>
-          <w:rFonts w:ascii="Calibri" w:hAnsi="Calibri"/>
-          <w:sz w:val="24"/>
-        </w:rPr>
-        <w:t xml:space="preserve"> vert, indiquant que le mode conduite est actif.</w:t>
+        <w:t xml:space="preserve">  Une fois le parcours lancé, le bouton lecture reste visible mais n'est plus cliquable. Il sert uniquement d'indicateur d'état.devient vert, indiquant que le mode conduite est actif.</w:t>
       </w:r>
     </w:p>
     <w:p>
@@ -9723,10 +7297,7 @@
       </w:pPr>
       <w:bookmarkStart w:id="29" w:name="_Toc229733420"/>
       <w:r>
-        <w:t xml:space="preserve">6.4.1.1 </w:t>
-      </w:r>
-      <w:r>
-        <w:t>Indicateur GPS</w:t>
+        <w:t>6.4.1.1 Indicateur GPS</w:t>
       </w:r>
       <w:bookmarkEnd w:id="29"/>
     </w:p>
@@ -9770,7 +7341,7 @@
           <wp:inline distT="0" distB="0" distL="0" distR="0" wp14:anchorId="18F1A2B4" wp14:editId="24AE62E7">
             <wp:extent cx="309004" cy="164942"/>
             <wp:effectExtent l="0" t="0" r="0" b="6985"/>
-            <wp:docPr id="1670164374" name="Image 1" descr="Une image contenant Police, symbole, ligne, rouge&#10;&#10;Le contenu généré par l’IA peut être incorrect."/>
+            <wp:docPr id="1670164374" name="Image 1" descr="Une image contenant Police, symbole, ligne, rouge  Le contenu généré par l’IA peut être incorrect."/>
             <wp:cNvGraphicFramePr>
               <a:graphicFrameLocks xmlns:a="http://schemas.openxmlformats.org/drawingml/2006/main" noChangeAspect="1"/>
             </wp:cNvGraphicFramePr>
@@ -9778,7 +7349,7 @@
               <a:graphicData uri="http://schemas.openxmlformats.org/drawingml/2006/picture">
                 <pic:pic xmlns:pic="http://schemas.openxmlformats.org/drawingml/2006/picture">
                   <pic:nvPicPr>
-                    <pic:cNvPr id="1670164374" name="Image 1" descr="Une image contenant Police, symbole, ligne, rouge&#10;&#10;Le contenu généré par l’IA peut être incorrect."/>
+                    <pic:cNvPr id="1670164374" name="Image 1" descr="Une image contenant Police, symbole, ligne, rouge  Le contenu généré par l’IA peut être incorrect."/>
                     <pic:cNvPicPr/>
                   </pic:nvPicPr>
                   <pic:blipFill>
@@ -9807,14 +7378,7 @@
           <w:rFonts w:ascii="Calibri" w:hAnsi="Calibri"/>
           <w:sz w:val="24"/>
         </w:rPr>
-        <w:t>:</w:t>
-      </w:r>
-      <w:r>
-        <w:rPr>
-          <w:rFonts w:ascii="Calibri" w:hAnsi="Calibri"/>
-          <w:sz w:val="24"/>
-        </w:rPr>
-        <w:t xml:space="preserve"> pas de signal GPS exploitable ;</w:t>
+        <w:t>: pas de signal GPS exploitable ;</w:t>
       </w:r>
     </w:p>
     <w:p>
@@ -9877,14 +7441,7 @@
           <w:rFonts w:ascii="Calibri" w:hAnsi="Calibri"/>
           <w:sz w:val="24"/>
         </w:rPr>
-        <w:t xml:space="preserve">: </w:t>
-      </w:r>
-      <w:r>
-        <w:rPr>
-          <w:rFonts w:ascii="Calibri" w:hAnsi="Calibri"/>
-          <w:sz w:val="24"/>
-        </w:rPr>
-        <w:t>signal GPS présent mais position non calée de manière fiable sur la ligne ;</w:t>
+        <w:t>: signal GPS présent mais position non calée de manière fiable sur la ligne ;</w:t>
       </w:r>
     </w:p>
     <w:p>
@@ -9918,7 +7475,7 @@
             <wp:extent cx="302260" cy="162490"/>
             <wp:effectExtent l="0" t="0" r="2540" b="9525"/>
             <wp:wrapNone/>
-            <wp:docPr id="1010489180" name="Image 7" descr="Une image contenant logo, symbole, Police, Graphique&#10;&#10;Le contenu généré par l’IA peut être incorrect."/>
+            <wp:docPr id="1010489180" name="Image 7" descr="Une image contenant logo, symbole, Police, Graphique  Le contenu généré par l’IA peut être incorrect."/>
             <wp:cNvGraphicFramePr>
               <a:graphicFrameLocks xmlns:a="http://schemas.openxmlformats.org/drawingml/2006/main" noChangeAspect="1"/>
             </wp:cNvGraphicFramePr>
@@ -9926,7 +7483,7 @@
               <a:graphicData uri="http://schemas.openxmlformats.org/drawingml/2006/picture">
                 <pic:pic xmlns:pic="http://schemas.openxmlformats.org/drawingml/2006/picture">
                   <pic:nvPicPr>
-                    <pic:cNvPr id="1010489180" name="Image 7" descr="Une image contenant logo, symbole, Police, Graphique&#10;&#10;Le contenu généré par l’IA peut être incorrect."/>
+                    <pic:cNvPr id="1010489180" name="Image 7" descr="Une image contenant logo, symbole, Police, Graphique  Le contenu généré par l’IA peut être incorrect."/>
                     <pic:cNvPicPr/>
                   </pic:nvPicPr>
                   <pic:blipFill rotWithShape="1">
@@ -9970,28 +7527,7 @@
           <w:rFonts w:ascii="Calibri" w:hAnsi="Calibri"/>
           <w:sz w:val="24"/>
         </w:rPr>
-        <w:t xml:space="preserve">         </w:t>
-      </w:r>
-      <w:r>
-        <w:rPr>
-          <w:rFonts w:ascii="Calibri" w:hAnsi="Calibri"/>
-          <w:sz w:val="24"/>
-        </w:rPr>
-        <w:t>:</w:t>
-      </w:r>
-      <w:r>
-        <w:rPr>
-          <w:rFonts w:ascii="Calibri" w:hAnsi="Calibri"/>
-          <w:sz w:val="24"/>
-        </w:rPr>
-        <w:t xml:space="preserve"> </w:t>
-      </w:r>
-      <w:r>
-        <w:rPr>
-          <w:rFonts w:ascii="Calibri" w:hAnsi="Calibri"/>
-          <w:sz w:val="24"/>
-        </w:rPr>
-        <w:t>signal GPS exploitable et position calée sur la ligne.</w:t>
+        <w:t xml:space="preserve">         : signal GPS exploitable et position calée sur la ligne.</w:t>
       </w:r>
     </w:p>
     <w:p>
@@ -10091,10 +7627,7 @@
       </w:pPr>
       <w:bookmarkStart w:id="30" w:name="_Toc229733421"/>
       <w:r>
-        <w:t xml:space="preserve">6.4.1.2 </w:t>
-      </w:r>
-      <w:r>
-        <w:t>Indicateur du mode horaire</w:t>
+        <w:t>6.4.1.2 Indicateur du mode horaire</w:t>
       </w:r>
       <w:bookmarkEnd w:id="30"/>
     </w:p>
@@ -10183,7 +7716,7 @@
           <wp:inline distT="0" distB="0" distL="0" distR="0" wp14:anchorId="63A1405C" wp14:editId="1AA4537B">
             <wp:extent cx="221574" cy="224529"/>
             <wp:effectExtent l="0" t="0" r="7620" b="4445"/>
-            <wp:docPr id="998866534" name="Image 1" descr="Une image contenant horloge, cercle, conception&#10;&#10;Le contenu généré par l’IA peut être incorrect."/>
+            <wp:docPr id="998866534" name="Image 1" descr="Une image contenant horloge, cercle, conception  Le contenu généré par l’IA peut être incorrect."/>
             <wp:cNvGraphicFramePr>
               <a:graphicFrameLocks xmlns:a="http://schemas.openxmlformats.org/drawingml/2006/main" noChangeAspect="1"/>
             </wp:cNvGraphicFramePr>
@@ -10191,7 +7724,7 @@
               <a:graphicData uri="http://schemas.openxmlformats.org/drawingml/2006/picture">
                 <pic:pic xmlns:pic="http://schemas.openxmlformats.org/drawingml/2006/picture">
                   <pic:nvPicPr>
-                    <pic:cNvPr id="998866534" name="Image 1" descr="Une image contenant horloge, cercle, conception&#10;&#10;Le contenu généré par l’IA peut être incorrect."/>
+                    <pic:cNvPr id="998866534" name="Image 1" descr="Une image contenant horloge, cercle, conception  Le contenu généré par l’IA peut être incorrect."/>
                     <pic:cNvPicPr/>
                   </pic:nvPicPr>
                   <pic:blipFill>
@@ -10220,14 +7753,7 @@
           <w:rFonts w:ascii="Calibri" w:hAnsi="Calibri"/>
           <w:sz w:val="24"/>
         </w:rPr>
-        <w:t xml:space="preserve">: </w:t>
-      </w:r>
-      <w:r>
-        <w:rPr>
-          <w:rFonts w:ascii="Calibri" w:hAnsi="Calibri"/>
-          <w:sz w:val="24"/>
-        </w:rPr>
-        <w:t>mode horaire disponible mais non actif, ou mode conduite non lancé ;</w:t>
+        <w:t>: mode horaire disponible mais non actif, ou mode conduite non lancé ;</w:t>
       </w:r>
     </w:p>
     <w:p>
@@ -10253,7 +7779,7 @@
           <wp:inline distT="0" distB="0" distL="0" distR="0" wp14:anchorId="4F16CA68" wp14:editId="066BAE86">
             <wp:extent cx="224484" cy="224484"/>
             <wp:effectExtent l="0" t="0" r="4445" b="4445"/>
-            <wp:docPr id="1289059230" name="Image 1" descr="Une image contenant horloge, cercle&#10;&#10;Le contenu généré par l’IA peut être incorrect."/>
+            <wp:docPr id="1289059230" name="Image 1" descr="Une image contenant horloge, cercle  Le contenu généré par l’IA peut être incorrect."/>
             <wp:cNvGraphicFramePr>
               <a:graphicFrameLocks xmlns:a="http://schemas.openxmlformats.org/drawingml/2006/main" noChangeAspect="1"/>
             </wp:cNvGraphicFramePr>
@@ -10261,7 +7787,7 @@
               <a:graphicData uri="http://schemas.openxmlformats.org/drawingml/2006/picture">
                 <pic:pic xmlns:pic="http://schemas.openxmlformats.org/drawingml/2006/picture">
                   <pic:nvPicPr>
-                    <pic:cNvPr id="1289059230" name="Image 1" descr="Une image contenant horloge, cercle&#10;&#10;Le contenu généré par l’IA peut être incorrect."/>
+                    <pic:cNvPr id="1289059230" name="Image 1" descr="Une image contenant horloge, cercle  Le contenu généré par l’IA peut être incorrect."/>
                     <pic:cNvPicPr/>
                   </pic:nvPicPr>
                   <pic:blipFill>
@@ -10290,14 +7816,7 @@
           <w:rFonts w:ascii="Calibri" w:hAnsi="Calibri"/>
           <w:sz w:val="24"/>
         </w:rPr>
-        <w:t xml:space="preserve">: </w:t>
-      </w:r>
-      <w:r>
-        <w:rPr>
-          <w:rFonts w:ascii="Calibri" w:hAnsi="Calibri"/>
-          <w:sz w:val="24"/>
-        </w:rPr>
-        <w:t>défilement basé sur les horaires ;</w:t>
+        <w:t>: défilement basé sur les horaires ;</w:t>
       </w:r>
     </w:p>
     <w:p>
@@ -10323,7 +7842,7 @@
           <wp:inline distT="0" distB="0" distL="0" distR="0" wp14:anchorId="69D19A54" wp14:editId="76D995C3">
             <wp:extent cx="235769" cy="224675"/>
             <wp:effectExtent l="0" t="0" r="0" b="4445"/>
-            <wp:docPr id="178701926" name="Image 1" descr="Une image contenant horloge, cercle, conception&#10;&#10;Le contenu généré par l’IA peut être incorrect."/>
+            <wp:docPr id="178701926" name="Image 1" descr="Une image contenant horloge, cercle, conception  Le contenu généré par l’IA peut être incorrect."/>
             <wp:cNvGraphicFramePr>
               <a:graphicFrameLocks xmlns:a="http://schemas.openxmlformats.org/drawingml/2006/main" noChangeAspect="1"/>
             </wp:cNvGraphicFramePr>
@@ -10331,7 +7850,7 @@
               <a:graphicData uri="http://schemas.openxmlformats.org/drawingml/2006/picture">
                 <pic:pic xmlns:pic="http://schemas.openxmlformats.org/drawingml/2006/picture">
                   <pic:nvPicPr>
-                    <pic:cNvPr id="178701926" name="Image 1" descr="Une image contenant horloge, cercle, conception&#10;&#10;Le contenu généré par l’IA peut être incorrect."/>
+                    <pic:cNvPr id="178701926" name="Image 1" descr="Une image contenant horloge, cercle, conception  Le contenu généré par l’IA peut être incorrect."/>
                     <pic:cNvPicPr/>
                   </pic:nvPicPr>
                   <pic:blipFill>
@@ -10360,14 +7879,7 @@
           <w:rFonts w:ascii="Calibri" w:hAnsi="Calibri"/>
           <w:sz w:val="24"/>
         </w:rPr>
-        <w:t xml:space="preserve">: </w:t>
-      </w:r>
-      <w:r>
-        <w:rPr>
-          <w:rFonts w:ascii="Calibri" w:hAnsi="Calibri"/>
-          <w:sz w:val="24"/>
-        </w:rPr>
-        <w:t>mode standby, avec défilement temporairement interrompu.</w:t>
+        <w:t>: mode standby, avec défilement temporairement interrompu.</w:t>
       </w:r>
     </w:p>
     <w:p>
@@ -10446,13 +7958,7 @@
         <w:rPr>
           <w:rStyle w:val="Accentuationintense"/>
         </w:rPr>
-        <w:t xml:space="preserve">Note : </w:t>
-      </w:r>
-      <w:r>
-        <w:rPr>
-          <w:rStyle w:val="Accentuationintense"/>
-        </w:rPr>
-        <w:t>Le mode standby sera détaillé dans la section consacrée au défilement horaire.</w:t>
+        <w:t>Note : Le mode standby sera détaillé dans la section consacrée au défilement horaire.</w:t>
       </w:r>
     </w:p>
     <w:p>
@@ -10830,7 +8336,7 @@
             <wp:extent cx="281940" cy="171450"/>
             <wp:effectExtent l="0" t="0" r="3810" b="0"/>
             <wp:wrapNone/>
-            <wp:docPr id="1983989657" name="Image 7" descr="Une image contenant logo, symbole, Police, Graphique&#10;&#10;Le contenu généré par l’IA peut être incorrect."/>
+            <wp:docPr id="1983989657" name="Image 7" descr="Une image contenant logo, symbole, Police, Graphique  Le contenu généré par l’IA peut être incorrect."/>
             <wp:cNvGraphicFramePr>
               <a:graphicFrameLocks xmlns:a="http://schemas.openxmlformats.org/drawingml/2006/main" noChangeAspect="1"/>
             </wp:cNvGraphicFramePr>
@@ -10838,7 +8344,7 @@
               <a:graphicData uri="http://schemas.openxmlformats.org/drawingml/2006/picture">
                 <pic:pic xmlns:pic="http://schemas.openxmlformats.org/drawingml/2006/picture">
                   <pic:nvPicPr>
-                    <pic:cNvPr id="1010489180" name="Image 7" descr="Une image contenant logo, symbole, Police, Graphique&#10;&#10;Le contenu généré par l’IA peut être incorrect."/>
+                    <pic:cNvPr id="1010489180" name="Image 7" descr="Une image contenant logo, symbole, Police, Graphique  Le contenu généré par l’IA peut être incorrect."/>
                     <pic:cNvPicPr/>
                   </pic:nvPicPr>
                   <pic:blipFill rotWithShape="1">
@@ -10871,21 +8377,12 @@
           </wp:anchor>
         </w:drawing>
       </w:r>
-      <w:proofErr w:type="gramStart"/>
-      <w:r>
-        <w:rPr>
-          <w:rFonts w:ascii="Calibri" w:hAnsi="Calibri"/>
-          <w:sz w:val="24"/>
-        </w:rPr>
-        <w:t>l’indicateur</w:t>
-      </w:r>
-      <w:proofErr w:type="gramEnd"/>
-      <w:r>
-        <w:rPr>
-          <w:rFonts w:ascii="Calibri" w:hAnsi="Calibri"/>
-          <w:sz w:val="24"/>
-        </w:rPr>
-        <w:t xml:space="preserve"> GPS est </w:t>
+      <w:r>
+        <w:rPr>
+          <w:rFonts w:ascii="Calibri" w:hAnsi="Calibri"/>
+          <w:sz w:val="24"/>
+        </w:rPr>
+        <w:t xml:space="preserve">l’indicateur GPS est </w:t>
       </w:r>
       <w:r>
         <w:rPr>
@@ -10900,14 +8397,7 @@
           <w:rFonts w:ascii="Calibri" w:hAnsi="Calibri"/>
           <w:sz w:val="24"/>
         </w:rPr>
-        <w:t xml:space="preserve"> ;</w:t>
-      </w:r>
-      <w:r>
-        <w:rPr>
-          <w:rFonts w:ascii="Calibri" w:hAnsi="Calibri"/>
-          <w:sz w:val="24"/>
-        </w:rPr>
-        <w:t xml:space="preserve"> </w:t>
+        <w:t xml:space="preserve"> ; </w:t>
       </w:r>
     </w:p>
     <w:p>
@@ -10923,21 +8413,12 @@
           <w:sz w:val="24"/>
         </w:rPr>
       </w:pPr>
-      <w:proofErr w:type="gramStart"/>
-      <w:r>
-        <w:rPr>
-          <w:rFonts w:ascii="Calibri" w:hAnsi="Calibri"/>
-          <w:sz w:val="24"/>
-        </w:rPr>
-        <w:t>la</w:t>
-      </w:r>
-      <w:proofErr w:type="gramEnd"/>
-      <w:r>
-        <w:rPr>
-          <w:rFonts w:ascii="Calibri" w:hAnsi="Calibri"/>
-          <w:sz w:val="24"/>
-        </w:rPr>
-        <w:t xml:space="preserve"> position du train est recalée sur la ligne ;</w:t>
+      <w:r>
+        <w:rPr>
+          <w:rFonts w:ascii="Calibri" w:hAnsi="Calibri"/>
+          <w:sz w:val="24"/>
+        </w:rPr>
+        <w:t>la position du train est recalée sur la ligne ;</w:t>
       </w:r>
     </w:p>
     <w:p>
@@ -10953,21 +8434,12 @@
           <w:sz w:val="24"/>
         </w:rPr>
       </w:pPr>
-      <w:proofErr w:type="gramStart"/>
-      <w:r>
-        <w:rPr>
-          <w:rFonts w:ascii="Calibri" w:hAnsi="Calibri"/>
-          <w:sz w:val="24"/>
-        </w:rPr>
-        <w:t>la</w:t>
-      </w:r>
-      <w:proofErr w:type="gramEnd"/>
-      <w:r>
-        <w:rPr>
-          <w:rFonts w:ascii="Calibri" w:hAnsi="Calibri"/>
-          <w:sz w:val="24"/>
-        </w:rPr>
-        <w:t xml:space="preserve"> fiche train défile en suivant la progression réelle du train.</w:t>
+      <w:r>
+        <w:rPr>
+          <w:rFonts w:ascii="Calibri" w:hAnsi="Calibri"/>
+          <w:sz w:val="24"/>
+        </w:rPr>
+        <w:t>la fiche train défile en suivant la progression réelle du train.</w:t>
       </w:r>
     </w:p>
     <w:p>
@@ -11010,21 +8482,12 @@
           <w:sz w:val="24"/>
         </w:rPr>
       </w:pPr>
-      <w:proofErr w:type="gramStart"/>
-      <w:r>
-        <w:rPr>
-          <w:rFonts w:ascii="Calibri" w:hAnsi="Calibri"/>
-          <w:sz w:val="24"/>
-        </w:rPr>
-        <w:t>une</w:t>
-      </w:r>
-      <w:proofErr w:type="gramEnd"/>
-      <w:r>
-        <w:rPr>
-          <w:rFonts w:ascii="Calibri" w:hAnsi="Calibri"/>
-          <w:sz w:val="24"/>
-        </w:rPr>
-        <w:t xml:space="preserve"> </w:t>
+      <w:r>
+        <w:rPr>
+          <w:rFonts w:ascii="Calibri" w:hAnsi="Calibri"/>
+          <w:sz w:val="24"/>
+        </w:rPr>
+        <w:t xml:space="preserve">une </w:t>
       </w:r>
       <w:r>
         <w:rPr>
@@ -11061,7 +8524,7 @@
           <wp:inline distT="0" distB="0" distL="0" distR="0" wp14:anchorId="1CE490F9" wp14:editId="7C1D5839">
             <wp:extent cx="1474236" cy="503398"/>
             <wp:effectExtent l="0" t="0" r="0" b="0"/>
-            <wp:docPr id="1420323355" name="Image 1" descr="Une image contenant texte, Police, ligne, capture d’écran&#10;&#10;Le contenu généré par l’IA peut être incorrect."/>
+            <wp:docPr id="1420323355" name="Image 1" descr="Une image contenant texte, Police, ligne, capture d’écran  Le contenu généré par l’IA peut être incorrect."/>
             <wp:cNvGraphicFramePr>
               <a:graphicFrameLocks xmlns:a="http://schemas.openxmlformats.org/drawingml/2006/main" noChangeAspect="1"/>
             </wp:cNvGraphicFramePr>
@@ -11069,7 +8532,7 @@
               <a:graphicData uri="http://schemas.openxmlformats.org/drawingml/2006/picture">
                 <pic:pic xmlns:pic="http://schemas.openxmlformats.org/drawingml/2006/picture">
                   <pic:nvPicPr>
-                    <pic:cNvPr id="1420323355" name="Image 1" descr="Une image contenant texte, Police, ligne, capture d’écran&#10;&#10;Le contenu généré par l’IA peut être incorrect."/>
+                    <pic:cNvPr id="1420323355" name="Image 1" descr="Une image contenant texte, Police, ligne, capture d’écran  Le contenu généré par l’IA peut être incorrect."/>
                     <pic:cNvPicPr/>
                   </pic:nvPicPr>
                   <pic:blipFill>
@@ -11134,21 +8597,12 @@
           <w:sz w:val="24"/>
         </w:rPr>
       </w:pPr>
-      <w:proofErr w:type="gramStart"/>
-      <w:r>
-        <w:rPr>
-          <w:rFonts w:ascii="Calibri" w:hAnsi="Calibri"/>
-          <w:sz w:val="24"/>
-        </w:rPr>
-        <w:t>un</w:t>
-      </w:r>
-      <w:proofErr w:type="gramEnd"/>
-      <w:r>
-        <w:rPr>
-          <w:rFonts w:ascii="Calibri" w:hAnsi="Calibri"/>
-          <w:sz w:val="24"/>
-        </w:rPr>
-        <w:t xml:space="preserve"> appui sur l’indicateur GPS affiche pendant </w:t>
+      <w:r>
+        <w:rPr>
+          <w:rFonts w:ascii="Calibri" w:hAnsi="Calibri"/>
+          <w:sz w:val="24"/>
+        </w:rPr>
+        <w:t xml:space="preserve">un appui sur l’indicateur GPS affiche pendant </w:t>
       </w:r>
       <w:r>
         <w:rPr>
@@ -11200,7 +8654,7 @@
           <wp:inline distT="0" distB="0" distL="0" distR="0" wp14:anchorId="62887E1A" wp14:editId="4E6B1F52">
             <wp:extent cx="521330" cy="256655"/>
             <wp:effectExtent l="0" t="0" r="0" b="0"/>
-            <wp:docPr id="208336739" name="Image 1" descr="Une image contenant texte, Police, logo, symbole&#10;&#10;Le contenu généré par l’IA peut être incorrect."/>
+            <wp:docPr id="208336739" name="Image 1" descr="Une image contenant texte, Police, logo, symbole  Le contenu généré par l’IA peut être incorrect."/>
             <wp:cNvGraphicFramePr>
               <a:graphicFrameLocks xmlns:a="http://schemas.openxmlformats.org/drawingml/2006/main" noChangeAspect="1"/>
             </wp:cNvGraphicFramePr>
@@ -11208,7 +8662,7 @@
               <a:graphicData uri="http://schemas.openxmlformats.org/drawingml/2006/picture">
                 <pic:pic xmlns:pic="http://schemas.openxmlformats.org/drawingml/2006/picture">
                   <pic:nvPicPr>
-                    <pic:cNvPr id="208336739" name="Image 1" descr="Une image contenant texte, Police, logo, symbole&#10;&#10;Le contenu généré par l’IA peut être incorrect."/>
+                    <pic:cNvPr id="208336739" name="Image 1" descr="Une image contenant texte, Police, logo, symbole  Le contenu généré par l’IA peut être incorrect."/>
                     <pic:cNvPicPr/>
                   </pic:nvPicPr>
                   <pic:blipFill>
@@ -11355,21 +8809,12 @@
           <w:sz w:val="24"/>
         </w:rPr>
       </w:pPr>
-      <w:proofErr w:type="gramStart"/>
-      <w:r>
-        <w:rPr>
-          <w:rFonts w:ascii="Calibri" w:hAnsi="Calibri"/>
-          <w:sz w:val="24"/>
-        </w:rPr>
-        <w:t>le</w:t>
-      </w:r>
-      <w:proofErr w:type="gramEnd"/>
-      <w:r>
-        <w:rPr>
-          <w:rFonts w:ascii="Calibri" w:hAnsi="Calibri"/>
-          <w:sz w:val="24"/>
-        </w:rPr>
-        <w:t xml:space="preserve"> défilement de la fiche train est basé sur les horaires théoriques du document, </w:t>
+      <w:r>
+        <w:rPr>
+          <w:rFonts w:ascii="Calibri" w:hAnsi="Calibri"/>
+          <w:sz w:val="24"/>
+        </w:rPr>
+        <w:t xml:space="preserve">le défilement de la fiche train est basé sur les horaires théoriques du document, </w:t>
       </w:r>
       <w:r>
         <w:rPr>
@@ -11418,7 +8863,7 @@
             <wp:extent cx="220980" cy="220980"/>
             <wp:effectExtent l="0" t="0" r="7620" b="7620"/>
             <wp:wrapNone/>
-            <wp:docPr id="1184621492" name="Image 1" descr="Une image contenant horloge, cercle&#10;&#10;Le contenu généré par l’IA peut être incorrect."/>
+            <wp:docPr id="1184621492" name="Image 1" descr="Une image contenant horloge, cercle  Le contenu généré par l’IA peut être incorrect."/>
             <wp:cNvGraphicFramePr>
               <a:graphicFrameLocks xmlns:a="http://schemas.openxmlformats.org/drawingml/2006/main" noChangeAspect="1"/>
             </wp:cNvGraphicFramePr>
@@ -11426,7 +8871,7 @@
               <a:graphicData uri="http://schemas.openxmlformats.org/drawingml/2006/picture">
                 <pic:pic xmlns:pic="http://schemas.openxmlformats.org/drawingml/2006/picture">
                   <pic:nvPicPr>
-                    <pic:cNvPr id="1289059230" name="Image 1" descr="Une image contenant horloge, cercle&#10;&#10;Le contenu généré par l’IA peut être incorrect."/>
+                    <pic:cNvPr id="1289059230" name="Image 1" descr="Une image contenant horloge, cercle  Le contenu généré par l’IA peut être incorrect."/>
                     <pic:cNvPicPr/>
                   </pic:nvPicPr>
                   <pic:blipFill>
@@ -11456,21 +8901,12 @@
           </wp:anchor>
         </w:drawing>
       </w:r>
-      <w:proofErr w:type="gramStart"/>
-      <w:r>
-        <w:rPr>
-          <w:rFonts w:ascii="Calibri" w:hAnsi="Calibri"/>
-          <w:sz w:val="24"/>
-        </w:rPr>
-        <w:t>l’indicateur</w:t>
-      </w:r>
-      <w:proofErr w:type="gramEnd"/>
-      <w:r>
-        <w:rPr>
-          <w:rFonts w:ascii="Calibri" w:hAnsi="Calibri"/>
-          <w:sz w:val="24"/>
-        </w:rPr>
-        <w:t xml:space="preserve"> du mode horaire passe en </w:t>
+      <w:r>
+        <w:rPr>
+          <w:rFonts w:ascii="Calibri" w:hAnsi="Calibri"/>
+          <w:sz w:val="24"/>
+        </w:rPr>
+        <w:t xml:space="preserve">l’indicateur du mode horaire passe en </w:t>
       </w:r>
       <w:r>
         <w:rPr>
@@ -11485,14 +8921,7 @@
           <w:rFonts w:ascii="Calibri" w:hAnsi="Calibri"/>
           <w:sz w:val="24"/>
         </w:rPr>
-        <w:t xml:space="preserve"> ;</w:t>
-      </w:r>
-      <w:r>
-        <w:rPr>
-          <w:rFonts w:ascii="Calibri" w:hAnsi="Calibri"/>
-          <w:sz w:val="24"/>
-        </w:rPr>
-        <w:t xml:space="preserve"> </w:t>
+        <w:t xml:space="preserve"> ; </w:t>
       </w:r>
     </w:p>
     <w:p>
@@ -11526,7 +8955,7 @@
             <wp:extent cx="318135" cy="169545"/>
             <wp:effectExtent l="0" t="0" r="5715" b="1905"/>
             <wp:wrapNone/>
-            <wp:docPr id="1977161701" name="Image 1" descr="Une image contenant Police, symbole, ligne, rouge&#10;&#10;Le contenu généré par l’IA peut être incorrect."/>
+            <wp:docPr id="1977161701" name="Image 1" descr="Une image contenant Police, symbole, ligne, rouge  Le contenu généré par l’IA peut être incorrect."/>
             <wp:cNvGraphicFramePr>
               <a:graphicFrameLocks xmlns:a="http://schemas.openxmlformats.org/drawingml/2006/main" noChangeAspect="1"/>
             </wp:cNvGraphicFramePr>
@@ -11534,7 +8963,7 @@
               <a:graphicData uri="http://schemas.openxmlformats.org/drawingml/2006/picture">
                 <pic:pic xmlns:pic="http://schemas.openxmlformats.org/drawingml/2006/picture">
                   <pic:nvPicPr>
-                    <pic:cNvPr id="1670164374" name="Image 1" descr="Une image contenant Police, symbole, ligne, rouge&#10;&#10;Le contenu généré par l’IA peut être incorrect."/>
+                    <pic:cNvPr id="1670164374" name="Image 1" descr="Une image contenant Police, symbole, ligne, rouge  Le contenu généré par l’IA peut être incorrect."/>
                     <pic:cNvPicPr/>
                   </pic:nvPicPr>
                   <pic:blipFill>
@@ -11563,13 +8992,6 @@
             </a:graphic>
           </wp:anchor>
         </w:drawing>
-      </w:r>
-      <w:r>
-        <w:rPr>
-          <w:rFonts w:ascii="Calibri" w:hAnsi="Calibri"/>
-          <w:noProof/>
-          <w:sz w:val="24"/>
-        </w:rPr>
         <w:drawing>
           <wp:anchor distT="0" distB="0" distL="114300" distR="114300" simplePos="0" relativeHeight="251663360" behindDoc="0" locked="0" layoutInCell="1" allowOverlap="1" wp14:anchorId="0E0D3AE5" wp14:editId="1226DB6C">
             <wp:simplePos x="0" y="0"/>
@@ -11620,35 +9042,12 @@
           </wp:anchor>
         </w:drawing>
       </w:r>
-      <w:proofErr w:type="gramStart"/>
-      <w:r>
-        <w:rPr>
-          <w:rFonts w:ascii="Calibri" w:hAnsi="Calibri"/>
-          <w:sz w:val="24"/>
-        </w:rPr>
-        <w:t>l’indicateur</w:t>
-      </w:r>
-      <w:proofErr w:type="gramEnd"/>
-      <w:r>
-        <w:rPr>
-          <w:rFonts w:ascii="Calibri" w:hAnsi="Calibri"/>
-          <w:sz w:val="24"/>
-        </w:rPr>
-        <w:t xml:space="preserve"> GPS </w:t>
-      </w:r>
-      <w:r>
-        <w:rPr>
-          <w:rFonts w:ascii="Calibri" w:hAnsi="Calibri"/>
-          <w:sz w:val="24"/>
-        </w:rPr>
-        <w:t>peut être</w:t>
-      </w:r>
-      <w:r>
-        <w:rPr>
-          <w:rFonts w:ascii="Calibri" w:hAnsi="Calibri"/>
-          <w:sz w:val="24"/>
-        </w:rPr>
-        <w:t xml:space="preserve"> </w:t>
+      <w:r>
+        <w:rPr>
+          <w:rFonts w:ascii="Calibri" w:hAnsi="Calibri"/>
+          <w:sz w:val="24"/>
+        </w:rPr>
+        <w:t xml:space="preserve">l’indicateur GPS peut être </w:t>
       </w:r>
       <w:r>
         <w:rPr>
@@ -11656,7 +9055,14 @@
           <w:b/>
           <w:sz w:val="24"/>
         </w:rPr>
-        <w:t>orange</w:t>
+        <w:t xml:space="preserve">orange         </w:t>
+      </w:r>
+      <w:r>
+        <w:rPr>
+          <w:rFonts w:ascii="Calibri" w:hAnsi="Calibri"/>
+          <w:sz w:val="24"/>
+        </w:rPr>
+        <w:t xml:space="preserve"> ou </w:t>
       </w:r>
       <w:r>
         <w:rPr>
@@ -11664,22 +9070,6 @@
           <w:b/>
           <w:sz w:val="24"/>
         </w:rPr>
-        <w:t xml:space="preserve">         </w:t>
-      </w:r>
-      <w:r>
-        <w:rPr>
-          <w:rFonts w:ascii="Calibri" w:hAnsi="Calibri"/>
-          <w:sz w:val="24"/>
-        </w:rPr>
-        <w:t xml:space="preserve"> ou </w:t>
-      </w:r>
-      <w:proofErr w:type="gramStart"/>
-      <w:r>
-        <w:rPr>
-          <w:rFonts w:ascii="Calibri" w:hAnsi="Calibri"/>
-          <w:b/>
-          <w:sz w:val="24"/>
-        </w:rPr>
         <w:t>rouge</w:t>
       </w:r>
       <w:r>
@@ -11687,16 +9077,8 @@
           <w:rFonts w:ascii="Calibri" w:hAnsi="Calibri"/>
           <w:sz w:val="24"/>
         </w:rPr>
-        <w:t xml:space="preserve"> </w:t>
-      </w:r>
-      <w:r>
-        <w:rPr>
-          <w:rFonts w:ascii="Calibri" w:hAnsi="Calibri"/>
-          <w:sz w:val="24"/>
-        </w:rPr>
-        <w:t>.</w:t>
-      </w:r>
-      <w:proofErr w:type="gramEnd"/>
+        <w:t xml:space="preserve"> .</w:t>
+      </w:r>
     </w:p>
     <w:p>
       <w:pPr>
@@ -11915,21 +9297,12 @@
           <w:sz w:val="24"/>
         </w:rPr>
       </w:pPr>
-      <w:proofErr w:type="gramStart"/>
-      <w:r>
-        <w:rPr>
-          <w:rFonts w:ascii="Calibri" w:hAnsi="Calibri"/>
-          <w:sz w:val="24"/>
-        </w:rPr>
-        <w:t>sélectionner</w:t>
-      </w:r>
-      <w:proofErr w:type="gramEnd"/>
-      <w:r>
-        <w:rPr>
-          <w:rFonts w:ascii="Calibri" w:hAnsi="Calibri"/>
-          <w:sz w:val="24"/>
-        </w:rPr>
-        <w:t xml:space="preserve"> une ligne en touchant la fiche train ;</w:t>
+      <w:r>
+        <w:rPr>
+          <w:rFonts w:ascii="Calibri" w:hAnsi="Calibri"/>
+          <w:sz w:val="24"/>
+        </w:rPr>
+        <w:t>sélectionner une ligne en touchant la fiche train ;</w:t>
       </w:r>
     </w:p>
     <w:p>
@@ -11945,21 +9318,12 @@
           <w:sz w:val="24"/>
         </w:rPr>
       </w:pPr>
-      <w:proofErr w:type="gramStart"/>
-      <w:r>
-        <w:rPr>
-          <w:rFonts w:ascii="Calibri" w:hAnsi="Calibri"/>
-          <w:sz w:val="24"/>
-        </w:rPr>
-        <w:t>la</w:t>
-      </w:r>
-      <w:proofErr w:type="gramEnd"/>
-      <w:r>
-        <w:rPr>
-          <w:rFonts w:ascii="Calibri" w:hAnsi="Calibri"/>
-          <w:sz w:val="24"/>
-        </w:rPr>
-        <w:t xml:space="preserve"> ligne sélectionnée clignote en </w:t>
+      <w:r>
+        <w:rPr>
+          <w:rFonts w:ascii="Calibri" w:hAnsi="Calibri"/>
+          <w:sz w:val="24"/>
+        </w:rPr>
+        <w:t xml:space="preserve">la ligne sélectionnée clignote en </w:t>
       </w:r>
       <w:r>
         <w:rPr>
@@ -11974,14 +9338,7 @@
           <w:rFonts w:ascii="Calibri" w:hAnsi="Calibri"/>
           <w:sz w:val="24"/>
         </w:rPr>
-        <w:t xml:space="preserve"> ;</w:t>
-      </w:r>
-      <w:r>
-        <w:rPr>
-          <w:rFonts w:ascii="Calibri" w:hAnsi="Calibri"/>
-          <w:sz w:val="24"/>
-        </w:rPr>
-        <w:t xml:space="preserve"> </w:t>
+        <w:t xml:space="preserve"> ; </w:t>
       </w:r>
     </w:p>
     <w:p>
@@ -12014,7 +9371,7 @@
           <wp:inline distT="0" distB="0" distL="0" distR="0" wp14:anchorId="70E11853" wp14:editId="1476F3AA">
             <wp:extent cx="5865495" cy="740410"/>
             <wp:effectExtent l="0" t="0" r="1905" b="2540"/>
-            <wp:docPr id="1738424518" name="Image 1" descr="Une image contenant texte, capture d’écran, ligne, Police&#10;&#10;Le contenu généré par l’IA peut être incorrect."/>
+            <wp:docPr id="1738424518" name="Image 1" descr="Une image contenant texte, capture d’écran, ligne, Police  Le contenu généré par l’IA peut être incorrect."/>
             <wp:cNvGraphicFramePr>
               <a:graphicFrameLocks xmlns:a="http://schemas.openxmlformats.org/drawingml/2006/main" noChangeAspect="1"/>
             </wp:cNvGraphicFramePr>
@@ -12022,7 +9379,7 @@
               <a:graphicData uri="http://schemas.openxmlformats.org/drawingml/2006/picture">
                 <pic:pic xmlns:pic="http://schemas.openxmlformats.org/drawingml/2006/picture">
                   <pic:nvPicPr>
-                    <pic:cNvPr id="1738424518" name="Image 1" descr="Une image contenant texte, capture d’écran, ligne, Police&#10;&#10;Le contenu généré par l’IA peut être incorrect."/>
+                    <pic:cNvPr id="1738424518" name="Image 1" descr="Une image contenant texte, capture d’écran, ligne, Police  Le contenu généré par l’IA peut être incorrect."/>
                     <pic:cNvPicPr/>
                   </pic:nvPicPr>
                   <pic:blipFill>
@@ -12164,7 +9521,7 @@
             <wp:extent cx="226211" cy="215566"/>
             <wp:effectExtent l="0" t="0" r="2540" b="0"/>
             <wp:wrapNone/>
-            <wp:docPr id="629328510" name="Image 1" descr="Une image contenant horloge, cercle, conception&#10;&#10;Le contenu généré par l’IA peut être incorrect."/>
+            <wp:docPr id="629328510" name="Image 1" descr="Une image contenant horloge, cercle, conception  Le contenu généré par l’IA peut être incorrect."/>
             <wp:cNvGraphicFramePr>
               <a:graphicFrameLocks xmlns:a="http://schemas.openxmlformats.org/drawingml/2006/main" noChangeAspect="1"/>
             </wp:cNvGraphicFramePr>
@@ -12172,7 +9529,7 @@
               <a:graphicData uri="http://schemas.openxmlformats.org/drawingml/2006/picture">
                 <pic:pic xmlns:pic="http://schemas.openxmlformats.org/drawingml/2006/picture">
                   <pic:nvPicPr>
-                    <pic:cNvPr id="178701926" name="Image 1" descr="Une image contenant horloge, cercle, conception&#10;&#10;Le contenu généré par l’IA peut être incorrect."/>
+                    <pic:cNvPr id="178701926" name="Image 1" descr="Une image contenant horloge, cercle, conception  Le contenu généré par l’IA peut être incorrect."/>
                     <pic:cNvPicPr/>
                   </pic:nvPicPr>
                   <pic:blipFill>
@@ -12208,21 +9565,12 @@
           </wp:anchor>
         </w:drawing>
       </w:r>
-      <w:proofErr w:type="gramStart"/>
-      <w:r>
-        <w:rPr>
-          <w:rFonts w:ascii="Calibri" w:hAnsi="Calibri"/>
-          <w:sz w:val="24"/>
-        </w:rPr>
-        <w:t>le</w:t>
-      </w:r>
-      <w:proofErr w:type="gramEnd"/>
-      <w:r>
-        <w:rPr>
-          <w:rFonts w:ascii="Calibri" w:hAnsi="Calibri"/>
-          <w:sz w:val="24"/>
-        </w:rPr>
-        <w:t xml:space="preserve"> bouton lecture devient orange clignotant ; </w:t>
+      <w:r>
+        <w:rPr>
+          <w:rFonts w:ascii="Calibri" w:hAnsi="Calibri"/>
+          <w:sz w:val="24"/>
+        </w:rPr>
+        <w:t xml:space="preserve">le bouton lecture devient orange clignotant ; </w:t>
       </w:r>
     </w:p>
     <w:p>
@@ -12238,28 +9586,12 @@
           <w:sz w:val="24"/>
         </w:rPr>
       </w:pPr>
-      <w:proofErr w:type="gramStart"/>
-      <w:r>
-        <w:rPr>
-          <w:rFonts w:ascii="Calibri" w:hAnsi="Calibri"/>
-          <w:sz w:val="24"/>
-        </w:rPr>
-        <w:t>l’indicateur</w:t>
-      </w:r>
-      <w:proofErr w:type="gramEnd"/>
-      <w:r>
-        <w:rPr>
-          <w:rFonts w:ascii="Calibri" w:hAnsi="Calibri"/>
-          <w:sz w:val="24"/>
-        </w:rPr>
-        <w:t xml:space="preserve"> d’état du mode horaire devient orange</w:t>
-      </w:r>
-      <w:r>
-        <w:rPr>
-          <w:rFonts w:ascii="Calibri" w:hAnsi="Calibri"/>
-          <w:sz w:val="24"/>
-        </w:rPr>
-        <w:t xml:space="preserve"> </w:t>
+      <w:r>
+        <w:rPr>
+          <w:rFonts w:ascii="Calibri" w:hAnsi="Calibri"/>
+          <w:sz w:val="24"/>
+        </w:rPr>
+        <w:t xml:space="preserve">l’indicateur d’état du mode horaire devient orange </w:t>
       </w:r>
     </w:p>
     <w:p>
@@ -12275,21 +9607,12 @@
           <w:sz w:val="24"/>
         </w:rPr>
       </w:pPr>
-      <w:proofErr w:type="gramStart"/>
-      <w:r>
-        <w:rPr>
-          <w:rFonts w:ascii="Calibri" w:hAnsi="Calibri"/>
-          <w:sz w:val="24"/>
-        </w:rPr>
-        <w:t>l’application</w:t>
-      </w:r>
-      <w:proofErr w:type="gramEnd"/>
-      <w:r>
-        <w:rPr>
-          <w:rFonts w:ascii="Calibri" w:hAnsi="Calibri"/>
-          <w:sz w:val="24"/>
-        </w:rPr>
-        <w:t xml:space="preserve"> passe en </w:t>
+      <w:r>
+        <w:rPr>
+          <w:rFonts w:ascii="Calibri" w:hAnsi="Calibri"/>
+          <w:sz w:val="24"/>
+        </w:rPr>
+        <w:t xml:space="preserve">l’application passe en </w:t>
       </w:r>
       <w:r>
         <w:rPr>
@@ -12388,15 +9711,7 @@
           <w:noProof/>
           <w:sz w:val="24"/>
         </w:rPr>
-        <w:t>Le bouton indicateur, qui était orange en mode standby, redevient vert lorsque le défilement reprend.</w:t>
-      </w:r>
-      <w:r>
-        <w:rPr>
-          <w:rFonts w:ascii="Calibri" w:hAnsi="Calibri"/>
-          <w:noProof/>
-          <w:sz w:val="24"/>
-        </w:rPr>
-        <w:t xml:space="preserve"> </w:t>
+        <w:t xml:space="preserve">Le bouton indicateur, qui était orange en mode standby, redevient vert lorsque le défilement reprend. </w:t>
       </w:r>
       <w:r>
         <w:rPr>
@@ -12583,21 +9898,12 @@
           <w:sz w:val="24"/>
         </w:rPr>
       </w:pPr>
-      <w:proofErr w:type="gramStart"/>
-      <w:r>
-        <w:rPr>
-          <w:rFonts w:ascii="Calibri" w:hAnsi="Calibri"/>
-          <w:sz w:val="24"/>
-        </w:rPr>
-        <w:t>le</w:t>
-      </w:r>
-      <w:proofErr w:type="gramEnd"/>
-      <w:r>
-        <w:rPr>
-          <w:rFonts w:ascii="Calibri" w:hAnsi="Calibri"/>
-          <w:sz w:val="24"/>
-        </w:rPr>
-        <w:t xml:space="preserve"> défilement est interrompu ;</w:t>
+      <w:r>
+        <w:rPr>
+          <w:rFonts w:ascii="Calibri" w:hAnsi="Calibri"/>
+          <w:sz w:val="24"/>
+        </w:rPr>
+        <w:t>le défilement est interrompu ;</w:t>
       </w:r>
     </w:p>
     <w:p>
@@ -12613,28 +9919,12 @@
           <w:sz w:val="24"/>
         </w:rPr>
       </w:pPr>
-      <w:proofErr w:type="gramStart"/>
-      <w:r>
-        <w:rPr>
-          <w:rFonts w:ascii="Calibri" w:hAnsi="Calibri"/>
-          <w:sz w:val="24"/>
-        </w:rPr>
-        <w:t>la</w:t>
-      </w:r>
-      <w:proofErr w:type="gramEnd"/>
-      <w:r>
-        <w:rPr>
-          <w:rFonts w:ascii="Calibri" w:hAnsi="Calibri"/>
-          <w:sz w:val="24"/>
-        </w:rPr>
-        <w:t xml:space="preserve"> ligne correspondant à la gare est sélectionnée</w:t>
-      </w:r>
-      <w:r>
-        <w:rPr>
-          <w:rFonts w:ascii="Calibri" w:hAnsi="Calibri"/>
-          <w:sz w:val="24"/>
-        </w:rPr>
-        <w:t> ;</w:t>
+      <w:r>
+        <w:rPr>
+          <w:rFonts w:ascii="Calibri" w:hAnsi="Calibri"/>
+          <w:sz w:val="24"/>
+        </w:rPr>
+        <w:t>la ligne correspondant à la gare est sélectionnée ;</w:t>
       </w:r>
     </w:p>
     <w:p>
@@ -12650,21 +9940,12 @@
           <w:sz w:val="24"/>
         </w:rPr>
       </w:pPr>
-      <w:proofErr w:type="gramStart"/>
-      <w:r>
-        <w:rPr>
-          <w:rFonts w:ascii="Calibri" w:hAnsi="Calibri"/>
-          <w:sz w:val="24"/>
-        </w:rPr>
-        <w:t>le</w:t>
-      </w:r>
-      <w:proofErr w:type="gramEnd"/>
-      <w:r>
-        <w:rPr>
-          <w:rFonts w:ascii="Calibri" w:hAnsi="Calibri"/>
-          <w:sz w:val="24"/>
-        </w:rPr>
-        <w:t xml:space="preserve"> bouton lecture/reprise devient orange.</w:t>
+      <w:r>
+        <w:rPr>
+          <w:rFonts w:ascii="Calibri" w:hAnsi="Calibri"/>
+          <w:sz w:val="24"/>
+        </w:rPr>
+        <w:t>le bouton lecture/reprise devient orange.</w:t>
       </w:r>
     </w:p>
     <w:p>
@@ -12707,21 +9988,12 @@
           <w:sz w:val="24"/>
         </w:rPr>
       </w:pPr>
-      <w:proofErr w:type="gramStart"/>
-      <w:r>
-        <w:rPr>
-          <w:rFonts w:ascii="Calibri" w:hAnsi="Calibri"/>
-          <w:sz w:val="24"/>
-        </w:rPr>
-        <w:t>toucher</w:t>
-      </w:r>
-      <w:proofErr w:type="gramEnd"/>
-      <w:r>
-        <w:rPr>
-          <w:rFonts w:ascii="Calibri" w:hAnsi="Calibri"/>
-          <w:sz w:val="24"/>
-        </w:rPr>
-        <w:t xml:space="preserve"> la ligne de gare sélectionnée (clignotante en rouge) dans la fiche train.</w:t>
+      <w:r>
+        <w:rPr>
+          <w:rFonts w:ascii="Calibri" w:hAnsi="Calibri"/>
+          <w:sz w:val="24"/>
+        </w:rPr>
+        <w:t>toucher la ligne de gare sélectionnée (clignotante en rouge) dans la fiche train.</w:t>
       </w:r>
     </w:p>
     <w:p>
@@ -12812,28 +10084,7 @@
           <w:rFonts w:ascii="Calibri" w:hAnsi="Calibri"/>
           <w:sz w:val="24"/>
         </w:rPr>
-        <w:t xml:space="preserve">Le bouton </w:t>
-      </w:r>
-      <w:r>
-        <w:rPr>
-          <w:rFonts w:ascii="Calibri" w:hAnsi="Calibri"/>
-          <w:sz w:val="24"/>
-        </w:rPr>
-        <w:t xml:space="preserve">indicateur </w:t>
-      </w:r>
-      <w:r>
-        <w:rPr>
-          <w:rFonts w:ascii="Calibri" w:hAnsi="Calibri"/>
-          <w:sz w:val="24"/>
-        </w:rPr>
-        <w:t>redevient</w:t>
-      </w:r>
-      <w:r>
-        <w:rPr>
-          <w:rFonts w:ascii="Calibri" w:hAnsi="Calibri"/>
-          <w:sz w:val="24"/>
-        </w:rPr>
-        <w:t xml:space="preserve"> alors </w:t>
+        <w:t xml:space="preserve">Le bouton indicateur redevient alors </w:t>
       </w:r>
       <w:r>
         <w:rPr>
@@ -12841,15 +10092,7 @@
           <w:b/>
           <w:sz w:val="24"/>
         </w:rPr>
-        <w:t>vert</w:t>
-      </w:r>
-      <w:r>
-        <w:rPr>
-          <w:rFonts w:ascii="Calibri" w:hAnsi="Calibri"/>
-          <w:b/>
-          <w:sz w:val="24"/>
-        </w:rPr>
-        <w:t xml:space="preserve">          </w:t>
+        <w:t xml:space="preserve">vert          </w:t>
       </w:r>
       <w:r>
         <w:rPr>
@@ -13021,21 +10264,7 @@
           <w:rFonts w:ascii="Calibri" w:hAnsi="Calibri"/>
           <w:sz w:val="24"/>
         </w:rPr>
-        <w:t>.</w:t>
-      </w:r>
-      <w:r>
-        <w:rPr>
-          <w:rFonts w:ascii="Calibri" w:hAnsi="Calibri"/>
-          <w:sz w:val="24"/>
-        </w:rPr>
-        <w:t xml:space="preserve"> </w:t>
-      </w:r>
-      <w:r>
-        <w:rPr>
-          <w:rFonts w:ascii="Calibri" w:hAnsi="Calibri"/>
-          <w:sz w:val="24"/>
-        </w:rPr>
-        <w:t>Le mode secours est disponible en mode mixte et en mode PDF historique. Il n’est pas disponible en mode manuel, car aucun PDF n’a été importé.</w:t>
+        <w:t>. Le mode secours est disponible en mode mixte et en mode PDF historique. Il n’est pas disponible en mode manuel, car aucun PDF n’a été importé.</w:t>
       </w:r>
     </w:p>
     <w:p>
@@ -13057,7 +10286,7 @@
           <wp:inline distT="0" distB="0" distL="0" distR="0" wp14:anchorId="1D3E1322" wp14:editId="1AB0593D">
             <wp:extent cx="1187511" cy="419122"/>
             <wp:effectExtent l="0" t="0" r="0" b="1270"/>
-            <wp:docPr id="2097597478" name="Image 1" descr="Une image contenant texte, Police, logo, Graphique&#10;&#10;Le contenu généré par l’IA peut être incorrect."/>
+            <wp:docPr id="2097597478" name="Image 1" descr="Une image contenant texte, Police, logo, Graphique  Le contenu généré par l’IA peut être incorrect."/>
             <wp:cNvGraphicFramePr>
               <a:graphicFrameLocks xmlns:a="http://schemas.openxmlformats.org/drawingml/2006/main" noChangeAspect="1"/>
             </wp:cNvGraphicFramePr>
@@ -13065,7 +10294,7 @@
               <a:graphicData uri="http://schemas.openxmlformats.org/drawingml/2006/picture">
                 <pic:pic xmlns:pic="http://schemas.openxmlformats.org/drawingml/2006/picture">
                   <pic:nvPicPr>
-                    <pic:cNvPr id="2097597478" name="Image 1" descr="Une image contenant texte, Police, logo, Graphique&#10;&#10;Le contenu généré par l’IA peut être incorrect."/>
+                    <pic:cNvPr id="2097597478" name="Image 1" descr="Une image contenant texte, Police, logo, Graphique  Le contenu généré par l’IA peut être incorrect."/>
                     <pic:cNvPicPr/>
                   </pic:nvPicPr>
                   <pic:blipFill>
@@ -13157,21 +10386,12 @@
           <w:sz w:val="24"/>
         </w:rPr>
       </w:pPr>
-      <w:proofErr w:type="gramStart"/>
-      <w:r>
-        <w:rPr>
-          <w:rFonts w:ascii="Calibri" w:hAnsi="Calibri"/>
-          <w:sz w:val="24"/>
-        </w:rPr>
-        <w:t>aucun</w:t>
-      </w:r>
-      <w:proofErr w:type="gramEnd"/>
-      <w:r>
-        <w:rPr>
-          <w:rFonts w:ascii="Calibri" w:hAnsi="Calibri"/>
-          <w:sz w:val="24"/>
-        </w:rPr>
-        <w:t xml:space="preserve"> défilement automatique n’est actif ;</w:t>
+      <w:r>
+        <w:rPr>
+          <w:rFonts w:ascii="Calibri" w:hAnsi="Calibri"/>
+          <w:sz w:val="24"/>
+        </w:rPr>
+        <w:t>aucun défilement automatique n’est actif ;</w:t>
       </w:r>
     </w:p>
     <w:p>
@@ -13187,21 +10407,12 @@
           <w:sz w:val="24"/>
         </w:rPr>
       </w:pPr>
-      <w:proofErr w:type="gramStart"/>
-      <w:r>
-        <w:rPr>
-          <w:rFonts w:ascii="Calibri" w:hAnsi="Calibri"/>
-          <w:sz w:val="24"/>
-        </w:rPr>
-        <w:t>aucune</w:t>
-      </w:r>
-      <w:proofErr w:type="gramEnd"/>
-      <w:r>
-        <w:rPr>
-          <w:rFonts w:ascii="Calibri" w:hAnsi="Calibri"/>
-          <w:sz w:val="24"/>
-        </w:rPr>
-        <w:t xml:space="preserve"> automatisation (GPS, mode horaire, etc.) n’est utilisée ;</w:t>
+      <w:r>
+        <w:rPr>
+          <w:rFonts w:ascii="Calibri" w:hAnsi="Calibri"/>
+          <w:sz w:val="24"/>
+        </w:rPr>
+        <w:t>aucune automatisation (GPS, mode horaire, etc.) n’est utilisée ;</w:t>
       </w:r>
     </w:p>
     <w:p>
@@ -13217,21 +10428,12 @@
           <w:sz w:val="24"/>
         </w:rPr>
       </w:pPr>
-      <w:proofErr w:type="gramStart"/>
-      <w:r>
-        <w:rPr>
-          <w:rFonts w:ascii="Calibri" w:hAnsi="Calibri"/>
-          <w:sz w:val="24"/>
-        </w:rPr>
-        <w:t>le</w:t>
-      </w:r>
-      <w:proofErr w:type="gramEnd"/>
-      <w:r>
-        <w:rPr>
-          <w:rFonts w:ascii="Calibri" w:hAnsi="Calibri"/>
-          <w:sz w:val="24"/>
-        </w:rPr>
-        <w:t xml:space="preserve"> document est affiché tel qu’il a été reçu.</w:t>
+      <w:r>
+        <w:rPr>
+          <w:rFonts w:ascii="Calibri" w:hAnsi="Calibri"/>
+          <w:sz w:val="24"/>
+        </w:rPr>
+        <w:t>le document est affiché tel qu’il a été reçu.</w:t>
       </w:r>
     </w:p>
     <w:p>
@@ -13290,7 +10492,7 @@
           <wp:inline distT="0" distB="0" distL="0" distR="0" wp14:anchorId="72865548" wp14:editId="7080DD22">
             <wp:extent cx="5865495" cy="4107180"/>
             <wp:effectExtent l="0" t="0" r="1905" b="7620"/>
-            <wp:docPr id="228351085" name="Image 1" descr="Une image contenant texte, capture d’écran, diagramme, nombre&#10;&#10;Le contenu généré par l’IA peut être incorrect."/>
+            <wp:docPr id="228351085" name="Image 1" descr="Une image contenant texte, capture d’écran, diagramme, nombre  Le contenu généré par l’IA peut être incorrect."/>
             <wp:cNvGraphicFramePr>
               <a:graphicFrameLocks xmlns:a="http://schemas.openxmlformats.org/drawingml/2006/main" noChangeAspect="1"/>
             </wp:cNvGraphicFramePr>
@@ -13298,7 +10500,7 @@
               <a:graphicData uri="http://schemas.openxmlformats.org/drawingml/2006/picture">
                 <pic:pic xmlns:pic="http://schemas.openxmlformats.org/drawingml/2006/picture">
                   <pic:nvPicPr>
-                    <pic:cNvPr id="228351085" name="Image 1" descr="Une image contenant texte, capture d’écran, diagramme, nombre&#10;&#10;Le contenu généré par l’IA peut être incorrect."/>
+                    <pic:cNvPr id="228351085" name="Image 1" descr="Une image contenant texte, capture d’écran, diagramme, nombre  Le contenu généré par l’IA peut être incorrect."/>
                     <pic:cNvPicPr/>
                   </pic:nvPicPr>
                   <pic:blipFill>
@@ -13482,7 +10684,7 @@
             <wp:extent cx="920750" cy="254418"/>
             <wp:effectExtent l="0" t="0" r="0" b="0"/>
             <wp:wrapNone/>
-            <wp:docPr id="964750877" name="Image 1" descr="Une image contenant Police, blanc, calligraphie, texte&#10;&#10;Le contenu généré par l’IA peut être incorrect."/>
+            <wp:docPr id="964750877" name="Image 1" descr="Une image contenant Police, blanc, calligraphie, texte  Le contenu généré par l’IA peut être incorrect."/>
             <wp:cNvGraphicFramePr>
               <a:graphicFrameLocks xmlns:a="http://schemas.openxmlformats.org/drawingml/2006/main" noChangeAspect="1"/>
             </wp:cNvGraphicFramePr>
@@ -13490,7 +10692,7 @@
               <a:graphicData uri="http://schemas.openxmlformats.org/drawingml/2006/picture">
                 <pic:pic xmlns:pic="http://schemas.openxmlformats.org/drawingml/2006/picture">
                   <pic:nvPicPr>
-                    <pic:cNvPr id="964750877" name="Image 1" descr="Une image contenant Police, blanc, calligraphie, texte&#10;&#10;Le contenu généré par l’IA peut être incorrect."/>
+                    <pic:cNvPr id="964750877" name="Image 1" descr="Une image contenant Police, blanc, calligraphie, texte  Le contenu généré par l’IA peut être incorrect."/>
                     <pic:cNvPicPr/>
                   </pic:nvPicPr>
                   <pic:blipFill>
@@ -13558,7 +10760,7 @@
             <wp:extent cx="269875" cy="266065"/>
             <wp:effectExtent l="0" t="0" r="0" b="635"/>
             <wp:wrapNone/>
-            <wp:docPr id="1432163230" name="Image 1" descr="Une image contenant symbole, logo, cercle, Marque&#10;&#10;Le contenu généré par l’IA peut être incorrect."/>
+            <wp:docPr id="1432163230" name="Image 1" descr="Une image contenant symbole, logo, cercle, Marque  Le contenu généré par l’IA peut être incorrect."/>
             <wp:cNvGraphicFramePr>
               <a:graphicFrameLocks xmlns:a="http://schemas.openxmlformats.org/drawingml/2006/main" noChangeAspect="1"/>
             </wp:cNvGraphicFramePr>
@@ -13566,7 +10768,7 @@
               <a:graphicData uri="http://schemas.openxmlformats.org/drawingml/2006/picture">
                 <pic:pic xmlns:pic="http://schemas.openxmlformats.org/drawingml/2006/picture">
                   <pic:nvPicPr>
-                    <pic:cNvPr id="1432163230" name="Image 1" descr="Une image contenant symbole, logo, cercle, Marque&#10;&#10;Le contenu généré par l’IA peut être incorrect."/>
+                    <pic:cNvPr id="1432163230" name="Image 1" descr="Une image contenant symbole, logo, cercle, Marque  Le contenu généré par l’IA peut être incorrect."/>
                     <pic:cNvPicPr/>
                   </pic:nvPicPr>
                   <pic:blipFill>
@@ -13596,42 +10798,12 @@
           </wp:anchor>
         </w:drawing>
       </w:r>
-      <w:proofErr w:type="gramStart"/>
-      <w:r>
-        <w:rPr>
-          <w:rFonts w:ascii="Calibri" w:hAnsi="Calibri"/>
-          <w:sz w:val="24"/>
-        </w:rPr>
-        <w:t>affichage</w:t>
-      </w:r>
-      <w:proofErr w:type="gramEnd"/>
-      <w:r>
-        <w:rPr>
-          <w:rFonts w:ascii="Calibri" w:hAnsi="Calibri"/>
-          <w:sz w:val="24"/>
-        </w:rPr>
-        <w:t xml:space="preserve"> de l’</w:t>
-      </w:r>
-      <w:r>
-        <w:rPr>
-          <w:rFonts w:ascii="Calibri" w:hAnsi="Calibri"/>
-          <w:sz w:val="24"/>
-        </w:rPr>
-        <w:t>avance/retard à la seconde</w:t>
-      </w:r>
-      <w:r>
-        <w:rPr>
-          <w:rFonts w:ascii="Calibri" w:hAnsi="Calibri"/>
-          <w:sz w:val="24"/>
-        </w:rPr>
-        <w:t xml:space="preserve"> ;</w:t>
-      </w:r>
-      <w:r>
-        <w:rPr>
-          <w:rFonts w:ascii="Calibri" w:hAnsi="Calibri"/>
-          <w:sz w:val="24"/>
-        </w:rPr>
-        <w:t xml:space="preserve"> </w:t>
+      <w:r>
+        <w:rPr>
+          <w:rFonts w:ascii="Calibri" w:hAnsi="Calibri"/>
+          <w:sz w:val="24"/>
+        </w:rPr>
+        <w:t xml:space="preserve">affichage de l’avance/retard à la seconde ; </w:t>
       </w:r>
     </w:p>
     <w:p>
@@ -13647,21 +10819,12 @@
           <w:sz w:val="24"/>
         </w:rPr>
       </w:pPr>
-      <w:proofErr w:type="gramStart"/>
-      <w:r>
-        <w:rPr>
-          <w:rFonts w:ascii="Calibri" w:hAnsi="Calibri"/>
-          <w:sz w:val="24"/>
-        </w:rPr>
-        <w:t>affichage</w:t>
-      </w:r>
-      <w:proofErr w:type="gramEnd"/>
-      <w:r>
-        <w:rPr>
-          <w:rFonts w:ascii="Calibri" w:hAnsi="Calibri"/>
-          <w:sz w:val="24"/>
-        </w:rPr>
-        <w:t xml:space="preserve"> d’un indicateur de sens de circulation (Nord-Sud ou Sud-Nord) </w:t>
+      <w:r>
+        <w:rPr>
+          <w:rFonts w:ascii="Calibri" w:hAnsi="Calibri"/>
+          <w:sz w:val="24"/>
+        </w:rPr>
+        <w:t xml:space="preserve">affichage d’un indicateur de sens de circulation (Nord-Sud ou Sud-Nord) </w:t>
       </w:r>
     </w:p>
     <w:p>
@@ -13677,21 +10840,12 @@
           <w:sz w:val="24"/>
         </w:rPr>
       </w:pPr>
-      <w:proofErr w:type="gramStart"/>
-      <w:r>
-        <w:rPr>
-          <w:rFonts w:ascii="Calibri" w:hAnsi="Calibri"/>
-          <w:sz w:val="24"/>
-        </w:rPr>
-        <w:t>affichage</w:t>
-      </w:r>
-      <w:proofErr w:type="gramEnd"/>
-      <w:r>
-        <w:rPr>
-          <w:rFonts w:ascii="Calibri" w:hAnsi="Calibri"/>
-          <w:sz w:val="24"/>
-        </w:rPr>
-        <w:t xml:space="preserve"> d’un </w:t>
+      <w:r>
+        <w:rPr>
+          <w:rFonts w:ascii="Calibri" w:hAnsi="Calibri"/>
+          <w:sz w:val="24"/>
+        </w:rPr>
+        <w:t xml:space="preserve">affichage d’un </w:t>
       </w:r>
       <w:r>
         <w:rPr>
@@ -13706,37 +10860,7 @@
           <w:rFonts w:ascii="Calibri" w:hAnsi="Calibri"/>
           <w:sz w:val="24"/>
         </w:rPr>
-        <w:t xml:space="preserve"> (approximation de la </w:t>
-      </w:r>
-      <w:proofErr w:type="gramStart"/>
-      <w:r>
-        <w:rPr>
-          <w:rFonts w:ascii="Calibri" w:hAnsi="Calibri"/>
-          <w:sz w:val="24"/>
-        </w:rPr>
-        <w:t xml:space="preserve">position) </w:t>
-      </w:r>
-      <w:r>
-        <w:rPr>
-          <w:rFonts w:ascii="Calibri" w:hAnsi="Calibri"/>
-          <w:sz w:val="24"/>
-        </w:rPr>
-        <w:t xml:space="preserve"> en</w:t>
-      </w:r>
-      <w:proofErr w:type="gramEnd"/>
-      <w:r>
-        <w:rPr>
-          <w:rFonts w:ascii="Calibri" w:hAnsi="Calibri"/>
-          <w:sz w:val="24"/>
-        </w:rPr>
-        <w:t xml:space="preserve"> rouge </w:t>
-      </w:r>
-      <w:r>
-        <w:rPr>
-          <w:rFonts w:ascii="Calibri" w:hAnsi="Calibri"/>
-          <w:sz w:val="24"/>
-        </w:rPr>
-        <w:t>;</w:t>
+        <w:t xml:space="preserve"> (approximation de la position)  en rouge ;</w:t>
       </w:r>
     </w:p>
     <w:p>
@@ -13752,21 +10876,12 @@
           <w:sz w:val="24"/>
         </w:rPr>
       </w:pPr>
-      <w:proofErr w:type="gramStart"/>
-      <w:r>
-        <w:rPr>
-          <w:rFonts w:ascii="Calibri" w:hAnsi="Calibri"/>
-          <w:sz w:val="24"/>
-        </w:rPr>
-        <w:t>affichage</w:t>
-      </w:r>
-      <w:proofErr w:type="gramEnd"/>
-      <w:r>
-        <w:rPr>
-          <w:rFonts w:ascii="Calibri" w:hAnsi="Calibri"/>
-          <w:sz w:val="24"/>
-        </w:rPr>
-        <w:t xml:space="preserve"> d’un indicateur de « ligne active » sur laquelle le défilement automatique s’aligne en bleu.</w:t>
+      <w:r>
+        <w:rPr>
+          <w:rFonts w:ascii="Calibri" w:hAnsi="Calibri"/>
+          <w:sz w:val="24"/>
+        </w:rPr>
+        <w:t>affichage d’un indicateur de « ligne active » sur laquelle le défilement automatique s’aligne en bleu.</w:t>
       </w:r>
     </w:p>
     <w:p>
@@ -13788,7 +10903,7 @@
           <wp:inline distT="0" distB="0" distL="0" distR="0" wp14:anchorId="7F4A3CBF" wp14:editId="045C1562">
             <wp:extent cx="2127250" cy="635366"/>
             <wp:effectExtent l="0" t="0" r="6350" b="0"/>
-            <wp:docPr id="1451014166" name="Image 1" descr="Une image contenant Police, texte, ligne, capture d’écran&#10;&#10;Le contenu généré par l’IA peut être incorrect."/>
+            <wp:docPr id="1451014166" name="Image 1" descr="Une image contenant Police, texte, ligne, capture d’écran  Le contenu généré par l’IA peut être incorrect."/>
             <wp:cNvGraphicFramePr>
               <a:graphicFrameLocks xmlns:a="http://schemas.openxmlformats.org/drawingml/2006/main" noChangeAspect="1"/>
             </wp:cNvGraphicFramePr>
@@ -13796,7 +10911,7 @@
               <a:graphicData uri="http://schemas.openxmlformats.org/drawingml/2006/picture">
                 <pic:pic xmlns:pic="http://schemas.openxmlformats.org/drawingml/2006/picture">
                   <pic:nvPicPr>
-                    <pic:cNvPr id="1451014166" name="Image 1" descr="Une image contenant Police, texte, ligne, capture d’écran&#10;&#10;Le contenu généré par l’IA peut être incorrect."/>
+                    <pic:cNvPr id="1451014166" name="Image 1" descr="Une image contenant Police, texte, ligne, capture d’écran  Le contenu généré par l’IA peut être incorrect."/>
                     <pic:cNvPicPr/>
                   </pic:nvPicPr>
                   <pic:blipFill>
@@ -13834,21 +10949,12 @@
           <w:sz w:val="24"/>
         </w:rPr>
       </w:pPr>
-      <w:proofErr w:type="gramStart"/>
-      <w:r>
-        <w:rPr>
-          <w:rFonts w:ascii="Calibri" w:hAnsi="Calibri"/>
-          <w:sz w:val="24"/>
-        </w:rPr>
-        <w:t>affichage</w:t>
-      </w:r>
-      <w:proofErr w:type="gramEnd"/>
-      <w:r>
-        <w:rPr>
-          <w:rFonts w:ascii="Calibri" w:hAnsi="Calibri"/>
-          <w:sz w:val="24"/>
-        </w:rPr>
-        <w:t xml:space="preserve"> d’</w:t>
+      <w:r>
+        <w:rPr>
+          <w:rFonts w:ascii="Calibri" w:hAnsi="Calibri"/>
+          <w:sz w:val="24"/>
+        </w:rPr>
+        <w:t>affichage d’</w:t>
       </w:r>
       <w:r>
         <w:rPr>
@@ -13887,7 +10993,7 @@
           <wp:inline distT="0" distB="0" distL="0" distR="0" wp14:anchorId="262A0046" wp14:editId="03288658">
             <wp:extent cx="596866" cy="2101850"/>
             <wp:effectExtent l="0" t="0" r="0" b="0"/>
-            <wp:docPr id="941939681" name="Image 1" descr="Une image contenant texte, Police, capture d’écran, conception&#10;&#10;Le contenu généré par l’IA peut être incorrect."/>
+            <wp:docPr id="941939681" name="Image 1" descr="Une image contenant texte, Police, capture d’écran, conception  Le contenu généré par l’IA peut être incorrect."/>
             <wp:cNvGraphicFramePr>
               <a:graphicFrameLocks xmlns:a="http://schemas.openxmlformats.org/drawingml/2006/main" noChangeAspect="1"/>
             </wp:cNvGraphicFramePr>
@@ -13895,7 +11001,7 @@
               <a:graphicData uri="http://schemas.openxmlformats.org/drawingml/2006/picture">
                 <pic:pic xmlns:pic="http://schemas.openxmlformats.org/drawingml/2006/picture">
                   <pic:nvPicPr>
-                    <pic:cNvPr id="941939681" name="Image 1" descr="Une image contenant texte, Police, capture d’écran, conception&#10;&#10;Le contenu généré par l’IA peut être incorrect."/>
+                    <pic:cNvPr id="941939681" name="Image 1" descr="Une image contenant texte, Police, capture d’écran, conception  Le contenu généré par l’IA peut être incorrect."/>
                     <pic:cNvPicPr/>
                   </pic:nvPicPr>
                   <pic:blipFill>
@@ -14023,7 +11129,7 @@
           <wp:inline distT="0" distB="0" distL="0" distR="0" wp14:anchorId="2E71B603" wp14:editId="0E0549DD">
             <wp:extent cx="1911350" cy="545423"/>
             <wp:effectExtent l="0" t="0" r="0" b="7620"/>
-            <wp:docPr id="213614253" name="Image 1" descr="Une image contenant ligne, Police, capture d’écran, Graphique&#10;&#10;Le contenu généré par l’IA peut être incorrect."/>
+            <wp:docPr id="213614253" name="Image 1" descr="Une image contenant ligne, Police, capture d’écran, Graphique  Le contenu généré par l’IA peut être incorrect."/>
             <wp:cNvGraphicFramePr>
               <a:graphicFrameLocks xmlns:a="http://schemas.openxmlformats.org/drawingml/2006/main" noChangeAspect="1"/>
             </wp:cNvGraphicFramePr>
@@ -14031,7 +11137,7 @@
               <a:graphicData uri="http://schemas.openxmlformats.org/drawingml/2006/picture">
                 <pic:pic xmlns:pic="http://schemas.openxmlformats.org/drawingml/2006/picture">
                   <pic:nvPicPr>
-                    <pic:cNvPr id="213614253" name="Image 1" descr="Une image contenant ligne, Police, capture d’écran, Graphique&#10;&#10;Le contenu généré par l’IA peut être incorrect."/>
+                    <pic:cNvPr id="213614253" name="Image 1" descr="Une image contenant ligne, Police, capture d’écran, Graphique  Le contenu généré par l’IA peut être incorrect."/>
                     <pic:cNvPicPr/>
                   </pic:nvPicPr>
                   <pic:blipFill>
@@ -14079,14 +11185,7 @@
           <w:rFonts w:ascii="Calibri" w:hAnsi="Calibri"/>
           <w:sz w:val="24"/>
         </w:rPr>
-        <w:t>En mode test, le PK est visible en permanence dans l’indicateur d’état GPS, à condition qu’il soit vert</w:t>
-      </w:r>
-      <w:r>
-        <w:rPr>
-          <w:rFonts w:ascii="Calibri" w:hAnsi="Calibri"/>
-          <w:sz w:val="24"/>
-        </w:rPr>
-        <w:t>.</w:t>
+        <w:t>En mode test, le PK est visible en permanence dans l’indicateur d’état GPS, à condition qu’il soit vert.</w:t>
       </w:r>
     </w:p>
     <w:p>
@@ -14108,7 +11207,7 @@
           <wp:inline distT="0" distB="0" distL="0" distR="0" wp14:anchorId="1D7DC957" wp14:editId="7DA1C201">
             <wp:extent cx="825542" cy="406421"/>
             <wp:effectExtent l="0" t="0" r="0" b="0"/>
-            <wp:docPr id="848073435" name="Image 1" descr="Une image contenant texte, Police, logo, symbole&#10;&#10;Le contenu généré par l’IA peut être incorrect."/>
+            <wp:docPr id="848073435" name="Image 1" descr="Une image contenant texte, Police, logo, symbole  Le contenu généré par l’IA peut être incorrect."/>
             <wp:cNvGraphicFramePr>
               <a:graphicFrameLocks xmlns:a="http://schemas.openxmlformats.org/drawingml/2006/main" noChangeAspect="1"/>
             </wp:cNvGraphicFramePr>
@@ -14116,7 +11215,7 @@
               <a:graphicData uri="http://schemas.openxmlformats.org/drawingml/2006/picture">
                 <pic:pic xmlns:pic="http://schemas.openxmlformats.org/drawingml/2006/picture">
                   <pic:nvPicPr>
-                    <pic:cNvPr id="208336739" name="Image 1" descr="Une image contenant texte, Police, logo, symbole&#10;&#10;Le contenu généré par l’IA peut être incorrect."/>
+                    <pic:cNvPr id="208336739" name="Image 1" descr="Une image contenant texte, Police, logo, symbole  Le contenu généré par l’IA peut être incorrect."/>
                     <pic:cNvPicPr/>
                   </pic:nvPicPr>
                   <pic:blipFill>
@@ -14149,10 +11248,7 @@
       <w:bookmarkStart w:id="40" w:name="_Toc229733431"/>
       <w:r>
         <w:lastRenderedPageBreak/>
-        <w:t>8</w:t>
-      </w:r>
-      <w:r>
-        <w:t>.2. Enregistrement des informations de diagnostic</w:t>
+        <w:t>8.2. Enregistrement des informations de diagnostic</w:t>
       </w:r>
       <w:bookmarkEnd w:id="40"/>
     </w:p>
@@ -14262,424 +11358,47 @@
           <w:sz w:val="24"/>
         </w:rPr>
       </w:pPr>
-    </w:p>
-    <w:p>
-      <w:pPr>
-        <w:pStyle w:val="Textebrut"/>
-        <w:jc w:val="both"/>
-        <w:rPr>
-          <w:rFonts w:ascii="Calibri" w:hAnsi="Calibri"/>
-          <w:sz w:val="24"/>
-        </w:rPr>
-      </w:pPr>
-      <w:r>
-        <w:rPr>
-          <w:rFonts w:ascii="Calibri" w:hAnsi="Calibri"/>
-          <w:sz w:val="24"/>
-        </w:rPr>
-        <w:t>Deux cas sont possibles :</w:t>
-      </w:r>
-    </w:p>
-    <w:p>
-      <w:pPr>
-        <w:pStyle w:val="Textebrut"/>
-        <w:numPr>
-          <w:ilvl w:val="1"/>
-          <w:numId w:val="9"/>
-        </w:numPr>
-        <w:jc w:val="both"/>
-        <w:rPr>
-          <w:rFonts w:ascii="Calibri" w:hAnsi="Calibri"/>
-          <w:sz w:val="24"/>
-        </w:rPr>
-      </w:pPr>
-      <w:proofErr w:type="gramStart"/>
-      <w:r>
-        <w:rPr>
-          <w:rFonts w:ascii="Calibri" w:hAnsi="Calibri"/>
-          <w:sz w:val="24"/>
-        </w:rPr>
-        <w:t>en</w:t>
-      </w:r>
-      <w:proofErr w:type="gramEnd"/>
-      <w:r>
-        <w:rPr>
-          <w:rFonts w:ascii="Calibri" w:hAnsi="Calibri"/>
-          <w:sz w:val="24"/>
-        </w:rPr>
-        <w:t xml:space="preserve"> mode test</w:t>
-      </w:r>
-      <w:r>
-        <w:rPr>
-          <w:rFonts w:ascii="Calibri" w:hAnsi="Calibri"/>
-          <w:sz w:val="24"/>
-        </w:rPr>
-        <w:t xml:space="preserve"> :</w:t>
-      </w:r>
-    </w:p>
-    <w:p>
-      <w:pPr>
-        <w:pStyle w:val="Textebrut"/>
-        <w:numPr>
-          <w:ilvl w:val="2"/>
-          <w:numId w:val="10"/>
-        </w:numPr>
-        <w:jc w:val="both"/>
-        <w:rPr>
-          <w:rFonts w:ascii="Calibri" w:hAnsi="Calibri"/>
-          <w:sz w:val="24"/>
-        </w:rPr>
-      </w:pPr>
-      <w:proofErr w:type="gramStart"/>
-      <w:r>
-        <w:rPr>
-          <w:rFonts w:ascii="Calibri" w:hAnsi="Calibri"/>
-          <w:sz w:val="24"/>
-        </w:rPr>
-        <w:t>à</w:t>
-      </w:r>
-      <w:proofErr w:type="gramEnd"/>
-      <w:r>
-        <w:rPr>
-          <w:rFonts w:ascii="Calibri" w:hAnsi="Calibri"/>
-          <w:sz w:val="24"/>
-        </w:rPr>
-        <w:t xml:space="preserve"> la fin du test, </w:t>
-      </w:r>
-      <w:r>
-        <w:rPr>
-          <w:rFonts w:ascii="Calibri" w:hAnsi="Calibri"/>
-          <w:sz w:val="24"/>
-        </w:rPr>
-        <w:t>toucher</w:t>
-      </w:r>
-      <w:r>
-        <w:rPr>
-          <w:rFonts w:ascii="Calibri" w:hAnsi="Calibri"/>
-          <w:sz w:val="24"/>
-        </w:rPr>
-        <w:t xml:space="preserve"> le bouton </w:t>
-      </w:r>
-      <w:r>
-        <w:rPr>
-          <w:rFonts w:ascii="Calibri" w:hAnsi="Calibri"/>
-          <w:b/>
-          <w:sz w:val="24"/>
-        </w:rPr>
-        <w:t>STOP</w:t>
-      </w:r>
-      <w:r>
-        <w:rPr>
-          <w:rFonts w:ascii="Calibri" w:hAnsi="Calibri"/>
-          <w:sz w:val="24"/>
-        </w:rPr>
-        <w:t xml:space="preserve"> ;</w:t>
-      </w:r>
-    </w:p>
-    <w:p>
-      <w:pPr>
-        <w:pStyle w:val="Textebrut"/>
-        <w:jc w:val="center"/>
-        <w:rPr>
-          <w:rFonts w:ascii="Calibri" w:hAnsi="Calibri"/>
-          <w:sz w:val="24"/>
-        </w:rPr>
-      </w:pPr>
-      <w:r>
-        <w:rPr>
-          <w:rFonts w:ascii="Calibri" w:hAnsi="Calibri"/>
-          <w:noProof/>
-          <w:sz w:val="24"/>
-        </w:rPr>
-        <w:drawing>
-          <wp:inline distT="0" distB="0" distL="0" distR="0" wp14:anchorId="64AD5503" wp14:editId="58ACC38B">
-            <wp:extent cx="1111307" cy="444523"/>
-            <wp:effectExtent l="0" t="0" r="0" b="0"/>
-            <wp:docPr id="1666473" name="Image 1" descr="Une image contenant symbole, logo, texte, Police&#10;&#10;Le contenu généré par l’IA peut être incorrect."/>
-            <wp:cNvGraphicFramePr>
-              <a:graphicFrameLocks xmlns:a="http://schemas.openxmlformats.org/drawingml/2006/main" noChangeAspect="1"/>
-            </wp:cNvGraphicFramePr>
-            <a:graphic xmlns:a="http://schemas.openxmlformats.org/drawingml/2006/main">
-              <a:graphicData uri="http://schemas.openxmlformats.org/drawingml/2006/picture">
-                <pic:pic xmlns:pic="http://schemas.openxmlformats.org/drawingml/2006/picture">
-                  <pic:nvPicPr>
-                    <pic:cNvPr id="1666473" name="Image 1" descr="Une image contenant symbole, logo, texte, Police&#10;&#10;Le contenu généré par l’IA peut être incorrect."/>
-                    <pic:cNvPicPr/>
-                  </pic:nvPicPr>
-                  <pic:blipFill>
-                    <a:blip r:embed="rId37"/>
-                    <a:stretch>
-                      <a:fillRect/>
-                    </a:stretch>
-                  </pic:blipFill>
-                  <pic:spPr>
-                    <a:xfrm>
-                      <a:off x="0" y="0"/>
-                      <a:ext cx="1111307" cy="444523"/>
-                    </a:xfrm>
-                    <a:prstGeom prst="rect">
-                      <a:avLst/>
-                    </a:prstGeom>
-                  </pic:spPr>
-                </pic:pic>
-              </a:graphicData>
-            </a:graphic>
-          </wp:inline>
-        </w:drawing>
-      </w:r>
-    </w:p>
-    <w:p>
-      <w:pPr>
-        <w:pStyle w:val="Textebrut"/>
-        <w:numPr>
-          <w:ilvl w:val="2"/>
-          <w:numId w:val="13"/>
-        </w:numPr>
-        <w:jc w:val="both"/>
-        <w:rPr>
-          <w:rFonts w:ascii="Calibri" w:hAnsi="Calibri"/>
-          <w:sz w:val="24"/>
-        </w:rPr>
-      </w:pPr>
-      <w:proofErr w:type="gramStart"/>
-      <w:r>
-        <w:rPr>
-          <w:rFonts w:ascii="Calibri" w:hAnsi="Calibri"/>
-          <w:sz w:val="24"/>
-        </w:rPr>
-        <w:t>l’application</w:t>
-      </w:r>
-      <w:proofErr w:type="gramEnd"/>
-      <w:r>
-        <w:rPr>
-          <w:rFonts w:ascii="Calibri" w:hAnsi="Calibri"/>
-          <w:sz w:val="24"/>
-        </w:rPr>
-        <w:t xml:space="preserve"> propose l’export d’un fichier de log ;</w:t>
-      </w:r>
-    </w:p>
-    <w:p>
-      <w:pPr>
-        <w:pStyle w:val="Textebrut"/>
-        <w:numPr>
-          <w:ilvl w:val="2"/>
-          <w:numId w:val="13"/>
-        </w:numPr>
-        <w:jc w:val="both"/>
-        <w:rPr>
-          <w:rFonts w:ascii="Calibri" w:hAnsi="Calibri"/>
-          <w:sz w:val="24"/>
-        </w:rPr>
-      </w:pPr>
-      <w:proofErr w:type="gramStart"/>
-      <w:r>
-        <w:rPr>
-          <w:rFonts w:ascii="Calibri" w:hAnsi="Calibri"/>
-          <w:sz w:val="24"/>
-        </w:rPr>
-        <w:t>ce</w:t>
-      </w:r>
-      <w:proofErr w:type="gramEnd"/>
-      <w:r>
-        <w:rPr>
-          <w:rFonts w:ascii="Calibri" w:hAnsi="Calibri"/>
-          <w:sz w:val="24"/>
-        </w:rPr>
-        <w:t xml:space="preserve"> fichier doit être transmis (par exemple par mail) pour analyse.</w:t>
-      </w:r>
-    </w:p>
-    <w:p>
-      <w:pPr>
-        <w:pStyle w:val="Textebrut"/>
-        <w:jc w:val="both"/>
-        <w:rPr>
-          <w:rFonts w:ascii="Calibri" w:hAnsi="Calibri"/>
-          <w:sz w:val="24"/>
-        </w:rPr>
-      </w:pPr>
-    </w:p>
-    <w:p>
-      <w:pPr>
-        <w:pStyle w:val="Textebrut"/>
-        <w:numPr>
-          <w:ilvl w:val="1"/>
-          <w:numId w:val="11"/>
-        </w:numPr>
-        <w:jc w:val="both"/>
-        <w:rPr>
-          <w:rFonts w:ascii="Calibri" w:hAnsi="Calibri"/>
-          <w:sz w:val="24"/>
-        </w:rPr>
-      </w:pPr>
-      <w:proofErr w:type="gramStart"/>
-      <w:r>
-        <w:rPr>
-          <w:rFonts w:ascii="Calibri" w:hAnsi="Calibri"/>
-          <w:sz w:val="24"/>
-        </w:rPr>
-        <w:t>hors</w:t>
-      </w:r>
-      <w:proofErr w:type="gramEnd"/>
-      <w:r>
-        <w:rPr>
-          <w:rFonts w:ascii="Calibri" w:hAnsi="Calibri"/>
-          <w:sz w:val="24"/>
-        </w:rPr>
-        <w:t xml:space="preserve"> mode test</w:t>
-      </w:r>
-      <w:r>
-        <w:rPr>
-          <w:rFonts w:ascii="Calibri" w:hAnsi="Calibri"/>
-          <w:sz w:val="24"/>
-        </w:rPr>
-        <w:t xml:space="preserve"> :</w:t>
-      </w:r>
-    </w:p>
-    <w:p>
-      <w:pPr>
-        <w:pStyle w:val="Textebrut"/>
-        <w:numPr>
-          <w:ilvl w:val="2"/>
-          <w:numId w:val="12"/>
-        </w:numPr>
-        <w:jc w:val="both"/>
-        <w:rPr>
-          <w:rFonts w:ascii="Calibri" w:hAnsi="Calibri"/>
-          <w:sz w:val="24"/>
-        </w:rPr>
-      </w:pPr>
-      <w:proofErr w:type="gramStart"/>
-      <w:r>
-        <w:rPr>
-          <w:rFonts w:ascii="Calibri" w:hAnsi="Calibri"/>
-          <w:sz w:val="24"/>
-        </w:rPr>
-        <w:t>il</w:t>
-      </w:r>
-      <w:proofErr w:type="gramEnd"/>
-      <w:r>
-        <w:rPr>
-          <w:rFonts w:ascii="Calibri" w:hAnsi="Calibri"/>
-          <w:sz w:val="24"/>
-        </w:rPr>
-        <w:t xml:space="preserve"> est possible d’exporter les logs manuellement depuis le menu des paramètres ;</w:t>
-      </w:r>
-    </w:p>
-    <w:p>
-      <w:pPr>
-        <w:pStyle w:val="Textebrut"/>
-        <w:numPr>
-          <w:ilvl w:val="2"/>
-          <w:numId w:val="12"/>
-        </w:numPr>
-        <w:jc w:val="both"/>
-        <w:rPr>
-          <w:rFonts w:ascii="Calibri" w:hAnsi="Calibri"/>
-          <w:sz w:val="24"/>
-        </w:rPr>
-      </w:pPr>
-      <w:proofErr w:type="gramStart"/>
-      <w:r>
-        <w:rPr>
-          <w:rFonts w:ascii="Calibri" w:hAnsi="Calibri"/>
-          <w:sz w:val="24"/>
-        </w:rPr>
-        <w:t>utiliser</w:t>
-      </w:r>
-      <w:proofErr w:type="gramEnd"/>
-      <w:r>
-        <w:rPr>
-          <w:rFonts w:ascii="Calibri" w:hAnsi="Calibri"/>
-          <w:sz w:val="24"/>
-        </w:rPr>
-        <w:t xml:space="preserve"> le bouton Exporter log + PDF depuis le menu des paramètres.</w:t>
-      </w:r>
-      <w:r>
-        <w:rPr>
-          <w:rFonts w:ascii="Calibri" w:hAnsi="Calibri"/>
-          <w:sz w:val="24"/>
-        </w:rPr>
-        <w:t xml:space="preserve"> </w:t>
-      </w:r>
-      <w:r>
-        <w:rPr>
-          <w:rFonts w:ascii="Calibri" w:hAnsi="Calibri"/>
-          <w:sz w:val="24"/>
-        </w:rPr>
-        <w:t>Lorsque le parcours a été démarré sans PDF, l’export contient uniquement les logs disponibles.</w:t>
-      </w:r>
-    </w:p>
-    <w:p>
-      <w:pPr>
-        <w:pStyle w:val="Textebrut"/>
-        <w:jc w:val="center"/>
-        <w:rPr>
-          <w:rFonts w:ascii="Calibri" w:hAnsi="Calibri"/>
-          <w:sz w:val="24"/>
-        </w:rPr>
-      </w:pPr>
-      <w:r>
-        <w:rPr>
-          <w:rFonts w:ascii="Calibri" w:hAnsi="Calibri"/>
-          <w:noProof/>
-          <w:sz w:val="24"/>
-        </w:rPr>
-        <w:drawing>
-          <wp:inline distT="0" distB="0" distL="0" distR="0" wp14:anchorId="21CB73E6" wp14:editId="09C03A56">
-            <wp:extent cx="2387723" cy="2311519"/>
-            <wp:effectExtent l="0" t="0" r="0" b="0"/>
-            <wp:docPr id="2120498969" name="Image 1" descr="Une image contenant texte, capture d’écran, Police, nombre&#10;&#10;Le contenu généré par l’IA peut être incorrect."/>
-            <wp:cNvGraphicFramePr>
-              <a:graphicFrameLocks xmlns:a="http://schemas.openxmlformats.org/drawingml/2006/main" noChangeAspect="1"/>
-            </wp:cNvGraphicFramePr>
-            <a:graphic xmlns:a="http://schemas.openxmlformats.org/drawingml/2006/main">
-              <a:graphicData uri="http://schemas.openxmlformats.org/drawingml/2006/picture">
-                <pic:pic xmlns:pic="http://schemas.openxmlformats.org/drawingml/2006/picture">
-                  <pic:nvPicPr>
-                    <pic:cNvPr id="2120498969" name="Image 1" descr="Une image contenant texte, capture d’écran, Police, nombre&#10;&#10;Le contenu généré par l’IA peut être incorrect."/>
-                    <pic:cNvPicPr/>
-                  </pic:nvPicPr>
-                  <pic:blipFill>
-                    <a:blip r:embed="rId38"/>
-                    <a:stretch>
-                      <a:fillRect/>
-                    </a:stretch>
-                  </pic:blipFill>
-                  <pic:spPr>
-                    <a:xfrm>
-                      <a:off x="0" y="0"/>
-                      <a:ext cx="2387723" cy="2311519"/>
-                    </a:xfrm>
-                    <a:prstGeom prst="rect">
-                      <a:avLst/>
-                    </a:prstGeom>
-                  </pic:spPr>
-                </pic:pic>
-              </a:graphicData>
-            </a:graphic>
-          </wp:inline>
-        </w:drawing>
-      </w:r>
-    </w:p>
-    <w:p>
-      <w:pPr>
-        <w:pStyle w:val="Textebrut"/>
-        <w:jc w:val="center"/>
-        <w:rPr>
-          <w:rFonts w:ascii="Calibri" w:hAnsi="Calibri"/>
-          <w:sz w:val="24"/>
-        </w:rPr>
-      </w:pPr>
-    </w:p>
-    <w:p>
-      <w:pPr>
-        <w:pStyle w:val="Textebrut"/>
-        <w:jc w:val="both"/>
-        <w:rPr>
-          <w:rFonts w:ascii="Calibri" w:hAnsi="Calibri"/>
-          <w:sz w:val="24"/>
-        </w:rPr>
-      </w:pPr>
+      <w:r>
+        <w:rPr>
+          <w:rFonts w:ascii="Calibri" w:hAnsi="Calibri"/>
+          <w:sz w:val="24"/>
+        </w:rPr>
+        <w:t>À la fin du trajet, appuyer sur le bouton STOP visible dans la barre supérieure.</w:t>
+      </w:r>
+    </w:p>
+    <w:p>
+      <w:pPr>
+        <w:pStyle w:val="Textebrut"/>
+        <w:jc w:val="both"/>
+        <w:rPr>
+          <w:rFonts w:ascii="Calibri" w:hAnsi="Calibri"/>
+          <w:sz w:val="24"/>
+        </w:rPr>
+      </w:pPr>
+      <w:r>
+        <w:rPr>
+          <w:rFonts w:ascii="Calibri" w:hAnsi="Calibri"/>
+          <w:sz w:val="24"/>
+        </w:rPr>
+        <w:t>L’application propose alors l’export d’un fichier de log. Ce fichier doit être transmis (par exemple par mail) pour analyse.</w:t>
+      </w:r>
+    </w:p>
+    <w:p>
+      <w:pPr>
+        <w:pStyle w:val="Textebrut"/>
+        <w:jc w:val="both"/>
+        <w:rPr>
+          <w:rFonts w:ascii="Calibri" w:hAnsi="Calibri"/>
+          <w:sz w:val="24"/>
+        </w:rPr>
+      </w:pPr>
+      <w:r>
+        <w:rPr>
+          <w:rFonts w:ascii="Calibri" w:hAnsi="Calibri"/>
+          <w:sz w:val="24"/>
+        </w:rPr>
+        <w:t>Il est également possible d’exporter les logs depuis le menu des paramètres en utilisant le bouton Exporter les logs.</w:t>
+      </w:r>
     </w:p>
     <w:p>
       <w:pPr>
@@ -14915,7 +11634,7 @@
             </mc:Choice>
             <mc:Fallback>
               <w:pict>
-                <v:rect w14:anchorId="4E81A7E7" id="Rectangle 1" o:spid="_x0000_s1026" style="position:absolute;margin-left:0;margin-top:0;width:44.55pt;height:15.1pt;rotation:180;flip:x;z-index:251659264;visibility:visible;mso-wrap-style:square;mso-width-percent:0;mso-height-percent:0;mso-wrap-distance-left:9pt;mso-wrap-distance-top:0;mso-wrap-distance-right:9pt;mso-wrap-distance-bottom:0;mso-position-horizontal:center;mso-position-horizontal-relative:right-margin-area;mso-position-vertical:center;mso-position-vertical-relative:bottom-margin-area;mso-width-percent:0;mso-height-percent:0;mso-width-relative:page;mso-height-relative:bottom-margin-area;v-text-anchor:top" o:gfxdata="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" filled="f" fillcolor="#c0504d" stroked="f" strokecolor="#5c83b4" strokeweight="2.25pt">
+                <v:rect w14:anchorId="4E81A7E7" id="Rectangle 1" o:spid="_x0000_s1026" style="position:absolute;margin-left:0;margin-top:0;width:44.55pt;height:15.1pt;rotation:180;flip:x;z-index:251659264;visibility:visible;mso-wrap-style:square;mso-width-percent:0;mso-height-percent:0;mso-wrap-distance-left:9pt;mso-wrap-distance-top:0;mso-wrap-distance-right:9pt;mso-wrap-distance-bottom:0;mso-position-horizontal:center;mso-position-horizontal-relative:right-margin-area;mso-position-vertical:center;mso-position-vertical-relative:bottom-margin-area;mso-width-percent:0;mso-height-percent:0;mso-width-relative:page;mso-height-relative:bottom-margin-area;v-text-anchor:top" o:gfxdata="UEsDBBQABgAIAAAAIQC2gziS/gAAAOEBAAATAAAAW0NvbnRlbnRfVHlwZXNdLnhtbJSRQU7DMBBF 90jcwfIWJU67QAgl6YK0S0CoHGBkTxKLZGx5TGhvj5O2G0SRWNoz/78nu9wcxkFMGNg6quQqL6RA 0s5Y6ir5vt9lD1JwBDIwOMJKHpHlpr69KfdHjyxSmriSfYz+USnWPY7AufNIadK6MEJMx9ApD/oD OlTrorhX2lFEilmcO2RdNtjC5xDF9pCuTyYBB5bi6bQ4syoJ3g9WQ0ymaiLzg5KdCXlKLjvcW893 SUOqXwnz5DrgnHtJTxOsQfEKIT7DmDSUCaxw7Rqn8787ZsmRM9e2VmPeBN4uqYvTtW7jvijg9N/y JsXecLq0q+WD6m8AAAD//wMAUEsDBBQABgAIAAAAIQA4/SH/1gAAAJQBAAALAAAAX3JlbHMvLnJl bHOkkMFqwzAMhu+DvYPRfXGawxijTi+j0GvpHsDYimMaW0Yy2fr2M4PBMnrbUb/Q94l/f/hMi1qR JVI2sOt6UJgd+ZiDgffL8ekFlFSbvV0oo4EbChzGx4f9GRdb25HMsYhqlCwG5lrLq9biZkxWOiqY 22YiTra2kYMu1l1tQD30/bPm3wwYN0x18gb45AdQl1tp5j/sFB2T0FQ7R0nTNEV3j6o9feQzro1i OWA14Fm+Q8a1a8+Bvu/d/dMb2JY5uiPbhG/ktn4cqGU/er3pcvwCAAD//wMAUEsDBBQABgAIAAAA IQBG31uP5QEAAKcDAAAOAAAAZHJzL2Uyb0RvYy54bWysU9tu2zAMfR+wfxD0vtgumiY14hRFi24D ugvQ9QNkWYqFyaJGKbGzrx+lZEm3vg3zg0BS1CHPIb26mQbLdgqDAdfwalZyppyEzrhNw5+/Pbxb chaicJ2w4FTD9yrwm/XbN6vR1+oCerCdQkYgLtSjb3gfo6+LIsheDSLMwCtHlxpwEJFc3BQdipHQ B1tclOVVMQJ2HkGqECh6f7jk64yvtZLxi9ZBRWYbTr3FfGI+23QW65WoNyh8b+SxDfEPXQzCOCp6 groXUbAtmldQg5EIAXScSRgK0NpIlTkQm6r8i81TL7zKXEic4E8yhf8HKz/vnvxXTK0H/wjye2AO 7nrhNuoWEcZeiY7KVUmoYvShPj1ITqCnrB0/QUejFdsIWYNJ48AQSOuqXJbp40xb4z8knFSJaLMp z2B/moGaIpMUnF/NF8s5Z5KuqutqscgzKkSdUNNjjyG+VzCwZDQcacQZVOweQ0xdnlNSuoMHY20e s3V/BCgxRTKrRCTtTKjj1E6UncwWuj3xy0yIAm051esBf3I20sY0PPzYClSc2Y+ONLquLi/TimWH DHwZbX9HhZME0fDI2cG8i4d13Ho0mz6Jluk4uCU9tcmUzt0c+6VtyEyPm5vW7aWfs87/1/oXAAAA //8DAFBLAwQUAAYACAAAACEAI+V68dsAAAADAQAADwAAAGRycy9kb3ducmV2LnhtbEyPT0vDQBDF 70K/wzIFb3bTVqSmmRQRBPFPo1U8b7PTJJidjdltG799Ry96GXi8x3u/yVaDa9WB+tB4RphOElDE pbcNVwjvb3cXC1AhGram9UwI3xRglY/OMpNaf+RXOmxipaSEQ2oQ6hi7VOtQ1uRMmPiOWLyd752J IvtK294cpdy1epYkV9qZhmWhNh3d1lR+bvYOwX98Pdpi7Z61LtZP5f3l/OWhYMTz8XCzBBVpiH9h +MEXdMiFaev3bINqEeSR+HvFW1xPQW0R5skMdJ7p/+z5CQAA//8DAFBLAQItABQABgAIAAAAIQC2 gziS/gAAAOEBAAATAAAAAAAAAAAAAAAAAAAAAABbQ29udGVudF9UeXBlc10ueG1sUEsBAi0AFAAG AAgAAAAhADj9If/WAAAAlAEAAAsAAAAAAAAAAAAAAAAALwEAAF9yZWxzLy5yZWxzUEsBAi0AFAAG AAgAAAAhAEbfW4/lAQAApwMAAA4AAAAAAAAAAAAAAAAALgIAAGRycy9lMm9Eb2MueG1sUEsBAi0A FAAGAAgAAAAhACPlevHbAAAAAwEAAA8AAAAAAAAAAAAAAAAAPwQAAGRycy9kb3ducmV2LnhtbFBL BQYAAAAABAAEAPMAAABHBQAAAAA= " filled="f" fillcolor="#c0504d" stroked="f" strokecolor="#5c83b4" strokeweight="2.25pt">
                   <v:textbox inset=",0,,0">
                     <w:txbxContent>
                       <w:p>
